--- a/TCC/TCC-fullstack-projeto-prático.docx
+++ b/TCC/TCC-fullstack-projeto-prático.docx
@@ -2147,15 +2147,82 @@
         <w:pStyle w:val="CorpodoTexto"/>
       </w:pPr>
       <w:r>
-        <w:t>Apresentar os motivos que motivaram o desenvolvimento da solução que estás propondo</w:t>
-      </w:r>
-      <w:r>
-        <w:t>.</w:t>
-      </w:r>
-    </w:p>
-    <w:p>
-      <w:pPr>
-        <w:pStyle w:val="CorpodoTexto"/>
+        <w:t>A tecnologia, em sua constante evolução, oferece ferramentas poderosas para otimizar processos e, principalmente, aproximar instituições de seus públicos. No contexto da administração pública, essa aproximação é vital para a melhoria contínua dos serviços e para o fortalecimento da cidadania. Como gestor de projetos de TI na Subsecretaria de Tecnologia da Informação da Prefeitura de Manaus, tenho uma visão privilegiada não apenas dos desafios operacionais, mas também das imensas oportunidades que a tecnologia pode oferecer para transformar a vida do cidadão.</w:t>
+      </w:r>
+    </w:p>
+    <w:p>
+      <w:pPr>
+        <w:pStyle w:val="CorpodoTexto"/>
+      </w:pPr>
+      <w:r>
+        <w:t xml:space="preserve">Observa-se que, apesar dos esforços em modernização, ainda existe uma lacuna significativa na comunicação eficaz entre a população e a administração municipal. Muitas vezes, a distância entre o cidadão e os órgãos públicos dificulta que as demandas e ocorrências sejam comunicadas de forma direta, clara e que recebam um retorno transparente e ágil. Essa barreira, como identificado em </w:t>
+      </w:r>
+      <w:r>
+        <w:rPr>
+          <w:i/>
+          <w:iCs/>
+        </w:rPr>
+        <w:t>Memorial</w:t>
+      </w:r>
+      <w:r>
+        <w:t xml:space="preserve">, </w:t>
+      </w:r>
+      <w:r>
+        <w:rPr>
+          <w:i/>
+          <w:iCs/>
+        </w:rPr>
+        <w:t>Conexão com a solução a ser implementada</w:t>
+      </w:r>
+      <w:r>
+        <w:t>, impede que problemas sejam reportados de maneira intuitiva e que gestores possam oferecer soluções ou planos de ação de forma eficiente. A falta de um canal direto não só gera frustração na população, mas também priva a gestão pública de uma fonte rica de dados sobre as necessidades e os pontos de melhoria na cidade.</w:t>
+      </w:r>
+    </w:p>
+    <w:p>
+      <w:pPr>
+        <w:pStyle w:val="CorpodoTexto"/>
+      </w:pPr>
+      <w:r>
+        <w:t>É justamente nesse cenário que surge a motivação para a proposta deste trabalho. Vislumbra-se a necessidade e o potencial de uma ferramenta digital que sirva como ponte, aproximando o cidadão dos gestores da Prefeitura. A intenção é desenvolver uma solução que simplifique o processo de registro de problemas e ocorrências por parte do cidadão, permitindo que estas sejam direcionadas e tratadas por gestores públicos das esferas competentes – municipal, estadual ou federal.</w:t>
+      </w:r>
+    </w:p>
+    <w:p>
+      <w:pPr>
+        <w:pStyle w:val="CorpodoTexto"/>
+      </w:pPr>
+      <w:r>
+        <w:t xml:space="preserve">Portanto, este Trabalho de Conclusão de Curso propõe a implementação de um Sistema Colaborativo Cidadão-Governo. A premissa é clara: criar um canal direto e intuitivo para que o cidadão possa registrar suas demandas e, em contrapartida, oferecer aos gestores públicos a capacidade de atuar e responder a essas questões com transparência. Tal sistema não visa apenas democratizar o acesso à comunicação com o poder público, mas também, estrategicamente, fornecer à gestão </w:t>
+      </w:r>
+      <w:r>
+        <w:lastRenderedPageBreak/>
+        <w:t>uma base de dados robusta. Essa base de informações permitirá uma compreensão mais aprofundada das necessidades da população, viabilizando um direcionamento de esforços mais eficaz e pavimentando o caminho para futuras otimizações baseadas em análise de dados e, futuramente, com o apoio de inteligência artificial (Memorial, Conexão com a solução a ser implementada). Este projeto é, portanto, um passo fundamental para tornar a administração pública mais responsiva, transparente e orientada para as reais necessidades da população de Manaus.</w:t>
+      </w:r>
+    </w:p>
+    <w:p>
+      <w:pPr>
+        <w:pStyle w:val="CorpodoTexto"/>
+      </w:pPr>
+    </w:p>
+    <w:p>
+      <w:pPr>
+        <w:pStyle w:val="CorpodoTexto"/>
+        <w:rPr>
+          <w:highlight w:val="yellow"/>
+        </w:rPr>
+      </w:pPr>
+      <w:r>
+        <w:rPr>
+          <w:highlight w:val="yellow"/>
+        </w:rPr>
+        <w:t>Apresentar os motivos que motivaram o desenvolvimento da solução que estás propondo.</w:t>
+      </w:r>
+    </w:p>
+    <w:p>
+      <w:pPr>
+        <w:pStyle w:val="CorpodoTexto"/>
+        <w:rPr>
+          <w:highlight w:val="yellow"/>
+        </w:rPr>
       </w:pPr>
     </w:p>
     <w:p>
@@ -2317,14 +2384,203 @@
         <w:pStyle w:val="CorpodoTexto"/>
       </w:pPr>
       <w:r>
+        <w:t>A construção desta solução de TCC, embora focada em um produto final que visa aprimorar a interação entre a prefeitura e o cidadão, tem um propósito educacional e profissional ainda mais abrangente. Os objetivos delineados abaixo refletem tanto a aspiração de desenvolver um sistema funcional quanto o aprofundamento das competências técnicas e gerenciais que esta jornada proporciona.</w:t>
+      </w:r>
+    </w:p>
+    <w:p>
+      <w:pPr>
+        <w:pStyle w:val="CorpodoTexto"/>
+      </w:pPr>
+    </w:p>
+    <w:p>
+      <w:pPr>
+        <w:pStyle w:val="Ttulo2"/>
+        <w:ind w:left="1134" w:hanging="425"/>
+      </w:pPr>
+      <w:r>
+        <w:t>Objetivo Estratégico</w:t>
+      </w:r>
+    </w:p>
+    <w:p>
+      <w:pPr>
+        <w:pStyle w:val="CorpodoTexto"/>
+      </w:pPr>
+      <w:r>
+        <w:t xml:space="preserve">O principal objetivo estratégico que norteia o desenvolvimento desta solução é entender na prática as tecnologias envolvidas no desenvolvimento full </w:t>
+      </w:r>
+      <w:proofErr w:type="spellStart"/>
+      <w:r>
+        <w:t>stack</w:t>
+      </w:r>
+      <w:proofErr w:type="spellEnd"/>
+      <w:r>
+        <w:t xml:space="preserve"> e os conceitos de integração e entrega contínua (CI/CD). Essa imersão prática busca consolidar o conhecimento adquirido ao longo do curso, capacitando-me para uma atuação mais informada e eficaz na gestão de projetos de desenvolvimento de soluções de TI. A experiência em "colocar a mão na massa", mesmo que sem a pretensão de atuar como desenvolvedor em tempo integral, é fundamental para compreender os desafios técnicos, as complexidades e as melhores práticas que as equipes de desenvolvimento enfrentam no dia a dia. Isso, por sua vez, me permitirá planejar e gerenciar projetos com maior realismo e assertividade.</w:t>
+      </w:r>
+    </w:p>
+    <w:p>
+      <w:pPr>
+        <w:pStyle w:val="CorpodoTexto"/>
+      </w:pPr>
+    </w:p>
+    <w:p>
+      <w:pPr>
+        <w:pStyle w:val="Ttulo2"/>
+        <w:ind w:left="1134" w:hanging="425"/>
+      </w:pPr>
+      <w:r>
+        <w:t>Objetivos Específicos</w:t>
+      </w:r>
+    </w:p>
+    <w:p>
+      <w:pPr>
+        <w:pStyle w:val="CorpodoTexto"/>
+      </w:pPr>
+      <w:r>
+        <w:t>Para alcançar o objetivo estratégico de forma tangível e mensurável, foram estabelecidos os seguintes objetivos específicos, que guiarão as etapas de desenvolvimento da solução:</w:t>
+      </w:r>
+    </w:p>
+    <w:p>
+      <w:pPr>
+        <w:pStyle w:val="CorpodoTexto"/>
+      </w:pPr>
+    </w:p>
+    <w:p>
+      <w:pPr>
+        <w:pStyle w:val="Ttulo3"/>
+        <w:ind w:left="1701" w:hanging="709"/>
+      </w:pPr>
+      <w:r>
+        <w:t>Configurar todo o ambiente da solução</w:t>
+      </w:r>
+    </w:p>
+    <w:p>
+      <w:pPr>
+        <w:pStyle w:val="CorpodoTexto"/>
+      </w:pPr>
+      <w:r>
+        <w:t xml:space="preserve">Este objetivo envolve a seleção, instalação e configuração de todas as ferramentas, frameworks e serviços necessários para o funcionamento completo do </w:t>
+      </w:r>
+      <w:r>
+        <w:lastRenderedPageBreak/>
+        <w:t xml:space="preserve">sistema. Isso inclui, mas não se limita, à preparação do ambiente de desenvolvimento local, configuração do repositório de código, estabelecimento dos serviços de </w:t>
+      </w:r>
+      <w:proofErr w:type="spellStart"/>
+      <w:r>
+        <w:t>backend</w:t>
+      </w:r>
+      <w:proofErr w:type="spellEnd"/>
+      <w:r>
+        <w:t xml:space="preserve"> (Node.js/Express) e de </w:t>
+      </w:r>
+      <w:proofErr w:type="spellStart"/>
+      <w:r>
+        <w:t>frontend</w:t>
+      </w:r>
+      <w:proofErr w:type="spellEnd"/>
+      <w:r>
+        <w:t xml:space="preserve"> (React.js), integração com o banco de dados (</w:t>
+      </w:r>
+      <w:proofErr w:type="spellStart"/>
+      <w:r>
+        <w:t>Firebase</w:t>
+      </w:r>
+      <w:proofErr w:type="spellEnd"/>
+      <w:r>
+        <w:t xml:space="preserve"> </w:t>
+      </w:r>
+      <w:proofErr w:type="spellStart"/>
+      <w:r>
+        <w:t>Firestore</w:t>
+      </w:r>
+      <w:proofErr w:type="spellEnd"/>
+      <w:r>
+        <w:t>) e a configuração de mecanismos de autenticação (JWT). Esta etapa é crucial para garantir uma base sólida e funcional para o desenvolvimento.</w:t>
+      </w:r>
+    </w:p>
+    <w:p>
+      <w:pPr>
+        <w:pStyle w:val="CorpodoTexto"/>
+      </w:pPr>
+    </w:p>
+    <w:p>
+      <w:pPr>
+        <w:pStyle w:val="Ttulo3"/>
+        <w:ind w:left="1701" w:hanging="709"/>
+      </w:pPr>
+      <w:r>
+        <w:t>Implementar as principais funcionalidades da solução nas linguagens e tecnologias selecionadas</w:t>
+      </w:r>
+    </w:p>
+    <w:p>
+      <w:pPr>
+        <w:pStyle w:val="CorpodoTexto"/>
+      </w:pPr>
+      <w:r>
+        <w:t xml:space="preserve">Com o ambiente devidamente configurado, este objetivo foca na materialização das funcionalidades centrais do Sistema Colaborativo Cidadão-Governo. Isso abrange a codificação das interfaces de usuário responsivas com React.js e </w:t>
+      </w:r>
+      <w:proofErr w:type="spellStart"/>
+      <w:r>
+        <w:t>Tailwind</w:t>
+      </w:r>
+      <w:proofErr w:type="spellEnd"/>
+      <w:r>
+        <w:t xml:space="preserve"> CSS, o desenvolvimento das APIs no </w:t>
+      </w:r>
+      <w:proofErr w:type="spellStart"/>
+      <w:r>
+        <w:t>backend</w:t>
+      </w:r>
+      <w:proofErr w:type="spellEnd"/>
+      <w:r>
+        <w:t xml:space="preserve"> com Node.js e Express para gerenciar dados e lógica de negócio, e a integração dessas camadas com o </w:t>
+      </w:r>
+      <w:proofErr w:type="spellStart"/>
+      <w:r>
+        <w:t>Firebase</w:t>
+      </w:r>
+      <w:proofErr w:type="spellEnd"/>
+      <w:r>
+        <w:t xml:space="preserve"> </w:t>
+      </w:r>
+      <w:proofErr w:type="spellStart"/>
+      <w:r>
+        <w:t>Firestore</w:t>
+      </w:r>
+      <w:proofErr w:type="spellEnd"/>
+      <w:r>
+        <w:t xml:space="preserve"> para persistência e recuperação de informações. A implementação incluirá as rotinas de registro de ocorrências, acompanhamento pelo cidadão e gestão/resposta pelo gestor público, conforme o escopo definido.</w:t>
+      </w:r>
+    </w:p>
+    <w:p>
+      <w:pPr>
+        <w:pStyle w:val="CorpodoTexto"/>
+      </w:pPr>
+    </w:p>
+    <w:p>
+      <w:pPr>
+        <w:pStyle w:val="CorpodoTexto"/>
+        <w:rPr>
+          <w:highlight w:val="yellow"/>
+        </w:rPr>
+      </w:pPr>
+      <w:r>
+        <w:rPr>
+          <w:highlight w:val="yellow"/>
+        </w:rPr>
         <w:t>Aponte os objetivos estratégicos e específicos que buscas alcançar até o final desta proposta.</w:t>
       </w:r>
     </w:p>
     <w:p>
       <w:pPr>
         <w:pStyle w:val="CorpodoTexto"/>
-      </w:pPr>
-      <w:r>
+        <w:rPr>
+          <w:highlight w:val="yellow"/>
+        </w:rPr>
+      </w:pPr>
+      <w:r>
+        <w:rPr>
+          <w:highlight w:val="yellow"/>
+        </w:rPr>
         <w:t>Objetivo estratégico pode ser visto como aquilo que você deseja alcançar com o desenvolvimento da atividade. Alguns exemplos de objetivo estratégico são: (a) dominar uma dada tecnologia, (b) fazer avançar o seu conhecimento sobre gerenciamento, (c) melhorar seu conhecimento sobre o fluxo de projeto, (d) aprofundar seu conhecimento em uma plataforma específica, etc.</w:t>
       </w:r>
     </w:p>
@@ -2339,14 +2595,23 @@
         </w:sectPr>
       </w:pPr>
       <w:r>
+        <w:rPr>
+          <w:highlight w:val="yellow"/>
+        </w:rPr>
         <w:t xml:space="preserve">Objetivo específico detalha como cada objetivo estratégico pode ser alcançado. Por exemplo. Considere que seu objetivo estratégico é o de aprofundar seu conhecimento em computação em nuvem. Com isto, alguns dos objetivos específicos seriam: (a) realizar configuração básica de servidores na plataforma </w:t>
       </w:r>
       <w:proofErr w:type="spellStart"/>
       <w:r>
+        <w:rPr>
+          <w:highlight w:val="yellow"/>
+        </w:rPr>
         <w:t>amazon</w:t>
       </w:r>
       <w:proofErr w:type="spellEnd"/>
       <w:r>
+        <w:rPr>
+          <w:highlight w:val="yellow"/>
+        </w:rPr>
         <w:t>, (b) explorar scripts de elasticidade, (c) estudar questões de segurança na nuvem. Uma vez definidos os objetivos específicos, este devem cumpridos na elaboração do seu trabalho.</w:t>
       </w:r>
     </w:p>
@@ -2463,6 +2728,660 @@
         <w:pStyle w:val="CorpodoTexto"/>
       </w:pPr>
       <w:r>
+        <w:t>A concepção de qualquer solução digital eficaz, independentemente da tecnologia utilizada para seu desenvolvimento, inicia-se pelo profundo entendimento das necessidades e comportamentos de seus usuários. Nesta seção, detalharemos as jornadas do Cidadão (Usuário Externo) e do Servidor/Gestor (Usuário Interno), delineando os principais pontos de contato e interações com o Sistema Colaborativo Cidadão-Governo. O foco é garantir uma experiência intuitiva, eficiente e transparente para ambos os perfis, otimizando a comunicação e a resolução de demandas na Prefeitura de Manaus.</w:t>
+      </w:r>
+    </w:p>
+    <w:p>
+      <w:pPr>
+        <w:pStyle w:val="CorpodoTexto"/>
+      </w:pPr>
+    </w:p>
+    <w:p>
+      <w:pPr>
+        <w:pStyle w:val="Ttulo2"/>
+        <w:ind w:left="1134" w:hanging="425"/>
+      </w:pPr>
+      <w:r>
+        <w:t>Jornada do Cidadão (Módulo Externo)</w:t>
+      </w:r>
+    </w:p>
+    <w:p>
+      <w:pPr>
+        <w:pStyle w:val="CorpodoTexto"/>
+      </w:pPr>
+      <w:r>
+        <w:t>A jornada do cidadão é desenhada para ser a mais simplificada e acessível possível, removendo barreiras para o registro e acompanhamento de suas solicitações.</w:t>
+      </w:r>
+    </w:p>
+    <w:p>
+      <w:pPr>
+        <w:pStyle w:val="Ttulo3"/>
+        <w:ind w:left="1701" w:hanging="709"/>
+      </w:pPr>
+      <w:proofErr w:type="spellStart"/>
+      <w:r>
+        <w:t>Onboarding</w:t>
+      </w:r>
+      <w:proofErr w:type="spellEnd"/>
+      <w:r>
+        <w:t xml:space="preserve"> e Acesso</w:t>
+      </w:r>
+    </w:p>
+    <w:p>
+      <w:pPr>
+        <w:pStyle w:val="CorpodoTexto"/>
+        <w:numPr>
+          <w:ilvl w:val="0"/>
+          <w:numId w:val="9"/>
+        </w:numPr>
+      </w:pPr>
+      <w:r>
+        <w:t>Cadastro Simplificado: O processo de cadastro do cidadão será guiado, solicitando informações essenciais de forma clara. A ideia é reduzir as dúvidas, permitindo que o usuário crie sua conta rapidamente.</w:t>
+      </w:r>
+    </w:p>
+    <w:p>
+      <w:pPr>
+        <w:pStyle w:val="CorpodoTexto"/>
+        <w:numPr>
+          <w:ilvl w:val="0"/>
+          <w:numId w:val="9"/>
+        </w:numPr>
+      </w:pPr>
+      <w:r>
+        <w:t>Login Intuitivo: Após o cadastro, ou para retornos, o Login do cidadão oferecerá um acesso direto, com opções de recuperação de senha, pensando na usabilidade e na retenção do usuário.</w:t>
+      </w:r>
+    </w:p>
+    <w:p>
+      <w:pPr>
+        <w:pStyle w:val="Ttulo3"/>
+        <w:ind w:left="1701" w:hanging="709"/>
+      </w:pPr>
+      <w:r>
+        <w:t>Visibilidade e Acompanhamento das Demandas</w:t>
+      </w:r>
+    </w:p>
+    <w:p>
+      <w:pPr>
+        <w:pStyle w:val="CorpodoTexto"/>
+        <w:numPr>
+          <w:ilvl w:val="0"/>
+          <w:numId w:val="9"/>
+        </w:numPr>
+      </w:pPr>
+      <w:r>
+        <w:t>Dashboard Personalizado: A tela inicial apresentará um dashboard com gráfico por situação dos requerimentos do usuário. Essa visualização de dados tem o propósito de oferecer ao cidadão uma visão imediata e clara do status de suas próprias solicitações (</w:t>
+      </w:r>
+      <w:proofErr w:type="spellStart"/>
+      <w:r>
+        <w:t>Ex</w:t>
+      </w:r>
+      <w:proofErr w:type="spellEnd"/>
+      <w:r>
+        <w:t>: "Em Análise", "Em Atendimento", "Concluído").</w:t>
+      </w:r>
+    </w:p>
+    <w:p>
+      <w:pPr>
+        <w:pStyle w:val="CorpodoTexto"/>
+        <w:numPr>
+          <w:ilvl w:val="0"/>
+          <w:numId w:val="9"/>
+        </w:numPr>
+      </w:pPr>
+      <w:r>
+        <w:lastRenderedPageBreak/>
+        <w:t>Histórico Detalhado: A listagem de requerimentos já registrados permitirá ao cidadão consultar o histórico completo de suas interações. Idealmente, essa lista contará com filtros e opções de busca (por data, por status, por tipo de problema), facilitando a localização de um requerimento específico.</w:t>
+      </w:r>
+    </w:p>
+    <w:p>
+      <w:pPr>
+        <w:pStyle w:val="CorpodoTexto"/>
+        <w:numPr>
+          <w:ilvl w:val="0"/>
+          <w:numId w:val="9"/>
+        </w:numPr>
+      </w:pPr>
+      <w:r>
+        <w:t xml:space="preserve">Notificações: Para uma experiência ainda mais completa, </w:t>
+      </w:r>
+      <w:r>
+        <w:t>serão realizadas</w:t>
+      </w:r>
+      <w:r>
+        <w:t xml:space="preserve"> notificações proativas (</w:t>
+      </w:r>
+      <w:r>
+        <w:t xml:space="preserve">inicialmente apenas </w:t>
+      </w:r>
+      <w:r>
+        <w:t>via alerta no próprio sistema</w:t>
+      </w:r>
+      <w:r>
+        <w:t xml:space="preserve"> e, em uma versão posterior, via whatsapp</w:t>
+      </w:r>
+      <w:r>
+        <w:t xml:space="preserve">) sobre </w:t>
+      </w:r>
+      <w:r>
+        <w:t xml:space="preserve">o cadastro de novos requerimentos e </w:t>
+      </w:r>
+      <w:r>
+        <w:t>as atualizações de status. Isso garante que o cidadão esteja sempre ciente do progresso de sua solicitação sem a necessidade de checar o sistema constantemente, aumentando a transparência e a satisfação.</w:t>
+      </w:r>
+    </w:p>
+    <w:p>
+      <w:pPr>
+        <w:pStyle w:val="Ttulo3"/>
+        <w:ind w:left="1701" w:hanging="709"/>
+      </w:pPr>
+      <w:r>
+        <w:t>Registro de Novas Solicitações</w:t>
+      </w:r>
+    </w:p>
+    <w:p>
+      <w:pPr>
+        <w:pStyle w:val="CorpodoTexto"/>
+        <w:numPr>
+          <w:ilvl w:val="0"/>
+          <w:numId w:val="9"/>
+        </w:numPr>
+      </w:pPr>
+      <w:r>
+        <w:t xml:space="preserve">Formulário Guiado de Requerimento: O ponto central da jornada é o </w:t>
+      </w:r>
+      <w:r>
+        <w:t>r</w:t>
+      </w:r>
+      <w:r>
+        <w:t xml:space="preserve">egistro de novos requerimentos. Este processo será estruturado em um formulário intuitivo, com campos claros para descrever o problema, indicar a localização e, crucialmente, permitir </w:t>
+      </w:r>
+      <w:r>
+        <w:t>a anexação</w:t>
+      </w:r>
+      <w:r>
+        <w:t xml:space="preserve"> de mídias (fotos, vídeos) para contextualizar a ocorrência. A facilidade de uso é primordial para incentivar o engajamento do cidadão.</w:t>
+      </w:r>
+    </w:p>
+    <w:p>
+      <w:pPr>
+        <w:pStyle w:val="CorpodoTexto"/>
+        <w:numPr>
+          <w:ilvl w:val="0"/>
+          <w:numId w:val="9"/>
+        </w:numPr>
+      </w:pPr>
+      <w:r>
+        <w:t>Confirmação e Protocolo: Após o envio, o sistema deve fornecer uma confirmação imediata e um número de protocolo, garantindo ao cidadão que sua demanda foi registrada com sucesso.</w:t>
+      </w:r>
+    </w:p>
+    <w:p>
+      <w:pPr>
+        <w:pStyle w:val="Ttulo3"/>
+        <w:ind w:left="1701" w:hanging="709"/>
+      </w:pPr>
+      <w:r>
+        <w:t>Gestão de Perfil</w:t>
+      </w:r>
+    </w:p>
+    <w:p>
+      <w:pPr>
+        <w:pStyle w:val="CorpodoTexto"/>
+        <w:numPr>
+          <w:ilvl w:val="0"/>
+          <w:numId w:val="9"/>
+        </w:numPr>
+      </w:pPr>
+      <w:r>
+        <w:t xml:space="preserve">Controle do Usuário: O cidadão terá acesso a funcionalidades </w:t>
+      </w:r>
+      <w:proofErr w:type="gramStart"/>
+      <w:r>
+        <w:t>como Exibir</w:t>
+      </w:r>
+      <w:proofErr w:type="gramEnd"/>
+      <w:r>
+        <w:t xml:space="preserve"> perfil do cidadão</w:t>
+      </w:r>
+      <w:r>
+        <w:t>, com possibilidade de alterações,</w:t>
+      </w:r>
+      <w:r>
+        <w:t xml:space="preserve"> e Alteração de senha, concedendo-lhe autonomia sobre suas informações e segurança da conta.</w:t>
+      </w:r>
+    </w:p>
+    <w:p>
+      <w:pPr>
+        <w:pStyle w:val="CorpodoTexto"/>
+        <w:ind w:firstLine="0"/>
+      </w:pPr>
+    </w:p>
+    <w:p>
+      <w:pPr>
+        <w:pStyle w:val="Ttulo2"/>
+        <w:ind w:left="1134" w:hanging="425"/>
+      </w:pPr>
+      <w:r>
+        <w:t>Jornada do Servidor/Gestor (Módulo Interno)</w:t>
+      </w:r>
+    </w:p>
+    <w:p>
+      <w:pPr>
+        <w:pStyle w:val="CorpodoTexto"/>
+      </w:pPr>
+      <w:r>
+        <w:t>A jornada interna é otimizada para a eficiência operacional, oferecendo ferramentas para gestão, análise e resposta rápida às demandas.</w:t>
+      </w:r>
+    </w:p>
+    <w:p>
+      <w:pPr>
+        <w:pStyle w:val="CorpodoTexto"/>
+      </w:pPr>
+    </w:p>
+    <w:p>
+      <w:pPr>
+        <w:pStyle w:val="Ttulo3"/>
+        <w:ind w:left="1701" w:hanging="709"/>
+      </w:pPr>
+      <w:r>
+        <w:t>Acesso e Gestão Administrativa</w:t>
+      </w:r>
+    </w:p>
+    <w:p>
+      <w:pPr>
+        <w:pStyle w:val="CorpodoTexto"/>
+        <w:numPr>
+          <w:ilvl w:val="0"/>
+          <w:numId w:val="9"/>
+        </w:numPr>
+      </w:pPr>
+      <w:r>
+        <w:lastRenderedPageBreak/>
+        <w:t xml:space="preserve">Login </w:t>
+      </w:r>
+      <w:r>
+        <w:t>s</w:t>
+      </w:r>
+      <w:r>
+        <w:t xml:space="preserve">eguro: O </w:t>
+      </w:r>
+      <w:r>
+        <w:t>l</w:t>
+      </w:r>
+      <w:r>
+        <w:t>ogin do servidor será robusto</w:t>
+      </w:r>
+      <w:r>
+        <w:t xml:space="preserve"> e</w:t>
+      </w:r>
+      <w:r>
+        <w:t xml:space="preserve"> com autenticação segura, garantindo acesso restrito aos usuários autorizados.</w:t>
+      </w:r>
+    </w:p>
+    <w:p>
+      <w:pPr>
+        <w:pStyle w:val="CorpodoTexto"/>
+        <w:numPr>
+          <w:ilvl w:val="0"/>
+          <w:numId w:val="9"/>
+        </w:numPr>
+      </w:pPr>
+      <w:r>
+        <w:t xml:space="preserve">Gestão de Recursos: Funcionalidades como Cadastro do servidor, </w:t>
+      </w:r>
+      <w:proofErr w:type="gramStart"/>
+      <w:r>
+        <w:t>Manter</w:t>
+      </w:r>
+      <w:proofErr w:type="gramEnd"/>
+      <w:r>
+        <w:t xml:space="preserve"> unidade gestora (UG), Manter situação de solicitação e Atribuição de perfil configuram o backoffice administrativo. Elas permitem que administradores do sistema gerenciem usuários internos, organizem as estruturas das </w:t>
+      </w:r>
+      <w:proofErr w:type="spellStart"/>
+      <w:r>
+        <w:t>UGs</w:t>
+      </w:r>
+      <w:proofErr w:type="spellEnd"/>
+      <w:r>
+        <w:t xml:space="preserve"> e definam os fluxos de trabalho e status de requerimento, adaptando o sistema às necessidades da prefeitura. A </w:t>
+      </w:r>
+      <w:r>
+        <w:t xml:space="preserve">funcionalidade de </w:t>
+      </w:r>
+      <w:r>
+        <w:t>Atribuição de responsável pela Unidade Gestora é vital para a hierarquia e delegação de responsabilidades</w:t>
+      </w:r>
+      <w:r>
+        <w:t xml:space="preserve"> aos responsáveis pelos atendimentos dos requerimentos</w:t>
+      </w:r>
+      <w:r>
+        <w:t>.</w:t>
+      </w:r>
+    </w:p>
+    <w:p>
+      <w:pPr>
+        <w:pStyle w:val="CorpodoTexto"/>
+        <w:ind w:firstLine="0"/>
+      </w:pPr>
+    </w:p>
+    <w:p>
+      <w:pPr>
+        <w:pStyle w:val="Ttulo3"/>
+        <w:ind w:left="1701" w:hanging="709"/>
+      </w:pPr>
+      <w:r>
+        <w:t>Visão Estratégica e Operacional (Dashboard)</w:t>
+      </w:r>
+    </w:p>
+    <w:p>
+      <w:pPr>
+        <w:pStyle w:val="CorpodoTexto"/>
+        <w:numPr>
+          <w:ilvl w:val="0"/>
+          <w:numId w:val="9"/>
+        </w:numPr>
+      </w:pPr>
+      <w:r>
+        <w:t xml:space="preserve">Dashboard Analítico: O Dashboard da tela inicial para o módulo interno é uma ferramenta poderosa de business </w:t>
+      </w:r>
+      <w:proofErr w:type="spellStart"/>
+      <w:r>
+        <w:t>intelligence</w:t>
+      </w:r>
+      <w:proofErr w:type="spellEnd"/>
+      <w:r>
+        <w:t>. Ele consolidará uma série de gráficos e indicadores que fornecem uma visão 360° da operação:</w:t>
+      </w:r>
+    </w:p>
+    <w:p>
+      <w:pPr>
+        <w:pStyle w:val="CorpodoTexto"/>
+        <w:numPr>
+          <w:ilvl w:val="0"/>
+          <w:numId w:val="9"/>
+        </w:numPr>
+      </w:pPr>
+      <w:r>
+        <w:t>Requerimentos em geral por situação: Visão macro do estado das demandas</w:t>
+      </w:r>
+      <w:r>
+        <w:t>, totalizando por situação</w:t>
+      </w:r>
+      <w:r>
+        <w:t>.</w:t>
+      </w:r>
+    </w:p>
+    <w:p>
+      <w:pPr>
+        <w:pStyle w:val="CorpodoTexto"/>
+        <w:numPr>
+          <w:ilvl w:val="0"/>
+          <w:numId w:val="9"/>
+        </w:numPr>
+      </w:pPr>
+      <w:r>
+        <w:t>Requerimento por situação e por unidade gestora: Permite identificar a performance e os desafios específicos de cada equipe.</w:t>
+      </w:r>
+    </w:p>
+    <w:p>
+      <w:pPr>
+        <w:pStyle w:val="CorpodoTexto"/>
+        <w:numPr>
+          <w:ilvl w:val="0"/>
+          <w:numId w:val="9"/>
+        </w:numPr>
+      </w:pPr>
+      <w:r>
+        <w:t>Requerimento por bairro: Essencial para análise geográfica, possibilitando a priorização de ações em áreas com maior demanda ou recorrência de problemas.</w:t>
+      </w:r>
+    </w:p>
+    <w:p>
+      <w:pPr>
+        <w:pStyle w:val="CorpodoTexto"/>
+        <w:numPr>
+          <w:ilvl w:val="0"/>
+          <w:numId w:val="9"/>
+        </w:numPr>
+      </w:pPr>
+      <w:r>
+        <w:t xml:space="preserve">Unidades gestoras com mais requerimentos fora do prazo: Aponta diretamente para gargalos operacionais e </w:t>
+      </w:r>
+      <w:proofErr w:type="spellStart"/>
+      <w:r>
+        <w:t>UGs</w:t>
+      </w:r>
+      <w:proofErr w:type="spellEnd"/>
+      <w:r>
+        <w:t xml:space="preserve"> que necessitam de suporte.</w:t>
+      </w:r>
+    </w:p>
+    <w:p>
+      <w:pPr>
+        <w:pStyle w:val="CorpodoTexto"/>
+        <w:numPr>
+          <w:ilvl w:val="0"/>
+          <w:numId w:val="9"/>
+        </w:numPr>
+      </w:pPr>
+      <w:r>
+        <w:t xml:space="preserve">Unidade gestora com mais/menos requerimentos respondidos nos últimos 30 dias: Indicadores de produtividade e eficiência, que podem ser usados para reconhecimento ou para identificar </w:t>
+      </w:r>
+      <w:proofErr w:type="spellStart"/>
+      <w:r>
+        <w:t>UGs</w:t>
+      </w:r>
+      <w:proofErr w:type="spellEnd"/>
+      <w:r>
+        <w:t xml:space="preserve"> com dificuldades.</w:t>
+      </w:r>
+    </w:p>
+    <w:p>
+      <w:pPr>
+        <w:pStyle w:val="CorpodoTexto"/>
+        <w:numPr>
+          <w:ilvl w:val="0"/>
+          <w:numId w:val="9"/>
+        </w:numPr>
+      </w:pPr>
+      <w:r>
+        <w:lastRenderedPageBreak/>
+        <w:t>UX Focus: Os gráficos devem ser interativos, permitindo "</w:t>
+      </w:r>
+      <w:proofErr w:type="spellStart"/>
+      <w:r>
+        <w:t>drill-down</w:t>
+      </w:r>
+      <w:proofErr w:type="spellEnd"/>
+      <w:r>
+        <w:t>" para detalhes e exportação de relatórios, transformando dados brutos em insights acionáveis para o gestor.</w:t>
+      </w:r>
+    </w:p>
+    <w:p>
+      <w:pPr>
+        <w:pStyle w:val="CorpodoTexto"/>
+        <w:ind w:firstLine="0"/>
+      </w:pPr>
+    </w:p>
+    <w:p>
+      <w:pPr>
+        <w:pStyle w:val="Ttulo3"/>
+        <w:ind w:left="1701" w:hanging="709"/>
+      </w:pPr>
+      <w:r>
+        <w:t>Gestão e Resolução de Requerimentos</w:t>
+      </w:r>
+    </w:p>
+    <w:p>
+      <w:pPr>
+        <w:pStyle w:val="CorpodoTexto"/>
+        <w:numPr>
+          <w:ilvl w:val="0"/>
+          <w:numId w:val="9"/>
+        </w:numPr>
+      </w:pPr>
+      <w:r>
+        <w:t xml:space="preserve">Distribuição Inteligente: A </w:t>
+      </w:r>
+      <w:proofErr w:type="gramStart"/>
+      <w:r>
+        <w:t>funcionalidade Distribuir</w:t>
+      </w:r>
+      <w:proofErr w:type="gramEnd"/>
+      <w:r>
+        <w:t xml:space="preserve"> requerimento para servidor será crucial. Pode envolver a distribuição manual por um gestor ou</w:t>
+      </w:r>
+      <w:r>
+        <w:t xml:space="preserve">, em uma segunda versão, </w:t>
+      </w:r>
+      <w:r>
+        <w:t>mecanismos de automação baseados em regras (</w:t>
+      </w:r>
+      <w:proofErr w:type="spellStart"/>
+      <w:r>
+        <w:t>ex</w:t>
+      </w:r>
+      <w:proofErr w:type="spellEnd"/>
+      <w:r>
+        <w:t>: tipo de requerimento, localização) para direcionar a demanda ao servidor mais adequado, otimizando o workflow e reduzindo o tempo de resposta.</w:t>
+      </w:r>
+    </w:p>
+    <w:p>
+      <w:pPr>
+        <w:pStyle w:val="CorpodoTexto"/>
+        <w:numPr>
+          <w:ilvl w:val="0"/>
+          <w:numId w:val="9"/>
+        </w:numPr>
+      </w:pPr>
+      <w:r>
+        <w:t xml:space="preserve">Fluxo de Atendimento: O servidor, ao receber um requerimento, terá acesso a todos os detalhes fornecidos pelo cidadão. A ação </w:t>
+      </w:r>
+      <w:proofErr w:type="gramStart"/>
+      <w:r>
+        <w:t>de Responder</w:t>
+      </w:r>
+      <w:proofErr w:type="gramEnd"/>
+      <w:r>
+        <w:t xml:space="preserve"> requerimento será um formulário estruturado que permite ao servidor registrar a solução, anexar evidências (fotos da resolução, documentos) e atualizar o status da solicitação.</w:t>
+      </w:r>
+      <w:r>
+        <w:t xml:space="preserve"> Após isso, o requerimento será encaminhado ao responsável pela UG para aprovação da resposta e posterior encaminhamento automático ao cidadão.</w:t>
+      </w:r>
+    </w:p>
+    <w:p>
+      <w:pPr>
+        <w:pStyle w:val="CorpodoTexto"/>
+        <w:numPr>
+          <w:ilvl w:val="0"/>
+          <w:numId w:val="9"/>
+        </w:numPr>
+      </w:pPr>
+      <w:r>
+        <w:t xml:space="preserve">Histórico de Interações: Para cada requerimento, um histórico de todas as ações e comunicações (incluindo mudanças de status, atribuições e respostas) </w:t>
+      </w:r>
+      <w:r>
+        <w:t>é</w:t>
+      </w:r>
+      <w:r>
+        <w:t xml:space="preserve"> um valioso rastro de auditoria e ferramenta de colaboração interna, garantindo transparência e rastreabilidade do atendimento.</w:t>
+      </w:r>
+      <w:r>
+        <w:t xml:space="preserve"> Essa funcionalidade será implementada em uma segunda fase</w:t>
+      </w:r>
+      <w:r>
+        <w:t xml:space="preserve"> do projeto</w:t>
+      </w:r>
+      <w:r>
+        <w:t>.</w:t>
+      </w:r>
+    </w:p>
+    <w:p>
+      <w:pPr>
+        <w:pStyle w:val="CorpodoTexto"/>
+        <w:ind w:firstLine="0"/>
+      </w:pPr>
+    </w:p>
+    <w:p>
+      <w:pPr>
+        <w:pStyle w:val="Ttulo2"/>
+        <w:ind w:left="1134" w:hanging="425"/>
+      </w:pPr>
+      <w:r>
+        <w:t>Considerações de UX/UI para a Solução Global</w:t>
+      </w:r>
+    </w:p>
+    <w:p>
+      <w:pPr>
+        <w:pStyle w:val="CorpodoTexto"/>
+      </w:pPr>
+      <w:r>
+        <w:t>Para ambos os módulos, algumas premissas de UX/UI são universais:</w:t>
+      </w:r>
+    </w:p>
+    <w:p>
+      <w:pPr>
+        <w:pStyle w:val="CorpodoTexto"/>
+        <w:numPr>
+          <w:ilvl w:val="0"/>
+          <w:numId w:val="9"/>
+        </w:numPr>
+      </w:pPr>
+      <w:r>
+        <w:t>Responsividade: A interface será projetada para se adaptar fluidamente a diferentes dispositivos (desktop, tablet, mobile), garantindo acesso irrestrito.</w:t>
+      </w:r>
+    </w:p>
+    <w:p>
+      <w:pPr>
+        <w:pStyle w:val="CorpodoTexto"/>
+        <w:numPr>
+          <w:ilvl w:val="0"/>
+          <w:numId w:val="9"/>
+        </w:numPr>
+      </w:pPr>
+      <w:r>
+        <w:t>Acessibilidade: Boas práticas de acessibilidade serão consideradas para garantir que a solução possa ser utilizada pelo maior número possível de pessoas, incluindo aquelas com deficiências.</w:t>
+      </w:r>
+      <w:r>
+        <w:t xml:space="preserve"> </w:t>
+      </w:r>
+    </w:p>
+    <w:p>
+      <w:pPr>
+        <w:pStyle w:val="CorpodoTexto"/>
+        <w:numPr>
+          <w:ilvl w:val="0"/>
+          <w:numId w:val="9"/>
+        </w:numPr>
+      </w:pPr>
+      <w:r>
+        <w:lastRenderedPageBreak/>
+        <w:t>Consistência Visual: Um design system será empregado para manter a uniformidade de elementos visuais e interativos em toda a aplicação, facilitando o aprendizado e a navegação.</w:t>
+      </w:r>
+    </w:p>
+    <w:p>
+      <w:pPr>
+        <w:pStyle w:val="CorpodoTexto"/>
+        <w:numPr>
+          <w:ilvl w:val="0"/>
+          <w:numId w:val="9"/>
+        </w:numPr>
+      </w:pPr>
+      <w:r>
+        <w:t>Segurança: Todas as interações e dados serão protegidos por protocolos de segurança robustos, conforme a sensibilidade das informações envolvidas.</w:t>
+      </w:r>
+    </w:p>
+    <w:p>
+      <w:pPr>
+        <w:pStyle w:val="CorpodoTexto"/>
+      </w:pPr>
+    </w:p>
+    <w:p>
+      <w:pPr>
+        <w:pStyle w:val="CorpodoTexto"/>
+      </w:pPr>
+      <w:r>
+        <w:rPr>
+          <w:highlight w:val="yellow"/>
+        </w:rPr>
         <w:t>Independente de tecnologia a ser explorada, uma solução parte do entendimento de seu uso. Nesta seção, deve-se pensar nos casos de uso da solução a ser implementada.</w:t>
       </w:r>
     </w:p>
@@ -2645,14 +3564,610 @@
         <w:pStyle w:val="CorpodoTexto"/>
       </w:pPr>
       <w:r>
+        <w:t>A presente seção tem como objetivo detalhar o apelo mercadológico e o valor agregado da solução proposta – o Sistema Colaborativo Cidadão-Governo – no contexto da interação entre a população e a administração pública. Serão explorados os diferenciais que posicionam o sistema de forma estratégica no mercado, identificados os principais beneficiários e delineado um modelo de sustentabilidade para a sua implementação.</w:t>
+      </w:r>
+    </w:p>
+    <w:p>
+      <w:pPr>
+        <w:pStyle w:val="CorpodoTexto"/>
+      </w:pPr>
+    </w:p>
+    <w:p>
+      <w:pPr>
+        <w:pStyle w:val="Ttulo2"/>
+        <w:ind w:left="1134" w:hanging="425"/>
+      </w:pPr>
+      <w:r>
+        <w:t>Análise de soluções similares e posicionamento estratégico</w:t>
+      </w:r>
+    </w:p>
+    <w:p>
+      <w:pPr>
+        <w:pStyle w:val="CorpodoTexto"/>
+      </w:pPr>
+      <w:r>
+        <w:t>A crescente demanda por canais digitais eficientes que aproximem o cidadão da gestão pública impulsionou o surgimento de diversas plataformas e aplicativos. Reconhecer o cenário existente é fundamental para posicionar a proposta de valor do Sistema Colaborativo.</w:t>
+      </w:r>
+    </w:p>
+    <w:p>
+      <w:pPr>
+        <w:pStyle w:val="CorpodoTexto"/>
+      </w:pPr>
+      <w:r>
+        <w:t xml:space="preserve">Uma das soluções mais proeminentes e amplamente reconhecidas no Brasil, que opera na mesma linha de fomentar a participação cidadã e a comunicação com as prefeituras, é o COLAB. O COLAB se estabeleceu como uma rede social de civismo, permitindo que cidadãos registrem demandas, sugestões e reclamações que são publicadas e encaminhadas aos órgãos municipais parceiros. O aspecto central do modelo COLAB é a publicidade dos requerimentos, o que cria um ambiente de visibilidade para as questões levantadas pela população </w:t>
+      </w:r>
+      <w:r>
+        <w:rPr>
+          <w:highlight w:val="yellow"/>
+        </w:rPr>
+        <w:t>(Colab, [s.d.])</w:t>
+      </w:r>
+      <w:r>
+        <w:t>.</w:t>
+      </w:r>
+    </w:p>
+    <w:p>
+      <w:pPr>
+        <w:pStyle w:val="CorpodoTexto"/>
+      </w:pPr>
+      <w:r>
+        <w:t>Nesse cenário, o Sistema Colaborativo Cidadão-Governo se distingue por um diferencial estratégico e fundamental: a não publicidade dos requerimentos dos cidadãos. Enquanto a visibilidade pública pode, em alguns contextos, fomentar a agilidade na resolução de problemas, ela também pode gerar apreensão por parte das administrações públicas. Historicamente, a exposição pública de reclamações tem sido, em algumas situações, instrumentalizada por grupos de oposição política, transformando questões operacionais em ferramentas de disputa partidária.</w:t>
+      </w:r>
+    </w:p>
+    <w:p>
+      <w:pPr>
+        <w:pStyle w:val="CorpodoTexto"/>
+      </w:pPr>
+    </w:p>
+    <w:p>
+      <w:pPr>
+        <w:pStyle w:val="CorpodoTexto"/>
+      </w:pPr>
+      <w:r>
+        <w:lastRenderedPageBreak/>
+        <w:t>Esta característica de privacidade oferece um ambiente mais seguro e focado na resolução para os órgãos públicos. Ao garantir que as demandas dos cidadãos sejam tratadas de forma interna e controlada pelos gestores, sem a imediata exposição que pode ser politicamente sensível, o sistema reduz uma barreira significativa para a sua adoção. Essa abordagem encoraja uma maior adesão das secretarias e servidores públicos, permitindo que se concentrem na gestão eficaz das demandas reais da população, promovendo a eficiência sem a pressão adicionada de um escrutínio político-partidário constante. Isso transforma a ferramenta em um aliado estratégico para a gestão, e não em um potencial foco de fragilidade política.</w:t>
+      </w:r>
+    </w:p>
+    <w:p>
+      <w:pPr>
+        <w:pStyle w:val="CorpodoTexto"/>
+      </w:pPr>
+      <w:r>
+        <w:t>Outro ponto crucial de distinção e de forte apelo mercadológico da solução é a sua concepção e validação para ser utilizada em um contexto de Prefeitura de uma cidade grande, com mais de 2 milhões de habitantes</w:t>
+      </w:r>
+      <w:r>
+        <w:t>, como é Manaus</w:t>
+      </w:r>
+      <w:r>
+        <w:t>.</w:t>
+      </w:r>
+    </w:p>
+    <w:p>
+      <w:pPr>
+        <w:pStyle w:val="CorpodoTexto"/>
+      </w:pPr>
+      <w:r>
+        <w:t>O desenvolvimento e a implementação em um ambiente de alta complexidade e volume de usuários, característico de uma metrópole, atestam a robustez, a escalabilidade e a maturidade tecnológica da ferramenta. Uma solução que consegue operar de forma eficiente, processando um grande volume de dados e atendendo a uma população diversificada e numerosa, demonstra um nível elevado de preparo técnico. Essa capacidade de escala serve como uma "prova de conceito" de alto nível, indicando que a ferramenta está apta a lidar com demandas exigentes. Consequentemente, sua adaptação e implementação em prefeituras de menor porte se tornam mais simples e confiáveis, pois a base da solução já foi testada e aprovada em um cenário de grande exigência, oferecendo uma garantia de desempenho e estabilidade inquestionável para mercados menores.</w:t>
+      </w:r>
+    </w:p>
+    <w:p>
+      <w:pPr>
+        <w:pStyle w:val="CorpodoTexto"/>
+      </w:pPr>
+    </w:p>
+    <w:p>
+      <w:pPr>
+        <w:pStyle w:val="Ttulo2"/>
+        <w:ind w:left="1134" w:hanging="425"/>
+      </w:pPr>
+      <w:r>
+        <w:t>Beneficiários da Solução</w:t>
+      </w:r>
+    </w:p>
+    <w:p>
+      <w:pPr>
+        <w:pStyle w:val="CorpodoTexto"/>
+      </w:pPr>
+      <w:r>
+        <w:t>A implementação do Sistema Colaborativo Cidadão-Governo gera valor multidimensional, beneficiando diretamente e indiretamente diversos atores:</w:t>
+      </w:r>
+    </w:p>
+    <w:p>
+      <w:pPr>
+        <w:pStyle w:val="CorpodoTexto"/>
+      </w:pPr>
+    </w:p>
+    <w:p>
+      <w:pPr>
+        <w:pStyle w:val="Ttulo3"/>
+        <w:ind w:left="1701" w:hanging="709"/>
+      </w:pPr>
+      <w:r>
+        <w:t>Cidadãos</w:t>
+      </w:r>
+    </w:p>
+    <w:p>
+      <w:pPr>
+        <w:pStyle w:val="CorpodoTexto"/>
+        <w:numPr>
+          <w:ilvl w:val="0"/>
+          <w:numId w:val="9"/>
+        </w:numPr>
+      </w:pPr>
+      <w:r>
+        <w:t>Acesso Descomplicado: Oferece um canal intuitivo e acessível para o registro de problemas e a comunicação direta com a prefeitura, reduzindo a burocracia e as barreiras físicas.</w:t>
+      </w:r>
+    </w:p>
+    <w:p>
+      <w:pPr>
+        <w:pStyle w:val="CorpodoTexto"/>
+        <w:numPr>
+          <w:ilvl w:val="0"/>
+          <w:numId w:val="9"/>
+        </w:numPr>
+      </w:pPr>
+      <w:r>
+        <w:t xml:space="preserve">Transparência e </w:t>
+      </w:r>
+      <w:r>
+        <w:t>a</w:t>
+      </w:r>
+      <w:r>
+        <w:t xml:space="preserve">companhamento </w:t>
+      </w:r>
+      <w:r>
+        <w:t>e</w:t>
+      </w:r>
+      <w:r>
+        <w:t xml:space="preserve">fetivo: Permite que o cidadão acompanhe o status de sua solicitação em tempo real, recebendo </w:t>
+      </w:r>
+      <w:r>
+        <w:lastRenderedPageBreak/>
+        <w:t>feedback claro sobre a resolução ou o plano de ação, o que fomenta a confiança na administração pública.</w:t>
+      </w:r>
+    </w:p>
+    <w:p>
+      <w:pPr>
+        <w:pStyle w:val="CorpodoTexto"/>
+        <w:numPr>
+          <w:ilvl w:val="0"/>
+          <w:numId w:val="9"/>
+        </w:numPr>
+      </w:pPr>
+      <w:r>
+        <w:t xml:space="preserve">Engajamento </w:t>
+      </w:r>
+      <w:r>
+        <w:t>c</w:t>
+      </w:r>
+      <w:r>
+        <w:t>ívico: Facilita a participação ativa na melhoria contínua da cidade, transformando o cidadão em um agente colaborativo na gestão urbana.</w:t>
+      </w:r>
+    </w:p>
+    <w:p>
+      <w:pPr>
+        <w:pStyle w:val="CorpodoTexto"/>
+        <w:ind w:firstLine="0"/>
+      </w:pPr>
+    </w:p>
+    <w:p>
+      <w:pPr>
+        <w:pStyle w:val="Ttulo3"/>
+        <w:ind w:left="1701" w:hanging="709"/>
+      </w:pPr>
+      <w:r>
+        <w:t xml:space="preserve">Gestores </w:t>
+      </w:r>
+      <w:r>
+        <w:t>p</w:t>
+      </w:r>
+      <w:r>
+        <w:t>úblicos e Setores da Administração Municipal</w:t>
+      </w:r>
+    </w:p>
+    <w:p>
+      <w:pPr>
+        <w:pStyle w:val="CorpodoTexto"/>
+        <w:numPr>
+          <w:ilvl w:val="0"/>
+          <w:numId w:val="9"/>
+        </w:numPr>
+      </w:pPr>
+      <w:r>
+        <w:t xml:space="preserve">Otimização de </w:t>
+      </w:r>
+      <w:r>
+        <w:t>f</w:t>
+      </w:r>
+      <w:r>
+        <w:t xml:space="preserve">luxos de </w:t>
+      </w:r>
+      <w:r>
+        <w:t>t</w:t>
+      </w:r>
+      <w:r>
+        <w:t>rabalho: Centraliza e organiza todas as demandas, permitindo uma gestão mais eficiente, priorização de atendimentos e alocação estratégica de recursos.</w:t>
+      </w:r>
+    </w:p>
+    <w:p>
+      <w:pPr>
+        <w:pStyle w:val="CorpodoTexto"/>
+        <w:numPr>
+          <w:ilvl w:val="0"/>
+          <w:numId w:val="9"/>
+        </w:numPr>
+      </w:pPr>
+      <w:r>
+        <w:t xml:space="preserve">Inteligência de </w:t>
+      </w:r>
+      <w:r>
+        <w:t>d</w:t>
+      </w:r>
+      <w:r>
+        <w:t>ados: Constrói uma base de dados rica e estruturada sobre as necessidades da população, possibilitando a análise de padrões, identificação de áreas críticas e embasamento para decisões políticas e urbanísticas mais assertivas.</w:t>
+      </w:r>
+    </w:p>
+    <w:p>
+      <w:pPr>
+        <w:pStyle w:val="CorpodoTexto"/>
+        <w:numPr>
+          <w:ilvl w:val="0"/>
+          <w:numId w:val="9"/>
+        </w:numPr>
+      </w:pPr>
+      <w:r>
+        <w:t xml:space="preserve">Modernização da </w:t>
+      </w:r>
+      <w:r>
+        <w:t>g</w:t>
+      </w:r>
+      <w:r>
+        <w:t>estão: Projeta uma imagem de proatividade e inovação, alinhada com as tendências de cidades inteligentes e e-governança, fortalecendo a credibilidade da instituição.</w:t>
+      </w:r>
+    </w:p>
+    <w:p>
+      <w:pPr>
+        <w:pStyle w:val="CorpodoTexto"/>
+        <w:numPr>
+          <w:ilvl w:val="0"/>
+          <w:numId w:val="9"/>
+        </w:numPr>
+      </w:pPr>
+      <w:r>
+        <w:t xml:space="preserve">Ambiente de </w:t>
+      </w:r>
+      <w:r>
+        <w:t>t</w:t>
+      </w:r>
+      <w:r>
+        <w:t xml:space="preserve">rabalho </w:t>
+      </w:r>
+      <w:r>
+        <w:t>m</w:t>
+      </w:r>
+      <w:r>
+        <w:t xml:space="preserve">ais </w:t>
+      </w:r>
+      <w:r>
+        <w:t>p</w:t>
+      </w:r>
+      <w:r>
+        <w:t>rodutivo: Ao proteger os requerimentos de exposição pública indiscriminada, a solução minimiza a pressão externa indevida, permitindo que as equipes se concentrem nas soluções técnicas e administrativas.</w:t>
+      </w:r>
+    </w:p>
+    <w:p>
+      <w:pPr>
+        <w:pStyle w:val="CorpodoTexto"/>
+        <w:ind w:firstLine="0"/>
+      </w:pPr>
+    </w:p>
+    <w:p>
+      <w:pPr>
+        <w:pStyle w:val="Ttulo3"/>
+        <w:ind w:left="1701" w:hanging="709"/>
+      </w:pPr>
+      <w:r>
+        <w:t>Municipalidade</w:t>
+      </w:r>
+    </w:p>
+    <w:p>
+      <w:pPr>
+        <w:pStyle w:val="CorpodoTexto"/>
+        <w:numPr>
+          <w:ilvl w:val="0"/>
+          <w:numId w:val="9"/>
+        </w:numPr>
+      </w:pPr>
+      <w:r>
+        <w:t>Melhoria</w:t>
+      </w:r>
+      <w:r>
+        <w:t xml:space="preserve"> </w:t>
+      </w:r>
+      <w:r>
+        <w:t>c</w:t>
+      </w:r>
+      <w:r>
+        <w:t xml:space="preserve">ontínua dos </w:t>
+      </w:r>
+      <w:r>
+        <w:t>s</w:t>
+      </w:r>
+      <w:r>
+        <w:t xml:space="preserve">erviços: O ciclo de feedback e resolução de problemas contribui para aprimorar os serviços públicos, elevando </w:t>
+      </w:r>
+      <w:r>
+        <w:t xml:space="preserve">gradativamente </w:t>
+      </w:r>
+      <w:r>
+        <w:t>a qualidade de vida dos moradores.</w:t>
+      </w:r>
+    </w:p>
+    <w:p>
+      <w:pPr>
+        <w:pStyle w:val="CorpodoTexto"/>
+        <w:numPr>
+          <w:ilvl w:val="0"/>
+          <w:numId w:val="9"/>
+        </w:numPr>
+      </w:pPr>
+      <w:r>
+        <w:t xml:space="preserve">Eficiência e </w:t>
+      </w:r>
+      <w:r>
+        <w:t>r</w:t>
+      </w:r>
+      <w:r>
+        <w:t xml:space="preserve">edução de </w:t>
+      </w:r>
+      <w:r>
+        <w:t>c</w:t>
+      </w:r>
+      <w:r>
+        <w:t>ustos: A gestão otimizada das demandas pode levar à redução de custos operacionais e ao uso mais eficaz do orçamento público.</w:t>
+      </w:r>
+    </w:p>
+    <w:p>
+      <w:pPr>
+        <w:pStyle w:val="CorpodoTexto"/>
+        <w:numPr>
+          <w:ilvl w:val="0"/>
+          <w:numId w:val="9"/>
+        </w:numPr>
+      </w:pPr>
+      <w:r>
+        <w:t xml:space="preserve">Atração de </w:t>
+      </w:r>
+      <w:r>
+        <w:t>i</w:t>
+      </w:r>
+      <w:r>
+        <w:t>nvestimentos: Uma administração pública eficiente e transparente, que se relaciona bem com seus cidadãos, torna a cidade mais atraente para novos investimentos e talentos.</w:t>
+      </w:r>
+    </w:p>
+    <w:p>
+      <w:pPr>
+        <w:pStyle w:val="CorpodoTexto"/>
+        <w:ind w:firstLine="0"/>
+      </w:pPr>
+    </w:p>
+    <w:p>
+      <w:pPr>
+        <w:pStyle w:val="Ttulo2"/>
+        <w:ind w:left="1134" w:hanging="425"/>
+      </w:pPr>
+      <w:r>
+        <w:lastRenderedPageBreak/>
+        <w:t xml:space="preserve">Modelo de </w:t>
+      </w:r>
+      <w:r>
+        <w:t>n</w:t>
+      </w:r>
+      <w:r>
+        <w:t xml:space="preserve">egócio e Sustentabilidade da </w:t>
+      </w:r>
+      <w:r>
+        <w:t>p</w:t>
+      </w:r>
+      <w:r>
+        <w:t>roposta</w:t>
+      </w:r>
+    </w:p>
+    <w:p>
+      <w:pPr>
+        <w:pStyle w:val="CorpodoTexto"/>
+      </w:pPr>
+      <w:r>
+        <w:t>A sustentabilidade de uma solução tecnológica voltada para o setor público requer um modelo de negócio que harmonize a geração de valor com a viabilidade financeira. Para o Sistema Colaborativo Cidadão-Governo, o modelo mais adequado seria o de Software as a Service (SaaS), com foco em licenciamento para governos</w:t>
+      </w:r>
+      <w:r>
+        <w:t xml:space="preserve"> e implantação / treinamento</w:t>
+      </w:r>
+      <w:r>
+        <w:t>.</w:t>
+      </w:r>
+    </w:p>
+    <w:p>
+      <w:pPr>
+        <w:pStyle w:val="CorpodoTexto"/>
+      </w:pPr>
+    </w:p>
+    <w:p>
+      <w:pPr>
+        <w:pStyle w:val="Ttulo3"/>
+        <w:ind w:left="1701" w:hanging="709"/>
+      </w:pPr>
+      <w:r>
+        <w:t>Licenciamento por Assinatura (SaaS)</w:t>
+      </w:r>
+    </w:p>
+    <w:p>
+      <w:pPr>
+        <w:pStyle w:val="CorpodoTexto"/>
+        <w:numPr>
+          <w:ilvl w:val="0"/>
+          <w:numId w:val="9"/>
+        </w:numPr>
+      </w:pPr>
+      <w:r>
+        <w:t>Taxa de Implementação Inicial: Um valor único para cobrir os custos de personalização da plataforma para as necessidades específicas da prefeitura, integração com sistemas legados (se houver) e capacitação inicial das equipes.</w:t>
+      </w:r>
+    </w:p>
+    <w:p>
+      <w:pPr>
+        <w:pStyle w:val="CorpodoTexto"/>
+        <w:numPr>
+          <w:ilvl w:val="0"/>
+          <w:numId w:val="9"/>
+        </w:numPr>
+      </w:pPr>
+      <w:r>
+        <w:t xml:space="preserve">Mensalidade ou </w:t>
+      </w:r>
+      <w:r>
+        <w:t>a</w:t>
+      </w:r>
+      <w:r>
+        <w:t xml:space="preserve">nuidade </w:t>
+      </w:r>
+      <w:r>
+        <w:t>r</w:t>
+      </w:r>
+      <w:r>
+        <w:t>ecorrente: Uma cobrança periódica (mensal ou anual) que garantiria o acesso à plataforma, incluindo serviços essenciais como hospedagem segura, suporte técnico especializado, manutenções preventivas e corretivas, e acesso a todas as atualizações e novas funcionalidades desenvolvidas. O valor poderia ser escalonado com base no porte do município (número de habitantes), no volume de requisições processadas ou na quantidade de usuários ativos.</w:t>
+      </w:r>
+    </w:p>
+    <w:p>
+      <w:pPr>
+        <w:pStyle w:val="CorpodoTexto"/>
+        <w:ind w:firstLine="0"/>
+      </w:pPr>
+    </w:p>
+    <w:p>
+      <w:pPr>
+        <w:pStyle w:val="Ttulo3"/>
+        <w:ind w:left="1701" w:hanging="709"/>
+      </w:pPr>
+      <w:r>
+        <w:t xml:space="preserve">Módulos e </w:t>
+      </w:r>
+      <w:r>
+        <w:t>f</w:t>
+      </w:r>
+      <w:r>
+        <w:t>uncionalidades Premium</w:t>
+      </w:r>
+    </w:p>
+    <w:p>
+      <w:pPr>
+        <w:pStyle w:val="CorpodoTexto"/>
+        <w:numPr>
+          <w:ilvl w:val="0"/>
+          <w:numId w:val="9"/>
+        </w:numPr>
+      </w:pPr>
+      <w:r>
+        <w:t xml:space="preserve">Customização </w:t>
+      </w:r>
+      <w:r>
+        <w:t>a</w:t>
+      </w:r>
+      <w:r>
+        <w:t xml:space="preserve">vançada: Oferecimento de pacotes de funcionalidades adicionais que podem ser contratados separadamente, como painéis de Business </w:t>
+      </w:r>
+      <w:proofErr w:type="spellStart"/>
+      <w:r>
+        <w:t>Intelligence</w:t>
+      </w:r>
+      <w:proofErr w:type="spellEnd"/>
+      <w:r>
+        <w:t xml:space="preserve"> (BI) para análises preditivas mais profundas, integração com inteligência artificial para categorização automática e análise de sentimento das demandas, ou módulos de comunicação proativa com a população.</w:t>
+      </w:r>
+    </w:p>
+    <w:p>
+      <w:pPr>
+        <w:pStyle w:val="CorpodoTexto"/>
+        <w:numPr>
+          <w:ilvl w:val="0"/>
+          <w:numId w:val="9"/>
+        </w:numPr>
+      </w:pPr>
+      <w:r>
+        <w:t>Consultoria Especializada: Serviços de consultoria para auxiliar as prefeituras na otimização de seus processos internos com base nos dados gerados pela plataforma, no desenvolvimento de estratégias de comunicação cidadã ou na implementação de políticas públicas orientadas por dados.</w:t>
+      </w:r>
+    </w:p>
+    <w:p>
+      <w:pPr>
+        <w:pStyle w:val="CorpodoTexto"/>
+        <w:ind w:firstLine="0"/>
+      </w:pPr>
+    </w:p>
+    <w:p>
+      <w:pPr>
+        <w:pStyle w:val="Ttulo3"/>
+        <w:ind w:left="1701" w:hanging="709"/>
+      </w:pPr>
+      <w:r>
+        <w:t xml:space="preserve">Capacitação e Treinamento </w:t>
+      </w:r>
+      <w:r>
+        <w:t>c</w:t>
+      </w:r>
+      <w:r>
+        <w:t>ontínuo</w:t>
+      </w:r>
+    </w:p>
+    <w:p>
+      <w:pPr>
+        <w:pStyle w:val="CorpodoTexto"/>
+        <w:numPr>
+          <w:ilvl w:val="0"/>
+          <w:numId w:val="9"/>
+        </w:numPr>
+      </w:pPr>
+      <w:r>
+        <w:lastRenderedPageBreak/>
+        <w:t>Oferta de programas de treinamento para novos gestores e equipes, garantindo que a utilização da plataforma seja maximizada e que os municípios extraiam o máximo valor da ferramenta.</w:t>
+      </w:r>
+    </w:p>
+    <w:p>
+      <w:pPr>
+        <w:pStyle w:val="CorpodoTexto"/>
+      </w:pPr>
+      <w:r>
+        <w:t>Este modelo de negócio não só garante a sustentabilidade e a evolução contínua do Sistema Colaborativo Cidadão-Governo, mas também se alinha com a tendência de modernização da gestão pública, permitindo que as prefeituras acessem uma ferramenta de alta tecnologia sem a necessidade de grandes investimentos iniciais em infraestrutura ou desenvolvimento interno. A flexibilidade do SaaS permite que municípios de diferentes portes e com diferentes capacidades orçamentárias possam se beneficiar da solução.</w:t>
+      </w:r>
+    </w:p>
+    <w:p>
+      <w:pPr>
+        <w:pStyle w:val="CorpodoTexto"/>
+      </w:pPr>
+    </w:p>
+    <w:p>
+      <w:pPr>
+        <w:pStyle w:val="CorpodoTexto"/>
+        <w:rPr>
+          <w:highlight w:val="yellow"/>
+        </w:rPr>
+      </w:pPr>
+      <w:r>
+        <w:rPr>
+          <w:highlight w:val="yellow"/>
+        </w:rPr>
         <w:t xml:space="preserve">A solução a ser implementada pode ter diferentes interesses. Apesar disto, o pensamento voltado para o mercado é importante. Dito isto, apresente soluções que vão na mesma linha da sua proposta. Lembre-se que o objetivo desta não é a criação de uma solução original ou inovadora. Logo, a existência de soluções que sejam próximas não é </w:t>
       </w:r>
       <w:proofErr w:type="gramStart"/>
       <w:r>
+        <w:rPr>
+          <w:highlight w:val="yellow"/>
+        </w:rPr>
         <w:t>visto</w:t>
       </w:r>
       <w:proofErr w:type="gramEnd"/>
       <w:r>
+        <w:rPr>
+          <w:highlight w:val="yellow"/>
+        </w:rPr>
         <w:t xml:space="preserve"> como um problema.</w:t>
       </w:r>
     </w:p>
@@ -2661,38 +4176,11 @@
         <w:pStyle w:val="CorpodoTexto"/>
       </w:pPr>
       <w:r>
+        <w:rPr>
+          <w:highlight w:val="yellow"/>
+        </w:rPr>
         <w:t>Definida a sua solução, elabore o lado empreendedor da construção da solução. Quais pessoas se beneficiariam? Qual modelo de negócio poderia ser aplicado para sustentar sua proposta?</w:t>
       </w:r>
-    </w:p>
-    <w:p>
-      <w:pPr>
-        <w:pStyle w:val="CorpodoTexto"/>
-      </w:pPr>
-    </w:p>
-    <w:p>
-      <w:pPr>
-        <w:pStyle w:val="CorpodoTexto"/>
-      </w:pPr>
-    </w:p>
-    <w:p>
-      <w:pPr>
-        <w:pStyle w:val="CorpodoTexto"/>
-      </w:pPr>
-    </w:p>
-    <w:p>
-      <w:pPr>
-        <w:pStyle w:val="CorpodoTexto"/>
-      </w:pPr>
-    </w:p>
-    <w:p>
-      <w:pPr>
-        <w:pStyle w:val="CorpodoTexto"/>
-      </w:pPr>
-    </w:p>
-    <w:p>
-      <w:pPr>
-        <w:pStyle w:val="CorpodoTexto"/>
-      </w:pPr>
     </w:p>
     <w:p>
       <w:pPr>
@@ -2779,6 +4267,7 @@
       </w:pPr>
       <w:bookmarkStart w:id="8" w:name="_Toc122038693"/>
       <w:r>
+        <w:lastRenderedPageBreak/>
         <w:t>Ciclo de desenvolvimento da solução</w:t>
       </w:r>
       <w:bookmarkEnd w:id="8"/>
@@ -2876,6 +4365,769 @@
         <w:pStyle w:val="CorpodoTexto"/>
       </w:pPr>
       <w:r>
+        <w:t xml:space="preserve">O desenvolvimento de uma solução robusta e adaptável, como o Sistema Colaborativo Cidadão-Governo, exige uma abordagem que não apenas organize as etapas, mas também garanta a qualidade, a colaboração e a capacidade de resposta a mudanças. </w:t>
+      </w:r>
+      <w:r>
+        <w:t>Deste modo</w:t>
+      </w:r>
+      <w:r>
+        <w:t>, o ciclo de desenvolvimento da presente solução será interativo e incremental, utilizando as boas práticas da metodologia ágil Scrum.</w:t>
+      </w:r>
+    </w:p>
+    <w:p>
+      <w:pPr>
+        <w:pStyle w:val="CorpodoTexto"/>
+      </w:pPr>
+    </w:p>
+    <w:p>
+      <w:pPr>
+        <w:pStyle w:val="Ttulo2"/>
+        <w:ind w:left="1134" w:hanging="425"/>
+      </w:pPr>
+      <w:r>
+        <w:t xml:space="preserve">Abordagem </w:t>
+      </w:r>
+      <w:r>
+        <w:t>m</w:t>
+      </w:r>
+      <w:r>
+        <w:t>etodológica: Scrum</w:t>
+      </w:r>
+    </w:p>
+    <w:p>
+      <w:pPr>
+        <w:pStyle w:val="CorpodoTexto"/>
+      </w:pPr>
+      <w:r>
+        <w:t xml:space="preserve">O Scrum é um framework para desenvolver e manter produtos complexos, caracterizado por ser leve, simples de entender e difícil de dominar </w:t>
+      </w:r>
+      <w:r>
+        <w:rPr>
+          <w:highlight w:val="yellow"/>
+        </w:rPr>
+        <w:t>(SCHWABER; SUTHERLAND, 2020)</w:t>
+      </w:r>
+      <w:r>
+        <w:t>. Sua natureza interativa e incremental permite que a solução seja construída em pequenas partes funcionais (incrementos), revisitando e aprimorando o produto ao longo de ciclos de tempo fixos, conhecidos como Sprints. Esta abordagem contrasta com modelos sequenciais, oferecendo maior flexibilidade e permitindo a incorporação de feedback contínuo.</w:t>
+      </w:r>
+    </w:p>
+    <w:p>
+      <w:pPr>
+        <w:pStyle w:val="CorpodoTexto"/>
+      </w:pPr>
+    </w:p>
+    <w:p>
+      <w:pPr>
+        <w:pStyle w:val="Ttulo3"/>
+        <w:ind w:left="1701" w:hanging="709"/>
+      </w:pPr>
+      <w:r>
+        <w:t xml:space="preserve">Etapas do </w:t>
+      </w:r>
+      <w:r>
+        <w:t>c</w:t>
+      </w:r>
+      <w:r>
+        <w:t xml:space="preserve">iclo de </w:t>
+      </w:r>
+      <w:r>
+        <w:t>d</w:t>
+      </w:r>
+      <w:r>
+        <w:t>esenvolvimento (Sprints)</w:t>
+      </w:r>
+    </w:p>
+    <w:p>
+      <w:pPr>
+        <w:pStyle w:val="CorpodoTexto"/>
+        <w:ind w:firstLine="993"/>
+      </w:pPr>
+      <w:r>
+        <w:t xml:space="preserve">As etapas do desenvolvimento serão organizadas em Sprints, que são iterações de duração fixa (tipicamente de uma a quatro semanas). Cada Sprint tem como objetivo entregar um "Incremento" de software potencialmente utilizável e pronto para o uso. As principais atividades dentro de um Sprint incluem </w:t>
+      </w:r>
+      <w:r>
+        <w:rPr>
+          <w:highlight w:val="yellow"/>
+        </w:rPr>
+        <w:t>(SCHWABER; SUTHERLAND, 2020)</w:t>
+      </w:r>
+      <w:r>
+        <w:t>:</w:t>
+      </w:r>
+    </w:p>
+    <w:p>
+      <w:pPr>
+        <w:pStyle w:val="CorpodoTexto"/>
+        <w:numPr>
+          <w:ilvl w:val="0"/>
+          <w:numId w:val="9"/>
+        </w:numPr>
+      </w:pPr>
+      <w:r>
+        <w:t xml:space="preserve">Sprint Planning: No início de cada Sprint, a equipe seleciona os itens do </w:t>
+      </w:r>
+      <w:proofErr w:type="spellStart"/>
+      <w:r>
+        <w:t>Product</w:t>
+      </w:r>
+      <w:proofErr w:type="spellEnd"/>
+      <w:r>
+        <w:t xml:space="preserve"> Backlog a serem desenvolvidos, definindo o "o quê" e o "como" será feito.</w:t>
+      </w:r>
+    </w:p>
+    <w:p>
+      <w:pPr>
+        <w:pStyle w:val="CorpodoTexto"/>
+        <w:numPr>
+          <w:ilvl w:val="0"/>
+          <w:numId w:val="9"/>
+        </w:numPr>
+      </w:pPr>
+      <w:r>
+        <w:t>Daily Scrum: Reuniões diárias curtas para sincronizar atividades e planejar o trabalho das próximas 24 horas, identificando impedimentos.</w:t>
+      </w:r>
+    </w:p>
+    <w:p>
+      <w:pPr>
+        <w:pStyle w:val="CorpodoTexto"/>
+        <w:numPr>
+          <w:ilvl w:val="0"/>
+          <w:numId w:val="9"/>
+        </w:numPr>
+      </w:pPr>
+      <w:r>
+        <w:lastRenderedPageBreak/>
+        <w:t xml:space="preserve">Desenvolvimento: Implementação das funcionalidades priorizadas, abrangendo tanto o </w:t>
+      </w:r>
+      <w:proofErr w:type="spellStart"/>
+      <w:r>
+        <w:t>frontend</w:t>
+      </w:r>
+      <w:proofErr w:type="spellEnd"/>
+      <w:r>
+        <w:t xml:space="preserve"> quanto o </w:t>
+      </w:r>
+      <w:proofErr w:type="spellStart"/>
+      <w:r>
+        <w:t>backend</w:t>
+      </w:r>
+      <w:proofErr w:type="spellEnd"/>
+      <w:r>
+        <w:t>, além da integração com o banco de dados.</w:t>
+      </w:r>
+    </w:p>
+    <w:p>
+      <w:pPr>
+        <w:pStyle w:val="CorpodoTexto"/>
+        <w:numPr>
+          <w:ilvl w:val="0"/>
+          <w:numId w:val="9"/>
+        </w:numPr>
+      </w:pPr>
+      <w:r>
+        <w:t>Sprint Review: Ao final d</w:t>
+      </w:r>
+      <w:r>
+        <w:t>a</w:t>
+      </w:r>
+      <w:r>
+        <w:t xml:space="preserve"> Sprint, a equipe apresenta o incremento concluído aos stakeholders para inspeção e coleta de feedback.</w:t>
+      </w:r>
+    </w:p>
+    <w:p>
+      <w:pPr>
+        <w:pStyle w:val="CorpodoTexto"/>
+        <w:numPr>
+          <w:ilvl w:val="0"/>
+          <w:numId w:val="9"/>
+        </w:numPr>
+      </w:pPr>
+      <w:r>
+        <w:t xml:space="preserve">Sprint </w:t>
+      </w:r>
+      <w:proofErr w:type="spellStart"/>
+      <w:r>
+        <w:t>Retrospective</w:t>
+      </w:r>
+      <w:proofErr w:type="spellEnd"/>
+      <w:r>
+        <w:t>: Uma oportunidade para a equipe inspecionar a si mesma e criar um plano para melhorias a serem aplicadas no próximo Sprint.</w:t>
+      </w:r>
+    </w:p>
+    <w:p>
+      <w:pPr>
+        <w:pStyle w:val="CorpodoTexto"/>
+        <w:ind w:firstLine="993"/>
+      </w:pPr>
+      <w:r>
+        <w:t>A separação em Sprints assegura que o progresso seja contínuo e que a equipe</w:t>
+      </w:r>
+      <w:r>
+        <w:t xml:space="preserve">, caso haja uma, </w:t>
+      </w:r>
+      <w:r>
+        <w:t>possa se adaptar a novas informações ou prioridades, entregando valor de forma consistente.</w:t>
+      </w:r>
+    </w:p>
+    <w:p>
+      <w:pPr>
+        <w:pStyle w:val="CorpodoTexto"/>
+      </w:pPr>
+    </w:p>
+    <w:p>
+      <w:pPr>
+        <w:pStyle w:val="Ttulo3"/>
+        <w:ind w:left="1701" w:hanging="709"/>
+      </w:pPr>
+      <w:r>
+        <w:t xml:space="preserve">Gerenciamento de </w:t>
+      </w:r>
+      <w:r>
+        <w:t>v</w:t>
+      </w:r>
+      <w:r>
+        <w:t xml:space="preserve">ersões e </w:t>
+      </w:r>
+      <w:r>
+        <w:t>e</w:t>
+      </w:r>
+      <w:r>
+        <w:t xml:space="preserve">stabilidade em </w:t>
+      </w:r>
+      <w:r>
+        <w:t>p</w:t>
+      </w:r>
+      <w:r>
+        <w:t>rodução</w:t>
+      </w:r>
+    </w:p>
+    <w:p>
+      <w:pPr>
+        <w:pStyle w:val="CorpodoTexto"/>
+        <w:ind w:firstLine="993"/>
+      </w:pPr>
+      <w:r>
+        <w:t>Para garantir que não haja conflito de versões e que as soluções em produção não sejam afetadas por versões em desenvolvimento, serão adotadas as seguintes práticas:</w:t>
+      </w:r>
+    </w:p>
+    <w:p>
+      <w:pPr>
+        <w:pStyle w:val="CorpodoTexto"/>
+        <w:numPr>
+          <w:ilvl w:val="0"/>
+          <w:numId w:val="9"/>
+        </w:numPr>
+      </w:pPr>
+      <w:r>
+        <w:t xml:space="preserve">Controle de </w:t>
+      </w:r>
+      <w:r>
+        <w:t>v</w:t>
+      </w:r>
+      <w:r>
+        <w:t xml:space="preserve">ersão com </w:t>
+      </w:r>
+      <w:proofErr w:type="spellStart"/>
+      <w:r>
+        <w:t>Git</w:t>
+      </w:r>
+      <w:proofErr w:type="spellEnd"/>
+      <w:r>
+        <w:t xml:space="preserve"> e GitHub: o </w:t>
+      </w:r>
+      <w:proofErr w:type="spellStart"/>
+      <w:r>
+        <w:t>Git</w:t>
+      </w:r>
+      <w:proofErr w:type="spellEnd"/>
+      <w:r>
+        <w:t xml:space="preserve"> será utilizado para o controle de versão distribuído, permitindo o rastreamento de mudanças, reversão para versões anteriores e, crucialmente, o desenvolvimento colaborativo através de </w:t>
+      </w:r>
+      <w:proofErr w:type="spellStart"/>
+      <w:r>
+        <w:t>branches</w:t>
+      </w:r>
+      <w:proofErr w:type="spellEnd"/>
+      <w:r>
+        <w:t>. O GitHub servirá como repositório centralizado, facilitando a revisão de código (</w:t>
+      </w:r>
+      <w:proofErr w:type="spellStart"/>
+      <w:r>
+        <w:t>Pull</w:t>
+      </w:r>
+      <w:proofErr w:type="spellEnd"/>
+      <w:r>
+        <w:t xml:space="preserve"> </w:t>
+      </w:r>
+      <w:proofErr w:type="spellStart"/>
+      <w:r>
+        <w:t>Requests</w:t>
+      </w:r>
+      <w:proofErr w:type="spellEnd"/>
+      <w:r>
+        <w:t xml:space="preserve">) e a gestão de diferentes </w:t>
+      </w:r>
+      <w:proofErr w:type="spellStart"/>
+      <w:r>
+        <w:t>branches</w:t>
+      </w:r>
+      <w:proofErr w:type="spellEnd"/>
+      <w:r>
+        <w:t xml:space="preserve"> para funcionalidades, correções e releases.</w:t>
+      </w:r>
+    </w:p>
+    <w:p>
+      <w:pPr>
+        <w:pStyle w:val="CorpodoTexto"/>
+        <w:numPr>
+          <w:ilvl w:val="0"/>
+          <w:numId w:val="9"/>
+        </w:numPr>
+      </w:pPr>
+      <w:r>
+        <w:t xml:space="preserve">Estratégia de </w:t>
+      </w:r>
+      <w:proofErr w:type="spellStart"/>
+      <w:r>
+        <w:t>Branching</w:t>
+      </w:r>
+      <w:proofErr w:type="spellEnd"/>
+      <w:r>
+        <w:t xml:space="preserve">: Será adotada uma estratégia de </w:t>
+      </w:r>
+      <w:proofErr w:type="spellStart"/>
+      <w:r>
+        <w:t>branching</w:t>
+      </w:r>
+      <w:proofErr w:type="spellEnd"/>
+      <w:r>
+        <w:t xml:space="preserve"> robusta (e.g., </w:t>
+      </w:r>
+      <w:proofErr w:type="spellStart"/>
+      <w:r>
+        <w:t>Git</w:t>
+      </w:r>
+      <w:proofErr w:type="spellEnd"/>
+      <w:r>
+        <w:t xml:space="preserve"> Flow ou GitHub Flow), onde o desenvolvimento de novas funcionalidades ocorre em </w:t>
+      </w:r>
+      <w:proofErr w:type="spellStart"/>
+      <w:r>
+        <w:t>branches</w:t>
+      </w:r>
+      <w:proofErr w:type="spellEnd"/>
+      <w:r>
+        <w:t xml:space="preserve"> separadas. A integração </w:t>
+      </w:r>
+      <w:r>
+        <w:t>a</w:t>
+      </w:r>
+      <w:r>
+        <w:t xml:space="preserve"> </w:t>
+      </w:r>
+      <w:proofErr w:type="spellStart"/>
+      <w:r>
+        <w:t>branch</w:t>
+      </w:r>
+      <w:proofErr w:type="spellEnd"/>
+      <w:r>
+        <w:t xml:space="preserve"> principal (e.g., </w:t>
+      </w:r>
+      <w:proofErr w:type="spellStart"/>
+      <w:r>
+        <w:t>main</w:t>
+      </w:r>
+      <w:proofErr w:type="spellEnd"/>
+      <w:r>
+        <w:t xml:space="preserve"> ou </w:t>
+      </w:r>
+      <w:proofErr w:type="spellStart"/>
+      <w:r>
+        <w:t>develop</w:t>
+      </w:r>
+      <w:proofErr w:type="spellEnd"/>
+      <w:r>
+        <w:t>) somente ocorrerá após revisões de código rigorosas e a aprovação dos testes.</w:t>
+      </w:r>
+    </w:p>
+    <w:p>
+      <w:pPr>
+        <w:pStyle w:val="CorpodoTexto"/>
+        <w:numPr>
+          <w:ilvl w:val="0"/>
+          <w:numId w:val="9"/>
+        </w:numPr>
+      </w:pPr>
+      <w:r>
+        <w:t xml:space="preserve">Ambientes </w:t>
+      </w:r>
+      <w:r>
+        <w:t>s</w:t>
+      </w:r>
+      <w:r>
+        <w:t xml:space="preserve">eparados: Manteremos ambientes de desenvolvimento, </w:t>
+      </w:r>
+      <w:proofErr w:type="spellStart"/>
+      <w:r>
+        <w:t>staging</w:t>
+      </w:r>
+      <w:proofErr w:type="spellEnd"/>
+      <w:r>
+        <w:t xml:space="preserve"> (pré-produção) e produção distintos. O ambiente de </w:t>
+      </w:r>
+      <w:proofErr w:type="spellStart"/>
+      <w:r>
+        <w:t>staging</w:t>
+      </w:r>
+      <w:proofErr w:type="spellEnd"/>
+      <w:r>
+        <w:t xml:space="preserve"> simulará o ambiente de produção para testes finais antes da implantação.</w:t>
+      </w:r>
+    </w:p>
+    <w:p>
+      <w:pPr>
+        <w:pStyle w:val="CorpodoTexto"/>
+        <w:numPr>
+          <w:ilvl w:val="0"/>
+          <w:numId w:val="9"/>
+        </w:numPr>
+      </w:pPr>
+      <w:r>
+        <w:t xml:space="preserve">Docker para </w:t>
+      </w:r>
+      <w:r>
+        <w:t>c</w:t>
+      </w:r>
+      <w:r>
+        <w:t xml:space="preserve">onsistência de </w:t>
+      </w:r>
+      <w:r>
+        <w:t>a</w:t>
+      </w:r>
+      <w:r>
+        <w:t>mbientes: O uso do Docker</w:t>
+      </w:r>
+      <w:r>
+        <w:t xml:space="preserve"> </w:t>
+      </w:r>
+      <w:r>
+        <w:t xml:space="preserve">será fundamental para empacotar a aplicação e suas dependências em </w:t>
+      </w:r>
+      <w:r>
+        <w:lastRenderedPageBreak/>
+        <w:t xml:space="preserve">contêineres. Isso garante que o software funcione de forma consistente em todos os ambientes (desenvolvimento, teste, </w:t>
+      </w:r>
+      <w:proofErr w:type="spellStart"/>
+      <w:r>
+        <w:t>staging</w:t>
+      </w:r>
+      <w:proofErr w:type="spellEnd"/>
+      <w:r>
+        <w:t xml:space="preserve"> e produção), minimizando o risco de problemas de </w:t>
+      </w:r>
+      <w:r>
+        <w:t>ambiente</w:t>
+      </w:r>
+      <w:r>
+        <w:t>.</w:t>
+      </w:r>
+    </w:p>
+    <w:p>
+      <w:pPr>
+        <w:pStyle w:val="CorpodoTexto"/>
+        <w:ind w:firstLine="0"/>
+      </w:pPr>
+    </w:p>
+    <w:p>
+      <w:pPr>
+        <w:pStyle w:val="Ttulo3"/>
+        <w:ind w:left="1701" w:hanging="709"/>
+      </w:pPr>
+      <w:r>
+        <w:t xml:space="preserve">Validação das </w:t>
+      </w:r>
+      <w:r>
+        <w:t>v</w:t>
+      </w:r>
+      <w:r>
+        <w:t xml:space="preserve">ersões e </w:t>
+      </w:r>
+      <w:r>
+        <w:t>g</w:t>
+      </w:r>
+      <w:r>
+        <w:t xml:space="preserve">arantia de </w:t>
+      </w:r>
+      <w:r>
+        <w:t>q</w:t>
+      </w:r>
+      <w:r>
+        <w:t>ualidade</w:t>
+      </w:r>
+    </w:p>
+    <w:p>
+      <w:pPr>
+        <w:pStyle w:val="CorpodoTexto"/>
+        <w:ind w:firstLine="993"/>
+      </w:pPr>
+      <w:r>
+        <w:t>A validação das versões e a garantia da qualidade são processos contínuos ao longo de cada Sprint:</w:t>
+      </w:r>
+    </w:p>
+    <w:p>
+      <w:pPr>
+        <w:pStyle w:val="CorpodoTexto"/>
+      </w:pPr>
+    </w:p>
+    <w:p>
+      <w:pPr>
+        <w:pStyle w:val="CorpodoTexto"/>
+        <w:numPr>
+          <w:ilvl w:val="0"/>
+          <w:numId w:val="9"/>
+        </w:numPr>
+      </w:pPr>
+      <w:r>
+        <w:t>Definição de Pronto (</w:t>
+      </w:r>
+      <w:proofErr w:type="spellStart"/>
+      <w:r>
+        <w:t>Definition</w:t>
+      </w:r>
+      <w:proofErr w:type="spellEnd"/>
+      <w:r>
+        <w:t xml:space="preserve"> </w:t>
+      </w:r>
+      <w:proofErr w:type="spellStart"/>
+      <w:r>
+        <w:t>of</w:t>
+      </w:r>
+      <w:proofErr w:type="spellEnd"/>
+      <w:r>
+        <w:t xml:space="preserve"> </w:t>
+      </w:r>
+      <w:proofErr w:type="spellStart"/>
+      <w:r>
+        <w:t>Done</w:t>
+      </w:r>
+      <w:proofErr w:type="spellEnd"/>
+      <w:r>
+        <w:t xml:space="preserve"> - </w:t>
+      </w:r>
+      <w:proofErr w:type="spellStart"/>
+      <w:r>
+        <w:t>DoD</w:t>
+      </w:r>
+      <w:proofErr w:type="spellEnd"/>
+      <w:r>
+        <w:t xml:space="preserve">): Cada item do </w:t>
+      </w:r>
+      <w:proofErr w:type="spellStart"/>
+      <w:r>
+        <w:t>Product</w:t>
+      </w:r>
+      <w:proofErr w:type="spellEnd"/>
+      <w:r>
+        <w:t xml:space="preserve"> Backlog só será considerado "Pronto" se atender a um conjunto pré-definido de critérios de qualidade, que inclui a passagem de testes unitários, de integração, revisão de código e documentação. Isso garante que cada incremento seja de alta qualidade.</w:t>
+      </w:r>
+    </w:p>
+    <w:p>
+      <w:pPr>
+        <w:pStyle w:val="CorpodoTexto"/>
+        <w:numPr>
+          <w:ilvl w:val="0"/>
+          <w:numId w:val="9"/>
+        </w:numPr>
+      </w:pPr>
+      <w:r>
+        <w:t>Testes Automatizados:</w:t>
+      </w:r>
+    </w:p>
+    <w:p>
+      <w:pPr>
+        <w:pStyle w:val="CorpodoTexto"/>
+        <w:numPr>
+          <w:ilvl w:val="1"/>
+          <w:numId w:val="9"/>
+        </w:numPr>
+      </w:pPr>
+      <w:r>
+        <w:t xml:space="preserve">Testes Unitários: Serão implementados para verificar o correto funcionamento de módulos e componentes individuais do </w:t>
+      </w:r>
+      <w:proofErr w:type="spellStart"/>
+      <w:r>
+        <w:t>frontend</w:t>
+      </w:r>
+      <w:proofErr w:type="spellEnd"/>
+      <w:r>
+        <w:t xml:space="preserve"> (React.js) e </w:t>
+      </w:r>
+      <w:proofErr w:type="spellStart"/>
+      <w:r>
+        <w:t>backend</w:t>
+      </w:r>
+      <w:proofErr w:type="spellEnd"/>
+      <w:r>
+        <w:t xml:space="preserve"> (Node.js).</w:t>
+      </w:r>
+    </w:p>
+    <w:p>
+      <w:pPr>
+        <w:pStyle w:val="CorpodoTexto"/>
+        <w:numPr>
+          <w:ilvl w:val="1"/>
+          <w:numId w:val="9"/>
+        </w:numPr>
+      </w:pPr>
+      <w:r>
+        <w:t xml:space="preserve">Testes de Integração: Para assegurar que diferentes módulos e serviços (e.g., </w:t>
+      </w:r>
+      <w:proofErr w:type="spellStart"/>
+      <w:r>
+        <w:t>frontend</w:t>
+      </w:r>
+      <w:proofErr w:type="spellEnd"/>
+      <w:r>
+        <w:t xml:space="preserve"> e </w:t>
+      </w:r>
+      <w:proofErr w:type="spellStart"/>
+      <w:r>
+        <w:t>backend</w:t>
+      </w:r>
+      <w:proofErr w:type="spellEnd"/>
+      <w:r>
+        <w:t xml:space="preserve">, </w:t>
+      </w:r>
+      <w:proofErr w:type="spellStart"/>
+      <w:r>
+        <w:t>backend</w:t>
+      </w:r>
+      <w:proofErr w:type="spellEnd"/>
+      <w:r>
+        <w:t xml:space="preserve"> e </w:t>
+      </w:r>
+      <w:proofErr w:type="spellStart"/>
+      <w:r>
+        <w:t>Firebase</w:t>
+      </w:r>
+      <w:proofErr w:type="spellEnd"/>
+      <w:r>
+        <w:t>) funcionem corretamente juntos.</w:t>
+      </w:r>
+    </w:p>
+    <w:p>
+      <w:pPr>
+        <w:pStyle w:val="CorpodoTexto"/>
+        <w:numPr>
+          <w:ilvl w:val="1"/>
+          <w:numId w:val="9"/>
+        </w:numPr>
+      </w:pPr>
+      <w:r>
+        <w:t xml:space="preserve">Testes </w:t>
+      </w:r>
+      <w:proofErr w:type="spellStart"/>
+      <w:r>
+        <w:t>End-to-End</w:t>
+      </w:r>
+      <w:proofErr w:type="spellEnd"/>
+      <w:r>
+        <w:t xml:space="preserve"> (E2E): Simularão a jornada completa do usuário (cidadão e gestor) para validar o fluxo de trabalho da aplicação de ponta a ponta.</w:t>
+      </w:r>
+    </w:p>
+    <w:p>
+      <w:pPr>
+        <w:pStyle w:val="CorpodoTexto"/>
+        <w:numPr>
+          <w:ilvl w:val="0"/>
+          <w:numId w:val="9"/>
+        </w:numPr>
+      </w:pPr>
+      <w:r>
+        <w:t xml:space="preserve">Testes Manuais e de Aceitação: Durante a Sprint Review, o </w:t>
+      </w:r>
+      <w:proofErr w:type="spellStart"/>
+      <w:r>
+        <w:t>Product</w:t>
+      </w:r>
+      <w:proofErr w:type="spellEnd"/>
+      <w:r>
+        <w:t xml:space="preserve"> </w:t>
+      </w:r>
+      <w:proofErr w:type="spellStart"/>
+      <w:r>
+        <w:t>Owner</w:t>
+      </w:r>
+      <w:proofErr w:type="spellEnd"/>
+      <w:r>
+        <w:t xml:space="preserve"> e outros stakeholders realizarão testes manuais e de aceitação sobre o incremento entregue, fornecendo feedback valioso e validando se a solução atende às necessidades de negócio.</w:t>
+      </w:r>
+    </w:p>
+    <w:p>
+      <w:pPr>
+        <w:pStyle w:val="CorpodoTexto"/>
+        <w:numPr>
+          <w:ilvl w:val="0"/>
+          <w:numId w:val="9"/>
+        </w:numPr>
+      </w:pPr>
+      <w:r>
+        <w:t xml:space="preserve">Integração Contínua (CI): Ferramentas de CI (e.g., GitHub </w:t>
+      </w:r>
+      <w:proofErr w:type="spellStart"/>
+      <w:r>
+        <w:t>Actions</w:t>
+      </w:r>
+      <w:proofErr w:type="spellEnd"/>
+      <w:r>
+        <w:t>, Jenkins) serão configuradas para automatizar o processo de build e teste do código a cada nova submissão ao repositório principal. Isso permite a detecção precoce de erros e conflitos.</w:t>
+      </w:r>
+    </w:p>
+    <w:p>
+      <w:pPr>
+        <w:pStyle w:val="CorpodoTexto"/>
+        <w:numPr>
+          <w:ilvl w:val="0"/>
+          <w:numId w:val="9"/>
+        </w:numPr>
+      </w:pPr>
+      <w:r>
+        <w:t xml:space="preserve">Entrega Contínua (CD): Após a aprovação nos testes e revisões, a automação de CD permitirá a implantação rápida e confiável do </w:t>
+      </w:r>
+      <w:r>
+        <w:lastRenderedPageBreak/>
+        <w:t xml:space="preserve">incremento para os ambientes de </w:t>
+      </w:r>
+      <w:proofErr w:type="spellStart"/>
+      <w:r>
+        <w:t>staging</w:t>
+      </w:r>
+      <w:proofErr w:type="spellEnd"/>
+      <w:r>
+        <w:t xml:space="preserve"> e, posteriormente, para produção, garantindo que as melhorias e novas funcionalidades cheguem aos usuários de forma ágil.</w:t>
+      </w:r>
+    </w:p>
+    <w:p>
+      <w:pPr>
+        <w:pStyle w:val="CorpodoTexto"/>
+      </w:pPr>
+      <w:r>
+        <w:t>A combinação dessas práticas no ciclo de desenvolvimento Scrum, aliada ao controle de versão robusto e automação, visa entregar um Sistema Colaborativo Cidadão-Governo de alta qualidade, confiável e alinhado às expectativas dos usuários e aos objetivos do projeto.</w:t>
+      </w:r>
+    </w:p>
+    <w:p>
+      <w:pPr>
+        <w:pStyle w:val="CorpodoTexto"/>
+      </w:pPr>
+    </w:p>
+    <w:p>
+      <w:pPr>
+        <w:pStyle w:val="CorpodoTexto"/>
+      </w:pPr>
+      <w:r>
+        <w:rPr>
+          <w:highlight w:val="yellow"/>
+        </w:rPr>
         <w:t>Antes de iniciar o desenvolvimento de sua solução é importante definir o ciclo de desenvolvimentos. Por quais etapas vais passar? Como serão separadas tais etapas? Como garantir que não haja conflito de versões? Como garantir que soluções em produção não sejam afetadas por versões em desenvolvimento? Como serão feitas as validações das versões?</w:t>
       </w:r>
     </w:p>
@@ -3008,6 +5260,1896 @@
     <w:p>
       <w:pPr>
         <w:pStyle w:val="CorpodoTexto"/>
+      </w:pPr>
+      <w:r>
+        <w:t xml:space="preserve">Nesta seção, são apresentados os </w:t>
+      </w:r>
+      <w:proofErr w:type="spellStart"/>
+      <w:r>
+        <w:t>mockups</w:t>
+      </w:r>
+      <w:proofErr w:type="spellEnd"/>
+      <w:r>
+        <w:t xml:space="preserve"> descritivos das principais interfaces do Sistema Colaborativo Cidadão-Governo, abrangendo os Módulos Externo (Cidadão) </w:t>
+      </w:r>
+      <w:proofErr w:type="gramStart"/>
+      <w:r>
+        <w:t>e Interno</w:t>
+      </w:r>
+      <w:proofErr w:type="gramEnd"/>
+      <w:r>
+        <w:t xml:space="preserve"> (Servidor/Gestor). Estes </w:t>
+      </w:r>
+      <w:proofErr w:type="spellStart"/>
+      <w:r>
+        <w:t>mockups</w:t>
+      </w:r>
+      <w:proofErr w:type="spellEnd"/>
+      <w:r>
+        <w:t xml:space="preserve"> ilustram o que será implementado, servindo como uma representação visual e funcional da jornada do usuário previamente detalhada. O design proposto visa a clareza, a usabilidade e a eficiência na interação para ambos os perfis de usuário.</w:t>
+      </w:r>
+    </w:p>
+    <w:p>
+      <w:pPr>
+        <w:pStyle w:val="CorpodoTexto"/>
+      </w:pPr>
+    </w:p>
+    <w:p>
+      <w:pPr>
+        <w:pStyle w:val="Ttulo2"/>
+        <w:ind w:left="1134" w:hanging="425"/>
+      </w:pPr>
+      <w:r>
+        <w:t xml:space="preserve">Módulo </w:t>
+      </w:r>
+      <w:r>
+        <w:t>e</w:t>
+      </w:r>
+      <w:r>
+        <w:t>xterno (Cidadão)</w:t>
+      </w:r>
+    </w:p>
+    <w:p>
+      <w:pPr>
+        <w:pStyle w:val="CorpodoTexto"/>
+      </w:pPr>
+      <w:r>
+        <w:t>Este módulo é projetado para o cidadão, com foco na facilidade de acesso, registro e acompanhamento de suas solicitações, conforme a jornada de "</w:t>
+      </w:r>
+      <w:proofErr w:type="spellStart"/>
+      <w:r>
+        <w:t>Onboarding</w:t>
+      </w:r>
+      <w:proofErr w:type="spellEnd"/>
+      <w:r>
+        <w:t xml:space="preserve"> e Acesso" e "Visibilidade e Acompanhamento das Demandas" (HÉLIO, [s.d.], seção 3.1).</w:t>
+      </w:r>
+    </w:p>
+    <w:p>
+      <w:pPr>
+        <w:pStyle w:val="Ttulo3"/>
+        <w:ind w:left="1701" w:hanging="709"/>
+      </w:pPr>
+      <w:r>
+        <w:t xml:space="preserve">Tela </w:t>
+      </w:r>
+      <w:r>
+        <w:t>i</w:t>
+      </w:r>
+      <w:r>
+        <w:t>nicial (</w:t>
+      </w:r>
+      <w:r>
+        <w:t>d</w:t>
+      </w:r>
+      <w:r>
+        <w:t>eslogado)</w:t>
+      </w:r>
+    </w:p>
+    <w:p>
+      <w:pPr>
+        <w:pStyle w:val="CorpodoTexto"/>
+        <w:ind w:firstLine="993"/>
+      </w:pPr>
+      <w:r>
+        <w:rPr>
+          <w:noProof/>
+        </w:rPr>
+        <mc:AlternateContent>
+          <mc:Choice Requires="wps">
+            <w:drawing>
+              <wp:anchor distT="0" distB="0" distL="114300" distR="114300" simplePos="0" relativeHeight="251665408" behindDoc="0" locked="0" layoutInCell="1" allowOverlap="1" wp14:anchorId="7762A95D" wp14:editId="78E5FCA7">
+                <wp:simplePos x="0" y="0"/>
+                <wp:positionH relativeFrom="column">
+                  <wp:posOffset>241300</wp:posOffset>
+                </wp:positionH>
+                <wp:positionV relativeFrom="paragraph">
+                  <wp:posOffset>4097020</wp:posOffset>
+                </wp:positionV>
+                <wp:extent cx="5324475" cy="635"/>
+                <wp:effectExtent l="0" t="0" r="0" b="0"/>
+                <wp:wrapTopAndBottom/>
+                <wp:docPr id="1081954903" name="Caixa de Texto 1"/>
+                <wp:cNvGraphicFramePr/>
+                <a:graphic xmlns:a="http://schemas.openxmlformats.org/drawingml/2006/main">
+                  <a:graphicData uri="http://schemas.microsoft.com/office/word/2010/wordprocessingShape">
+                    <wps:wsp>
+                      <wps:cNvSpPr txBox="1"/>
+                      <wps:spPr>
+                        <a:xfrm>
+                          <a:off x="0" y="0"/>
+                          <a:ext cx="5324475" cy="635"/>
+                        </a:xfrm>
+                        <a:prstGeom prst="rect">
+                          <a:avLst/>
+                        </a:prstGeom>
+                        <a:solidFill>
+                          <a:prstClr val="white"/>
+                        </a:solidFill>
+                        <a:ln>
+                          <a:noFill/>
+                        </a:ln>
+                      </wps:spPr>
+                      <wps:txbx>
+                        <w:txbxContent>
+                          <w:p>
+                            <w:pPr>
+                              <w:pStyle w:val="Legenda"/>
+                              <w:rPr>
+                                <w:rFonts w:ascii="Arial" w:hAnsi="Arial" w:cs="Arial"/>
+                                <w:color w:val="000000" w:themeColor="text1"/>
+                              </w:rPr>
+                            </w:pPr>
+                            <w:r>
+                              <w:t xml:space="preserve">Figura </w:t>
+                            </w:r>
+                            <w:r>
+                              <w:fldChar w:fldCharType="begin"/>
+                            </w:r>
+                            <w:r>
+                              <w:instrText xml:space="preserve"> SEQ Figura \* ARABIC </w:instrText>
+                            </w:r>
+                            <w:r>
+                              <w:fldChar w:fldCharType="separate"/>
+                            </w:r>
+                            <w:r>
+                              <w:rPr>
+                                <w:noProof/>
+                              </w:rPr>
+                              <w:t>1</w:t>
+                            </w:r>
+                            <w:r>
+                              <w:fldChar w:fldCharType="end"/>
+                            </w:r>
+                            <w:r>
+                              <w:t>: Tela Inicial (deslogado)</w:t>
+                            </w:r>
+                          </w:p>
+                        </w:txbxContent>
+                      </wps:txbx>
+                      <wps:bodyPr rot="0" spcFirstLastPara="0" vertOverflow="overflow" horzOverflow="overflow" vert="horz" wrap="square" lIns="0" tIns="0" rIns="0" bIns="0" numCol="1" spcCol="0" rtlCol="0" fromWordArt="0" anchor="t" anchorCtr="0" forceAA="0" compatLnSpc="1">
+                        <a:prstTxWarp prst="textNoShape">
+                          <a:avLst/>
+                        </a:prstTxWarp>
+                        <a:spAutoFit/>
+                      </wps:bodyPr>
+                    </wps:wsp>
+                  </a:graphicData>
+                </a:graphic>
+              </wp:anchor>
+            </w:drawing>
+          </mc:Choice>
+          <mc:Fallback>
+            <w:pict>
+              <v:shapetype w14:anchorId="7762A95D" id="_x0000_t202" coordsize="21600,21600" o:spt="202" path="m,l,21600r21600,l21600,xe">
+                <v:stroke joinstyle="miter"/>
+                <v:path gradientshapeok="t" o:connecttype="rect"/>
+              </v:shapetype>
+              <v:shape id="Caixa de Texto 1" o:spid="_x0000_s1026" type="#_x0000_t202" style="position:absolute;left:0;text-align:left;margin-left:19pt;margin-top:322.6pt;width:419.25pt;height:.05pt;z-index:251665408;visibility:visible;mso-wrap-style:square;mso-wrap-distance-left:9pt;mso-wrap-distance-top:0;mso-wrap-distance-right:9pt;mso-wrap-distance-bottom:0;mso-position-horizontal:absolute;mso-position-horizontal-relative:text;mso-position-vertical:absolute;mso-position-vertical-relative:text;v-text-anchor:top" o:gfxdata="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" stroked="f">
+                <v:textbox style="mso-fit-shape-to-text:t" inset="0,0,0,0">
+                  <w:txbxContent>
+                    <w:p>
+                      <w:pPr>
+                        <w:pStyle w:val="Legenda"/>
+                        <w:rPr>
+                          <w:rFonts w:ascii="Arial" w:hAnsi="Arial" w:cs="Arial"/>
+                          <w:color w:val="000000" w:themeColor="text1"/>
+                        </w:rPr>
+                      </w:pPr>
+                      <w:r>
+                        <w:t xml:space="preserve">Figura </w:t>
+                      </w:r>
+                      <w:r>
+                        <w:fldChar w:fldCharType="begin"/>
+                      </w:r>
+                      <w:r>
+                        <w:instrText xml:space="preserve"> SEQ Figura \* ARABIC </w:instrText>
+                      </w:r>
+                      <w:r>
+                        <w:fldChar w:fldCharType="separate"/>
+                      </w:r>
+                      <w:r>
+                        <w:rPr>
+                          <w:noProof/>
+                        </w:rPr>
+                        <w:t>1</w:t>
+                      </w:r>
+                      <w:r>
+                        <w:fldChar w:fldCharType="end"/>
+                      </w:r>
+                      <w:r>
+                        <w:t>: Tela Inicial (deslogado)</w:t>
+                      </w:r>
+                    </w:p>
+                  </w:txbxContent>
+                </v:textbox>
+                <w10:wrap type="topAndBottom"/>
+              </v:shape>
+            </w:pict>
+          </mc:Fallback>
+        </mc:AlternateContent>
+      </w:r>
+      <w:r>
+        <w:drawing>
+          <wp:anchor distT="0" distB="0" distL="114300" distR="114300" simplePos="0" relativeHeight="251661312" behindDoc="0" locked="0" layoutInCell="1" allowOverlap="1" wp14:anchorId="567E70CC" wp14:editId="5E57167F">
+            <wp:simplePos x="0" y="0"/>
+            <wp:positionH relativeFrom="margin">
+              <wp:align>center</wp:align>
+            </wp:positionH>
+            <wp:positionV relativeFrom="paragraph">
+              <wp:posOffset>1143000</wp:posOffset>
+            </wp:positionV>
+            <wp:extent cx="5324475" cy="2971165"/>
+            <wp:effectExtent l="95250" t="38100" r="47625" b="95885"/>
+            <wp:wrapTopAndBottom/>
+            <wp:docPr id="38539115" name="Imagem 1"/>
+            <wp:cNvGraphicFramePr>
+              <a:graphicFrameLocks xmlns:a="http://schemas.openxmlformats.org/drawingml/2006/main" noChangeAspect="1"/>
+            </wp:cNvGraphicFramePr>
+            <a:graphic xmlns:a="http://schemas.openxmlformats.org/drawingml/2006/main">
+              <a:graphicData uri="http://schemas.openxmlformats.org/drawingml/2006/picture">
+                <pic:pic xmlns:pic="http://schemas.openxmlformats.org/drawingml/2006/picture">
+                  <pic:nvPicPr>
+                    <pic:cNvPr id="38539115" name=""/>
+                    <pic:cNvPicPr/>
+                  </pic:nvPicPr>
+                  <pic:blipFill>
+                    <a:blip r:embed="rId20">
+                      <a:extLst>
+                        <a:ext uri="{28A0092B-C50C-407E-A947-70E740481C1C}">
+                          <a14:useLocalDpi xmlns:a14="http://schemas.microsoft.com/office/drawing/2010/main" val="0"/>
+                        </a:ext>
+                      </a:extLst>
+                    </a:blip>
+                    <a:stretch>
+                      <a:fillRect/>
+                    </a:stretch>
+                  </pic:blipFill>
+                  <pic:spPr>
+                    <a:xfrm>
+                      <a:off x="0" y="0"/>
+                      <a:ext cx="5324475" cy="2971165"/>
+                    </a:xfrm>
+                    <a:prstGeom prst="rect">
+                      <a:avLst/>
+                    </a:prstGeom>
+                    <a:effectLst>
+                      <a:outerShdw blurRad="50800" dist="38100" dir="8100000" algn="tr" rotWithShape="0">
+                        <a:prstClr val="black">
+                          <a:alpha val="40000"/>
+                        </a:prstClr>
+                      </a:outerShdw>
+                    </a:effectLst>
+                  </pic:spPr>
+                </pic:pic>
+              </a:graphicData>
+            </a:graphic>
+            <wp14:sizeRelH relativeFrom="margin">
+              <wp14:pctWidth>0</wp14:pctWidth>
+            </wp14:sizeRelH>
+            <wp14:sizeRelV relativeFrom="margin">
+              <wp14:pctHeight>0</wp14:pctHeight>
+            </wp14:sizeRelV>
+          </wp:anchor>
+        </w:drawing>
+      </w:r>
+      <w:r>
+        <w:t>Esta é a primeira tela que o cidadão visualiza ao acessar o sistema sem estar logado. Ela serve como um portal de entrada e um convite à participação cívica.</w:t>
+      </w:r>
+      <w:r>
+        <w:t xml:space="preserve"> O objetivo </w:t>
+      </w:r>
+      <w:r>
+        <w:t xml:space="preserve">é fornecer uma experiência acolhedora e clara, direcionando o usuário </w:t>
+      </w:r>
+      <w:r>
+        <w:t>a</w:t>
+      </w:r>
+      <w:r>
+        <w:t>o próximo passo de sua jornada, seja ele o registro ou o acesso.</w:t>
+      </w:r>
+    </w:p>
+    <w:p>
+      <w:pPr>
+        <w:pStyle w:val="CorpodoTexto"/>
+        <w:ind w:firstLine="0"/>
+      </w:pPr>
+    </w:p>
+    <w:p>
+      <w:pPr>
+        <w:pStyle w:val="Ttulo3"/>
+        <w:ind w:left="1701" w:hanging="709"/>
+      </w:pPr>
+      <w:r>
+        <w:t xml:space="preserve">Tela de </w:t>
+      </w:r>
+      <w:r>
+        <w:t>c</w:t>
+      </w:r>
+      <w:r>
+        <w:t xml:space="preserve">adastro do </w:t>
+      </w:r>
+      <w:r>
+        <w:t>u</w:t>
+      </w:r>
+      <w:r>
+        <w:t>suário</w:t>
+      </w:r>
+    </w:p>
+    <w:p>
+      <w:pPr>
+        <w:pStyle w:val="CorpodoTexto"/>
+        <w:ind w:firstLine="993"/>
+      </w:pPr>
+      <w:r>
+        <w:rPr>
+          <w:noProof/>
+        </w:rPr>
+        <mc:AlternateContent>
+          <mc:Choice Requires="wps">
+            <w:drawing>
+              <wp:anchor distT="0" distB="0" distL="114300" distR="114300" simplePos="0" relativeHeight="251667456" behindDoc="0" locked="0" layoutInCell="1" allowOverlap="1" wp14:anchorId="61FE84B3" wp14:editId="7E18D452">
+                <wp:simplePos x="0" y="0"/>
+                <wp:positionH relativeFrom="column">
+                  <wp:posOffset>671195</wp:posOffset>
+                </wp:positionH>
+                <wp:positionV relativeFrom="paragraph">
+                  <wp:posOffset>4561205</wp:posOffset>
+                </wp:positionV>
+                <wp:extent cx="4105275" cy="635"/>
+                <wp:effectExtent l="0" t="0" r="0" b="0"/>
+                <wp:wrapTopAndBottom/>
+                <wp:docPr id="651532853" name="Caixa de Texto 1"/>
+                <wp:cNvGraphicFramePr/>
+                <a:graphic xmlns:a="http://schemas.openxmlformats.org/drawingml/2006/main">
+                  <a:graphicData uri="http://schemas.microsoft.com/office/word/2010/wordprocessingShape">
+                    <wps:wsp>
+                      <wps:cNvSpPr txBox="1"/>
+                      <wps:spPr>
+                        <a:xfrm>
+                          <a:off x="0" y="0"/>
+                          <a:ext cx="4105275" cy="635"/>
+                        </a:xfrm>
+                        <a:prstGeom prst="rect">
+                          <a:avLst/>
+                        </a:prstGeom>
+                        <a:solidFill>
+                          <a:prstClr val="white"/>
+                        </a:solidFill>
+                        <a:ln>
+                          <a:noFill/>
+                        </a:ln>
+                      </wps:spPr>
+                      <wps:txbx>
+                        <w:txbxContent>
+                          <w:p>
+                            <w:pPr>
+                              <w:pStyle w:val="Legenda"/>
+                              <w:rPr>
+                                <w:rFonts w:ascii="Arial" w:hAnsi="Arial" w:cs="Arial"/>
+                                <w:color w:val="000000" w:themeColor="text1"/>
+                              </w:rPr>
+                            </w:pPr>
+                            <w:r>
+                              <w:t xml:space="preserve">Figura </w:t>
+                            </w:r>
+                            <w:r>
+                              <w:fldChar w:fldCharType="begin"/>
+                            </w:r>
+                            <w:r>
+                              <w:instrText xml:space="preserve"> SEQ Figura \* ARABIC </w:instrText>
+                            </w:r>
+                            <w:r>
+                              <w:fldChar w:fldCharType="separate"/>
+                            </w:r>
+                            <w:r>
+                              <w:rPr>
+                                <w:noProof/>
+                              </w:rPr>
+                              <w:t>2</w:t>
+                            </w:r>
+                            <w:r>
+                              <w:fldChar w:fldCharType="end"/>
+                            </w:r>
+                            <w:r>
+                              <w:t>: Tela de Cadastro do Usuário</w:t>
+                            </w:r>
+                          </w:p>
+                        </w:txbxContent>
+                      </wps:txbx>
+                      <wps:bodyPr rot="0" spcFirstLastPara="0" vertOverflow="overflow" horzOverflow="overflow" vert="horz" wrap="square" lIns="0" tIns="0" rIns="0" bIns="0" numCol="1" spcCol="0" rtlCol="0" fromWordArt="0" anchor="t" anchorCtr="0" forceAA="0" compatLnSpc="1">
+                        <a:prstTxWarp prst="textNoShape">
+                          <a:avLst/>
+                        </a:prstTxWarp>
+                        <a:spAutoFit/>
+                      </wps:bodyPr>
+                    </wps:wsp>
+                  </a:graphicData>
+                </a:graphic>
+              </wp:anchor>
+            </w:drawing>
+          </mc:Choice>
+          <mc:Fallback>
+            <w:pict>
+              <v:shape w14:anchorId="61FE84B3" id="_x0000_s1027" type="#_x0000_t202" style="position:absolute;left:0;text-align:left;margin-left:52.85pt;margin-top:359.15pt;width:323.25pt;height:.05pt;z-index:251667456;visibility:visible;mso-wrap-style:square;mso-wrap-distance-left:9pt;mso-wrap-distance-top:0;mso-wrap-distance-right:9pt;mso-wrap-distance-bottom:0;mso-position-horizontal:absolute;mso-position-horizontal-relative:text;mso-position-vertical:absolute;mso-position-vertical-relative:text;v-text-anchor:top" o:gfxdata="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" stroked="f">
+                <v:textbox style="mso-fit-shape-to-text:t" inset="0,0,0,0">
+                  <w:txbxContent>
+                    <w:p>
+                      <w:pPr>
+                        <w:pStyle w:val="Legenda"/>
+                        <w:rPr>
+                          <w:rFonts w:ascii="Arial" w:hAnsi="Arial" w:cs="Arial"/>
+                          <w:color w:val="000000" w:themeColor="text1"/>
+                        </w:rPr>
+                      </w:pPr>
+                      <w:r>
+                        <w:t xml:space="preserve">Figura </w:t>
+                      </w:r>
+                      <w:r>
+                        <w:fldChar w:fldCharType="begin"/>
+                      </w:r>
+                      <w:r>
+                        <w:instrText xml:space="preserve"> SEQ Figura \* ARABIC </w:instrText>
+                      </w:r>
+                      <w:r>
+                        <w:fldChar w:fldCharType="separate"/>
+                      </w:r>
+                      <w:r>
+                        <w:rPr>
+                          <w:noProof/>
+                        </w:rPr>
+                        <w:t>2</w:t>
+                      </w:r>
+                      <w:r>
+                        <w:fldChar w:fldCharType="end"/>
+                      </w:r>
+                      <w:r>
+                        <w:t>: Tela de Cadastro do Usuário</w:t>
+                      </w:r>
+                    </w:p>
+                  </w:txbxContent>
+                </v:textbox>
+                <w10:wrap type="topAndBottom"/>
+              </v:shape>
+            </w:pict>
+          </mc:Fallback>
+        </mc:AlternateContent>
+      </w:r>
+      <w:r>
+        <w:drawing>
+          <wp:anchor distT="0" distB="0" distL="114300" distR="114300" simplePos="0" relativeHeight="251662336" behindDoc="0" locked="0" layoutInCell="1" allowOverlap="1" wp14:anchorId="491047E9" wp14:editId="6BC7A5C2">
+            <wp:simplePos x="0" y="0"/>
+            <wp:positionH relativeFrom="page">
+              <wp:align>center</wp:align>
+            </wp:positionH>
+            <wp:positionV relativeFrom="paragraph">
+              <wp:posOffset>1184910</wp:posOffset>
+            </wp:positionV>
+            <wp:extent cx="4105275" cy="3319145"/>
+            <wp:effectExtent l="95250" t="38100" r="47625" b="90805"/>
+            <wp:wrapTopAndBottom/>
+            <wp:docPr id="2146495158" name="Imagem 1"/>
+            <wp:cNvGraphicFramePr>
+              <a:graphicFrameLocks xmlns:a="http://schemas.openxmlformats.org/drawingml/2006/main" noChangeAspect="1"/>
+            </wp:cNvGraphicFramePr>
+            <a:graphic xmlns:a="http://schemas.openxmlformats.org/drawingml/2006/main">
+              <a:graphicData uri="http://schemas.openxmlformats.org/drawingml/2006/picture">
+                <pic:pic xmlns:pic="http://schemas.openxmlformats.org/drawingml/2006/picture">
+                  <pic:nvPicPr>
+                    <pic:cNvPr id="2146495158" name=""/>
+                    <pic:cNvPicPr/>
+                  </pic:nvPicPr>
+                  <pic:blipFill>
+                    <a:blip r:embed="rId21">
+                      <a:extLst>
+                        <a:ext uri="{28A0092B-C50C-407E-A947-70E740481C1C}">
+                          <a14:useLocalDpi xmlns:a14="http://schemas.microsoft.com/office/drawing/2010/main" val="0"/>
+                        </a:ext>
+                      </a:extLst>
+                    </a:blip>
+                    <a:stretch>
+                      <a:fillRect/>
+                    </a:stretch>
+                  </pic:blipFill>
+                  <pic:spPr>
+                    <a:xfrm>
+                      <a:off x="0" y="0"/>
+                      <a:ext cx="4105275" cy="3319145"/>
+                    </a:xfrm>
+                    <a:prstGeom prst="rect">
+                      <a:avLst/>
+                    </a:prstGeom>
+                    <a:effectLst>
+                      <a:outerShdw blurRad="50800" dist="38100" dir="8100000" algn="tr" rotWithShape="0">
+                        <a:prstClr val="black">
+                          <a:alpha val="40000"/>
+                        </a:prstClr>
+                      </a:outerShdw>
+                    </a:effectLst>
+                  </pic:spPr>
+                </pic:pic>
+              </a:graphicData>
+            </a:graphic>
+            <wp14:sizeRelH relativeFrom="margin">
+              <wp14:pctWidth>0</wp14:pctWidth>
+            </wp14:sizeRelH>
+            <wp14:sizeRelV relativeFrom="margin">
+              <wp14:pctHeight>0</wp14:pctHeight>
+            </wp14:sizeRelV>
+          </wp:anchor>
+        </w:drawing>
+      </w:r>
+      <w:r>
+        <w:t>Interface dedicada ao processo de registro de novos cidadãos no sistema.</w:t>
+      </w:r>
+      <w:r>
+        <w:t xml:space="preserve"> Essa interface foi p</w:t>
+      </w:r>
+      <w:r>
+        <w:t xml:space="preserve">rojetada para ser simples e objetiva, minimizando o atrito no </w:t>
+      </w:r>
+      <w:proofErr w:type="spellStart"/>
+      <w:r>
+        <w:rPr>
+          <w:i/>
+          <w:iCs/>
+        </w:rPr>
+        <w:t>onboarding</w:t>
+      </w:r>
+      <w:proofErr w:type="spellEnd"/>
+      <w:r>
+        <w:t>. Os campos são claramente identificados e com validação em tempo real para evitar erros de preenchimento.</w:t>
+      </w:r>
+    </w:p>
+    <w:p>
+      <w:pPr>
+        <w:pStyle w:val="Ttulo3"/>
+        <w:ind w:left="1701" w:hanging="709"/>
+      </w:pPr>
+      <w:r>
+        <w:t xml:space="preserve">Tela de </w:t>
+      </w:r>
+      <w:r>
+        <w:t>l</w:t>
+      </w:r>
+      <w:r>
+        <w:t xml:space="preserve">ogin do </w:t>
+      </w:r>
+      <w:r>
+        <w:t>c</w:t>
+      </w:r>
+      <w:r>
+        <w:t>idadão</w:t>
+      </w:r>
+    </w:p>
+    <w:p>
+      <w:pPr>
+        <w:pStyle w:val="CorpodoTexto"/>
+        <w:ind w:firstLine="993"/>
+      </w:pPr>
+      <w:r>
+        <w:t xml:space="preserve">Essa é a interface </w:t>
+      </w:r>
+      <w:r>
+        <w:t xml:space="preserve">(Figura 3) </w:t>
+      </w:r>
+      <w:r>
+        <w:t>para acesso ao sistema por cidadãos já cadastrados.</w:t>
+      </w:r>
+      <w:r>
+        <w:t xml:space="preserve"> A ideia foi dar f</w:t>
+      </w:r>
+      <w:r>
+        <w:t>oco na intuitividade e segurança, permitindo acesso rápido para usuários recorrentes.</w:t>
+      </w:r>
+    </w:p>
+    <w:p>
+      <w:pPr>
+        <w:pStyle w:val="Ttulo3"/>
+        <w:ind w:left="1701" w:hanging="709"/>
+      </w:pPr>
+      <w:r>
+        <w:t xml:space="preserve">Tela </w:t>
+      </w:r>
+      <w:r>
+        <w:t>p</w:t>
+      </w:r>
+      <w:r>
+        <w:t>rincipal (Dashboard do Cidadão Logado)</w:t>
+      </w:r>
+    </w:p>
+    <w:p>
+      <w:pPr>
+        <w:pStyle w:val="CorpodoTexto"/>
+        <w:ind w:firstLine="993"/>
+      </w:pPr>
+      <w:r>
+        <w:t xml:space="preserve">A tela principal </w:t>
+      </w:r>
+      <w:r>
+        <w:t xml:space="preserve">(Figura 4) </w:t>
+      </w:r>
+      <w:r>
+        <w:t xml:space="preserve">apresenta um </w:t>
+      </w:r>
+      <w:r>
+        <w:t>Dashboard personalizado que oferece uma visão geral e acesso rápido às informações mais relevantes para o cidadão.</w:t>
+      </w:r>
+      <w:r>
+        <w:t xml:space="preserve"> </w:t>
+      </w:r>
+      <w:r>
+        <w:t>Proporciona uma visão consolidada e interativa, permitindo ao cidadão monitorar suas demandas de forma eficiente e acessível</w:t>
+      </w:r>
+      <w:r>
+        <w:t>.</w:t>
+      </w:r>
+    </w:p>
+    <w:p>
+      <w:pPr>
+        <w:pStyle w:val="Ttulo3"/>
+        <w:ind w:left="1701" w:hanging="709"/>
+      </w:pPr>
+      <w:r>
+        <w:t xml:space="preserve">Tela de </w:t>
+      </w:r>
+      <w:r>
+        <w:t>n</w:t>
+      </w:r>
+      <w:r>
+        <w:t xml:space="preserve">ovo </w:t>
+      </w:r>
+      <w:r>
+        <w:t>r</w:t>
+      </w:r>
+      <w:r>
+        <w:t>equerimento</w:t>
+      </w:r>
+    </w:p>
+    <w:p>
+      <w:pPr>
+        <w:pStyle w:val="CorpodoTexto"/>
+        <w:ind w:firstLine="993"/>
+      </w:pPr>
+      <w:r>
+        <w:t xml:space="preserve">Formulário </w:t>
+      </w:r>
+      <w:r>
+        <w:t xml:space="preserve">(Figura 5) </w:t>
+      </w:r>
+      <w:r>
+        <w:t>para o cidadão registrar uma nova solicitação à prefeitura. Design pensado para facilitar o preenchimento, com feedback visual claro e instruções sucintas, incentivando o registro de novas solicitações.</w:t>
+      </w:r>
+    </w:p>
+    <w:p>
+      <w:pPr>
+        <w:pStyle w:val="CorpodoTexto"/>
+        <w:ind w:firstLine="993"/>
+      </w:pPr>
+      <w:r>
+        <w:rPr>
+          <w:noProof/>
+        </w:rPr>
+        <w:lastRenderedPageBreak/>
+        <mc:AlternateContent>
+          <mc:Choice Requires="wps">
+            <w:drawing>
+              <wp:anchor distT="0" distB="0" distL="114300" distR="114300" simplePos="0" relativeHeight="251672576" behindDoc="0" locked="0" layoutInCell="1" allowOverlap="1" wp14:anchorId="35DBE2A9" wp14:editId="3084A901">
+                <wp:simplePos x="0" y="0"/>
+                <wp:positionH relativeFrom="margin">
+                  <wp:posOffset>-203835</wp:posOffset>
+                </wp:positionH>
+                <wp:positionV relativeFrom="paragraph">
+                  <wp:posOffset>6482715</wp:posOffset>
+                </wp:positionV>
+                <wp:extent cx="6200775" cy="635"/>
+                <wp:effectExtent l="0" t="0" r="9525" b="0"/>
+                <wp:wrapTopAndBottom/>
+                <wp:docPr id="1822804933" name="Caixa de Texto 1"/>
+                <wp:cNvGraphicFramePr/>
+                <a:graphic xmlns:a="http://schemas.openxmlformats.org/drawingml/2006/main">
+                  <a:graphicData uri="http://schemas.microsoft.com/office/word/2010/wordprocessingShape">
+                    <wps:wsp>
+                      <wps:cNvSpPr txBox="1"/>
+                      <wps:spPr>
+                        <a:xfrm>
+                          <a:off x="0" y="0"/>
+                          <a:ext cx="6200775" cy="635"/>
+                        </a:xfrm>
+                        <a:prstGeom prst="rect">
+                          <a:avLst/>
+                        </a:prstGeom>
+                        <a:solidFill>
+                          <a:prstClr val="white"/>
+                        </a:solidFill>
+                        <a:ln>
+                          <a:noFill/>
+                        </a:ln>
+                      </wps:spPr>
+                      <wps:txbx>
+                        <w:txbxContent>
+                          <w:p>
+                            <w:pPr>
+                              <w:pStyle w:val="Legenda"/>
+                              <w:rPr>
+                                <w:rFonts w:ascii="Arial" w:hAnsi="Arial" w:cs="Arial"/>
+                                <w:color w:val="000000" w:themeColor="text1"/>
+                              </w:rPr>
+                            </w:pPr>
+                            <w:r>
+                              <w:t xml:space="preserve">Figura </w:t>
+                            </w:r>
+                            <w:r>
+                              <w:t>4</w:t>
+                            </w:r>
+                            <w:r>
+                              <w:t>: Tela Principal</w:t>
+                            </w:r>
+                          </w:p>
+                        </w:txbxContent>
+                      </wps:txbx>
+                      <wps:bodyPr rot="0" spcFirstLastPara="0" vertOverflow="overflow" horzOverflow="overflow" vert="horz" wrap="square" lIns="0" tIns="0" rIns="0" bIns="0" numCol="1" spcCol="0" rtlCol="0" fromWordArt="0" anchor="t" anchorCtr="0" forceAA="0" compatLnSpc="1">
+                        <a:prstTxWarp prst="textNoShape">
+                          <a:avLst/>
+                        </a:prstTxWarp>
+                        <a:spAutoFit/>
+                      </wps:bodyPr>
+                    </wps:wsp>
+                  </a:graphicData>
+                </a:graphic>
+                <wp14:sizeRelH relativeFrom="margin">
+                  <wp14:pctWidth>0</wp14:pctWidth>
+                </wp14:sizeRelH>
+              </wp:anchor>
+            </w:drawing>
+          </mc:Choice>
+          <mc:Fallback>
+            <w:pict>
+              <v:shape w14:anchorId="35DBE2A9" id="_x0000_s1028" type="#_x0000_t202" style="position:absolute;left:0;text-align:left;margin-left:-16.05pt;margin-top:510.45pt;width:488.25pt;height:.05pt;z-index:251672576;visibility:visible;mso-wrap-style:square;mso-width-percent:0;mso-wrap-distance-left:9pt;mso-wrap-distance-top:0;mso-wrap-distance-right:9pt;mso-wrap-distance-bottom:0;mso-position-horizontal:absolute;mso-position-horizontal-relative:margin;mso-position-vertical:absolute;mso-position-vertical-relative:text;mso-width-percent:0;mso-width-relative:margin;v-text-anchor:top" o:gfxdata="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" stroked="f">
+                <v:textbox style="mso-fit-shape-to-text:t" inset="0,0,0,0">
+                  <w:txbxContent>
+                    <w:p>
+                      <w:pPr>
+                        <w:pStyle w:val="Legenda"/>
+                        <w:rPr>
+                          <w:rFonts w:ascii="Arial" w:hAnsi="Arial" w:cs="Arial"/>
+                          <w:color w:val="000000" w:themeColor="text1"/>
+                        </w:rPr>
+                      </w:pPr>
+                      <w:r>
+                        <w:t xml:space="preserve">Figura </w:t>
+                      </w:r>
+                      <w:r>
+                        <w:t>4</w:t>
+                      </w:r>
+                      <w:r>
+                        <w:t>: Tela Principal</w:t>
+                      </w:r>
+                    </w:p>
+                  </w:txbxContent>
+                </v:textbox>
+                <w10:wrap type="topAndBottom" anchorx="margin"/>
+              </v:shape>
+            </w:pict>
+          </mc:Fallback>
+        </mc:AlternateContent>
+      </w:r>
+      <w:r>
+        <w:rPr>
+          <w:noProof/>
+        </w:rPr>
+        <mc:AlternateContent>
+          <mc:Choice Requires="wps">
+            <w:drawing>
+              <wp:anchor distT="0" distB="0" distL="114300" distR="114300" simplePos="0" relativeHeight="251674624" behindDoc="0" locked="0" layoutInCell="1" allowOverlap="1" wp14:anchorId="34C8142E" wp14:editId="05447D52">
+                <wp:simplePos x="0" y="0"/>
+                <wp:positionH relativeFrom="page">
+                  <wp:posOffset>2438400</wp:posOffset>
+                </wp:positionH>
+                <wp:positionV relativeFrom="paragraph">
+                  <wp:posOffset>2520315</wp:posOffset>
+                </wp:positionV>
+                <wp:extent cx="2705100" cy="635"/>
+                <wp:effectExtent l="0" t="0" r="0" b="0"/>
+                <wp:wrapTopAndBottom/>
+                <wp:docPr id="486554173" name="Caixa de Texto 1"/>
+                <wp:cNvGraphicFramePr/>
+                <a:graphic xmlns:a="http://schemas.openxmlformats.org/drawingml/2006/main">
+                  <a:graphicData uri="http://schemas.microsoft.com/office/word/2010/wordprocessingShape">
+                    <wps:wsp>
+                      <wps:cNvSpPr txBox="1"/>
+                      <wps:spPr>
+                        <a:xfrm>
+                          <a:off x="0" y="0"/>
+                          <a:ext cx="2705100" cy="635"/>
+                        </a:xfrm>
+                        <a:prstGeom prst="rect">
+                          <a:avLst/>
+                        </a:prstGeom>
+                        <a:solidFill>
+                          <a:prstClr val="white"/>
+                        </a:solidFill>
+                        <a:ln>
+                          <a:noFill/>
+                        </a:ln>
+                      </wps:spPr>
+                      <wps:txbx>
+                        <w:txbxContent>
+                          <w:p>
+                            <w:pPr>
+                              <w:pStyle w:val="Legenda"/>
+                              <w:rPr>
+                                <w:rFonts w:ascii="Arial" w:hAnsi="Arial" w:cs="Arial"/>
+                                <w:color w:val="000000" w:themeColor="text1"/>
+                              </w:rPr>
+                            </w:pPr>
+                            <w:r>
+                              <w:t xml:space="preserve">Figura </w:t>
+                            </w:r>
+                            <w:r>
+                              <w:t>3</w:t>
+                            </w:r>
+                            <w:r>
+                              <w:t>: Tela de Login</w:t>
+                            </w:r>
+                          </w:p>
+                        </w:txbxContent>
+                      </wps:txbx>
+                      <wps:bodyPr rot="0" spcFirstLastPara="0" vertOverflow="overflow" horzOverflow="overflow" vert="horz" wrap="square" lIns="0" tIns="0" rIns="0" bIns="0" numCol="1" spcCol="0" rtlCol="0" fromWordArt="0" anchor="t" anchorCtr="0" forceAA="0" compatLnSpc="1">
+                        <a:prstTxWarp prst="textNoShape">
+                          <a:avLst/>
+                        </a:prstTxWarp>
+                        <a:spAutoFit/>
+                      </wps:bodyPr>
+                    </wps:wsp>
+                  </a:graphicData>
+                </a:graphic>
+                <wp14:sizeRelH relativeFrom="margin">
+                  <wp14:pctWidth>0</wp14:pctWidth>
+                </wp14:sizeRelH>
+              </wp:anchor>
+            </w:drawing>
+          </mc:Choice>
+          <mc:Fallback>
+            <w:pict>
+              <v:shape w14:anchorId="34C8142E" id="_x0000_s1029" type="#_x0000_t202" style="position:absolute;left:0;text-align:left;margin-left:192pt;margin-top:198.45pt;width:213pt;height:.05pt;z-index:251674624;visibility:visible;mso-wrap-style:square;mso-width-percent:0;mso-wrap-distance-left:9pt;mso-wrap-distance-top:0;mso-wrap-distance-right:9pt;mso-wrap-distance-bottom:0;mso-position-horizontal:absolute;mso-position-horizontal-relative:page;mso-position-vertical:absolute;mso-position-vertical-relative:text;mso-width-percent:0;mso-width-relative:margin;v-text-anchor:top" o:gfxdata="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" stroked="f">
+                <v:textbox style="mso-fit-shape-to-text:t" inset="0,0,0,0">
+                  <w:txbxContent>
+                    <w:p>
+                      <w:pPr>
+                        <w:pStyle w:val="Legenda"/>
+                        <w:rPr>
+                          <w:rFonts w:ascii="Arial" w:hAnsi="Arial" w:cs="Arial"/>
+                          <w:color w:val="000000" w:themeColor="text1"/>
+                        </w:rPr>
+                      </w:pPr>
+                      <w:r>
+                        <w:t xml:space="preserve">Figura </w:t>
+                      </w:r>
+                      <w:r>
+                        <w:t>3</w:t>
+                      </w:r>
+                      <w:r>
+                        <w:t>: Tela de Login</w:t>
+                      </w:r>
+                    </w:p>
+                  </w:txbxContent>
+                </v:textbox>
+                <w10:wrap type="topAndBottom" anchorx="page"/>
+              </v:shape>
+            </w:pict>
+          </mc:Fallback>
+        </mc:AlternateContent>
+      </w:r>
+      <w:r>
+        <w:drawing>
+          <wp:anchor distT="0" distB="0" distL="114300" distR="114300" simplePos="0" relativeHeight="251670528" behindDoc="0" locked="0" layoutInCell="1" allowOverlap="1" wp14:anchorId="1CA27456" wp14:editId="5334C5FB">
+            <wp:simplePos x="0" y="0"/>
+            <wp:positionH relativeFrom="margin">
+              <wp:align>center</wp:align>
+            </wp:positionH>
+            <wp:positionV relativeFrom="paragraph">
+              <wp:posOffset>2976880</wp:posOffset>
+            </wp:positionV>
+            <wp:extent cx="6200775" cy="3419475"/>
+            <wp:effectExtent l="95250" t="38100" r="47625" b="104775"/>
+            <wp:wrapTopAndBottom/>
+            <wp:docPr id="1090578780" name="Imagem 1"/>
+            <wp:cNvGraphicFramePr>
+              <a:graphicFrameLocks xmlns:a="http://schemas.openxmlformats.org/drawingml/2006/main" noChangeAspect="1"/>
+            </wp:cNvGraphicFramePr>
+            <a:graphic xmlns:a="http://schemas.openxmlformats.org/drawingml/2006/main">
+              <a:graphicData uri="http://schemas.openxmlformats.org/drawingml/2006/picture">
+                <pic:pic xmlns:pic="http://schemas.openxmlformats.org/drawingml/2006/picture">
+                  <pic:nvPicPr>
+                    <pic:cNvPr id="1090578780" name=""/>
+                    <pic:cNvPicPr/>
+                  </pic:nvPicPr>
+                  <pic:blipFill>
+                    <a:blip r:embed="rId22">
+                      <a:extLst>
+                        <a:ext uri="{28A0092B-C50C-407E-A947-70E740481C1C}">
+                          <a14:useLocalDpi xmlns:a14="http://schemas.microsoft.com/office/drawing/2010/main" val="0"/>
+                        </a:ext>
+                      </a:extLst>
+                    </a:blip>
+                    <a:stretch>
+                      <a:fillRect/>
+                    </a:stretch>
+                  </pic:blipFill>
+                  <pic:spPr>
+                    <a:xfrm>
+                      <a:off x="0" y="0"/>
+                      <a:ext cx="6200775" cy="3419475"/>
+                    </a:xfrm>
+                    <a:prstGeom prst="rect">
+                      <a:avLst/>
+                    </a:prstGeom>
+                    <a:effectLst>
+                      <a:outerShdw blurRad="50800" dist="38100" dir="8100000" algn="tr" rotWithShape="0">
+                        <a:prstClr val="black">
+                          <a:alpha val="40000"/>
+                        </a:prstClr>
+                      </a:outerShdw>
+                    </a:effectLst>
+                  </pic:spPr>
+                </pic:pic>
+              </a:graphicData>
+            </a:graphic>
+            <wp14:sizeRelH relativeFrom="margin">
+              <wp14:pctWidth>0</wp14:pctWidth>
+            </wp14:sizeRelH>
+            <wp14:sizeRelV relativeFrom="margin">
+              <wp14:pctHeight>0</wp14:pctHeight>
+            </wp14:sizeRelV>
+          </wp:anchor>
+        </w:drawing>
+      </w:r>
+      <w:r>
+        <w:drawing>
+          <wp:anchor distT="0" distB="0" distL="114300" distR="114300" simplePos="0" relativeHeight="251663360" behindDoc="0" locked="0" layoutInCell="1" allowOverlap="1" wp14:anchorId="30453FCE" wp14:editId="77B7F245">
+            <wp:simplePos x="0" y="0"/>
+            <wp:positionH relativeFrom="page">
+              <wp:align>center</wp:align>
+            </wp:positionH>
+            <wp:positionV relativeFrom="paragraph">
+              <wp:posOffset>0</wp:posOffset>
+            </wp:positionV>
+            <wp:extent cx="2714625" cy="2379345"/>
+            <wp:effectExtent l="95250" t="38100" r="47625" b="97155"/>
+            <wp:wrapTopAndBottom/>
+            <wp:docPr id="1462837415" name="Imagem 1"/>
+            <wp:cNvGraphicFramePr>
+              <a:graphicFrameLocks xmlns:a="http://schemas.openxmlformats.org/drawingml/2006/main" noChangeAspect="1"/>
+            </wp:cNvGraphicFramePr>
+            <a:graphic xmlns:a="http://schemas.openxmlformats.org/drawingml/2006/main">
+              <a:graphicData uri="http://schemas.openxmlformats.org/drawingml/2006/picture">
+                <pic:pic xmlns:pic="http://schemas.openxmlformats.org/drawingml/2006/picture">
+                  <pic:nvPicPr>
+                    <pic:cNvPr id="1462837415" name=""/>
+                    <pic:cNvPicPr/>
+                  </pic:nvPicPr>
+                  <pic:blipFill>
+                    <a:blip r:embed="rId23">
+                      <a:extLst>
+                        <a:ext uri="{28A0092B-C50C-407E-A947-70E740481C1C}">
+                          <a14:useLocalDpi xmlns:a14="http://schemas.microsoft.com/office/drawing/2010/main" val="0"/>
+                        </a:ext>
+                      </a:extLst>
+                    </a:blip>
+                    <a:stretch>
+                      <a:fillRect/>
+                    </a:stretch>
+                  </pic:blipFill>
+                  <pic:spPr>
+                    <a:xfrm>
+                      <a:off x="0" y="0"/>
+                      <a:ext cx="2714625" cy="2379345"/>
+                    </a:xfrm>
+                    <a:prstGeom prst="rect">
+                      <a:avLst/>
+                    </a:prstGeom>
+                    <a:effectLst>
+                      <a:outerShdw blurRad="50800" dist="38100" dir="8100000" algn="tr" rotWithShape="0">
+                        <a:prstClr val="black">
+                          <a:alpha val="40000"/>
+                        </a:prstClr>
+                      </a:outerShdw>
+                    </a:effectLst>
+                  </pic:spPr>
+                </pic:pic>
+              </a:graphicData>
+            </a:graphic>
+            <wp14:sizeRelH relativeFrom="margin">
+              <wp14:pctWidth>0</wp14:pctWidth>
+            </wp14:sizeRelH>
+            <wp14:sizeRelV relativeFrom="margin">
+              <wp14:pctHeight>0</wp14:pctHeight>
+            </wp14:sizeRelV>
+          </wp:anchor>
+        </w:drawing>
+      </w:r>
+    </w:p>
+    <w:p>
+      <w:pPr>
+        <w:pStyle w:val="CorpodoTexto"/>
+        <w:ind w:firstLine="993"/>
+      </w:pPr>
+    </w:p>
+    <w:p>
+      <w:pPr>
+        <w:pStyle w:val="CorpodoTexto"/>
+        <w:ind w:firstLine="993"/>
+      </w:pPr>
+    </w:p>
+    <w:p>
+      <w:pPr>
+        <w:pStyle w:val="CorpodoTexto"/>
+      </w:pPr>
+    </w:p>
+    <w:p>
+      <w:pPr>
+        <w:pStyle w:val="CorpodoTexto"/>
+      </w:pPr>
+    </w:p>
+    <w:p>
+      <w:pPr>
+        <w:pStyle w:val="CorpodoTexto"/>
+      </w:pPr>
+    </w:p>
+    <w:p>
+      <w:pPr>
+        <w:pStyle w:val="CorpodoTexto"/>
+      </w:pPr>
+    </w:p>
+    <w:p>
+      <w:pPr>
+        <w:pStyle w:val="CorpodoTexto"/>
+      </w:pPr>
+    </w:p>
+    <w:p>
+      <w:pPr>
+        <w:pStyle w:val="CorpodoTexto"/>
+      </w:pPr>
+      <w:r>
+        <w:rPr>
+          <w:noProof/>
+        </w:rPr>
+        <w:lastRenderedPageBreak/>
+        <mc:AlternateContent>
+          <mc:Choice Requires="wps">
+            <w:drawing>
+              <wp:anchor distT="0" distB="0" distL="114300" distR="114300" simplePos="0" relativeHeight="251677696" behindDoc="0" locked="0" layoutInCell="1" allowOverlap="1" wp14:anchorId="44F8C467" wp14:editId="512345F6">
+                <wp:simplePos x="0" y="0"/>
+                <wp:positionH relativeFrom="column">
+                  <wp:posOffset>0</wp:posOffset>
+                </wp:positionH>
+                <wp:positionV relativeFrom="paragraph">
+                  <wp:posOffset>4612640</wp:posOffset>
+                </wp:positionV>
+                <wp:extent cx="5760085" cy="635"/>
+                <wp:effectExtent l="0" t="0" r="0" b="0"/>
+                <wp:wrapTopAndBottom/>
+                <wp:docPr id="629037754" name="Caixa de Texto 1"/>
+                <wp:cNvGraphicFramePr/>
+                <a:graphic xmlns:a="http://schemas.openxmlformats.org/drawingml/2006/main">
+                  <a:graphicData uri="http://schemas.microsoft.com/office/word/2010/wordprocessingShape">
+                    <wps:wsp>
+                      <wps:cNvSpPr txBox="1"/>
+                      <wps:spPr>
+                        <a:xfrm>
+                          <a:off x="0" y="0"/>
+                          <a:ext cx="5760085" cy="635"/>
+                        </a:xfrm>
+                        <a:prstGeom prst="rect">
+                          <a:avLst/>
+                        </a:prstGeom>
+                        <a:solidFill>
+                          <a:prstClr val="white"/>
+                        </a:solidFill>
+                        <a:ln>
+                          <a:noFill/>
+                        </a:ln>
+                      </wps:spPr>
+                      <wps:txbx>
+                        <w:txbxContent>
+                          <w:p>
+                            <w:pPr>
+                              <w:pStyle w:val="Legenda"/>
+                              <w:rPr>
+                                <w:rFonts w:ascii="Arial" w:hAnsi="Arial" w:cs="Arial"/>
+                                <w:color w:val="000000" w:themeColor="text1"/>
+                              </w:rPr>
+                            </w:pPr>
+                            <w:r>
+                              <w:t>Figura</w:t>
+                            </w:r>
+                            <w:r>
+                              <w:t xml:space="preserve"> 5</w:t>
+                            </w:r>
+                            <w:r>
+                              <w:t>: Tela de novo requerimento</w:t>
+                            </w:r>
+                          </w:p>
+                        </w:txbxContent>
+                      </wps:txbx>
+                      <wps:bodyPr rot="0" spcFirstLastPara="0" vertOverflow="overflow" horzOverflow="overflow" vert="horz" wrap="square" lIns="0" tIns="0" rIns="0" bIns="0" numCol="1" spcCol="0" rtlCol="0" fromWordArt="0" anchor="t" anchorCtr="0" forceAA="0" compatLnSpc="1">
+                        <a:prstTxWarp prst="textNoShape">
+                          <a:avLst/>
+                        </a:prstTxWarp>
+                        <a:spAutoFit/>
+                      </wps:bodyPr>
+                    </wps:wsp>
+                  </a:graphicData>
+                </a:graphic>
+              </wp:anchor>
+            </w:drawing>
+          </mc:Choice>
+          <mc:Fallback>
+            <w:pict>
+              <v:shape w14:anchorId="44F8C467" id="_x0000_s1030" type="#_x0000_t202" style="position:absolute;left:0;text-align:left;margin-left:0;margin-top:363.2pt;width:453.55pt;height:.05pt;z-index:251677696;visibility:visible;mso-wrap-style:square;mso-wrap-distance-left:9pt;mso-wrap-distance-top:0;mso-wrap-distance-right:9pt;mso-wrap-distance-bottom:0;mso-position-horizontal:absolute;mso-position-horizontal-relative:text;mso-position-vertical:absolute;mso-position-vertical-relative:text;v-text-anchor:top" o:gfxdata="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" stroked="f">
+                <v:textbox style="mso-fit-shape-to-text:t" inset="0,0,0,0">
+                  <w:txbxContent>
+                    <w:p>
+                      <w:pPr>
+                        <w:pStyle w:val="Legenda"/>
+                        <w:rPr>
+                          <w:rFonts w:ascii="Arial" w:hAnsi="Arial" w:cs="Arial"/>
+                          <w:color w:val="000000" w:themeColor="text1"/>
+                        </w:rPr>
+                      </w:pPr>
+                      <w:r>
+                        <w:t>Figura</w:t>
+                      </w:r>
+                      <w:r>
+                        <w:t xml:space="preserve"> 5</w:t>
+                      </w:r>
+                      <w:r>
+                        <w:t>: Tela de novo requerimento</w:t>
+                      </w:r>
+                    </w:p>
+                  </w:txbxContent>
+                </v:textbox>
+                <w10:wrap type="topAndBottom"/>
+              </v:shape>
+            </w:pict>
+          </mc:Fallback>
+        </mc:AlternateContent>
+      </w:r>
+      <w:r>
+        <w:drawing>
+          <wp:anchor distT="0" distB="0" distL="114300" distR="114300" simplePos="0" relativeHeight="251675648" behindDoc="0" locked="0" layoutInCell="1" allowOverlap="1" wp14:anchorId="014CB6E6" wp14:editId="1096AFCC">
+            <wp:simplePos x="0" y="0"/>
+            <wp:positionH relativeFrom="margin">
+              <wp:align>right</wp:align>
+            </wp:positionH>
+            <wp:positionV relativeFrom="paragraph">
+              <wp:posOffset>0</wp:posOffset>
+            </wp:positionV>
+            <wp:extent cx="5760085" cy="4555490"/>
+            <wp:effectExtent l="0" t="0" r="0" b="0"/>
+            <wp:wrapTopAndBottom/>
+            <wp:docPr id="1309904484" name="Imagem 1"/>
+            <wp:cNvGraphicFramePr>
+              <a:graphicFrameLocks xmlns:a="http://schemas.openxmlformats.org/drawingml/2006/main" noChangeAspect="1"/>
+            </wp:cNvGraphicFramePr>
+            <a:graphic xmlns:a="http://schemas.openxmlformats.org/drawingml/2006/main">
+              <a:graphicData uri="http://schemas.openxmlformats.org/drawingml/2006/picture">
+                <pic:pic xmlns:pic="http://schemas.openxmlformats.org/drawingml/2006/picture">
+                  <pic:nvPicPr>
+                    <pic:cNvPr id="1309904484" name=""/>
+                    <pic:cNvPicPr/>
+                  </pic:nvPicPr>
+                  <pic:blipFill>
+                    <a:blip r:embed="rId24">
+                      <a:extLst>
+                        <a:ext uri="{28A0092B-C50C-407E-A947-70E740481C1C}">
+                          <a14:useLocalDpi xmlns:a14="http://schemas.microsoft.com/office/drawing/2010/main" val="0"/>
+                        </a:ext>
+                      </a:extLst>
+                    </a:blip>
+                    <a:stretch>
+                      <a:fillRect/>
+                    </a:stretch>
+                  </pic:blipFill>
+                  <pic:spPr>
+                    <a:xfrm>
+                      <a:off x="0" y="0"/>
+                      <a:ext cx="5760085" cy="4555490"/>
+                    </a:xfrm>
+                    <a:prstGeom prst="rect">
+                      <a:avLst/>
+                    </a:prstGeom>
+                  </pic:spPr>
+                </pic:pic>
+              </a:graphicData>
+            </a:graphic>
+            <wp14:sizeRelH relativeFrom="margin">
+              <wp14:pctWidth>0</wp14:pctWidth>
+            </wp14:sizeRelH>
+            <wp14:sizeRelV relativeFrom="margin">
+              <wp14:pctHeight>0</wp14:pctHeight>
+            </wp14:sizeRelV>
+          </wp:anchor>
+        </w:drawing>
+      </w:r>
+    </w:p>
+    <w:p>
+      <w:pPr>
+        <w:pStyle w:val="Ttulo3"/>
+        <w:ind w:left="1701" w:hanging="709"/>
+      </w:pPr>
+      <w:r>
+        <w:t>Funcionalidades Adicionais do Módulo Externo</w:t>
+      </w:r>
+    </w:p>
+    <w:p>
+      <w:pPr>
+        <w:pStyle w:val="CorpodoTexto"/>
+        <w:numPr>
+          <w:ilvl w:val="0"/>
+          <w:numId w:val="9"/>
+        </w:numPr>
+      </w:pPr>
+      <w:r>
+        <w:t>Exibir Perfil do Cidadão:</w:t>
+      </w:r>
+    </w:p>
+    <w:p>
+      <w:pPr>
+        <w:pStyle w:val="CorpodoTexto"/>
+        <w:numPr>
+          <w:ilvl w:val="1"/>
+          <w:numId w:val="9"/>
+        </w:numPr>
+      </w:pPr>
+      <w:r>
+        <w:t>Descrição: Tela onde o cidadão pode visualizar e atualizar suas informações de cadastro (nome, endereço, e-mail).</w:t>
+      </w:r>
+    </w:p>
+    <w:p>
+      <w:pPr>
+        <w:pStyle w:val="CorpodoTexto"/>
+        <w:numPr>
+          <w:ilvl w:val="1"/>
+          <w:numId w:val="9"/>
+        </w:numPr>
+      </w:pPr>
+      <w:r>
+        <w:t>Elementos Visuais: Formulário com os campos de cadastro preenchidos, permitindo edição e salvamento.</w:t>
+      </w:r>
+    </w:p>
+    <w:p>
+      <w:pPr>
+        <w:pStyle w:val="CorpodoTexto"/>
+        <w:numPr>
+          <w:ilvl w:val="1"/>
+          <w:numId w:val="9"/>
+        </w:numPr>
+      </w:pPr>
+      <w:r>
+        <w:t>Alteração de Senha do Cidadão:</w:t>
+      </w:r>
+    </w:p>
+    <w:p>
+      <w:pPr>
+        <w:pStyle w:val="CorpodoTexto"/>
+        <w:numPr>
+          <w:ilvl w:val="1"/>
+          <w:numId w:val="9"/>
+        </w:numPr>
+      </w:pPr>
+      <w:r>
+        <w:t>Descrição: Interface segura para o cidadão mudar sua senha de acesso ao sistema.</w:t>
+      </w:r>
+    </w:p>
+    <w:p>
+      <w:pPr>
+        <w:pStyle w:val="CorpodoTexto"/>
+        <w:numPr>
+          <w:ilvl w:val="1"/>
+          <w:numId w:val="9"/>
+        </w:numPr>
+      </w:pPr>
+      <w:r>
+        <w:t>Elementos Visuais: Campos para "Senha Atual", "Nova Senha" e "Confirmar Nova Senha", com validações de segurança.</w:t>
+      </w:r>
+    </w:p>
+    <w:p>
+      <w:pPr>
+        <w:pStyle w:val="CorpodoTexto"/>
+        <w:ind w:firstLine="0"/>
+      </w:pPr>
+    </w:p>
+    <w:p>
+      <w:pPr>
+        <w:pStyle w:val="Ttulo2"/>
+        <w:ind w:left="1134" w:hanging="425"/>
+      </w:pPr>
+      <w:r>
+        <w:t>Módulo Interno (Servidor/Gestor)</w:t>
+      </w:r>
+    </w:p>
+    <w:p>
+      <w:pPr>
+        <w:pStyle w:val="CorpodoTexto"/>
+      </w:pPr>
+      <w:r>
+        <w:lastRenderedPageBreak/>
+        <w:t>Este módulo é otimizado para a eficiência operacional dos servidores e gestores, com foco na gestão, análise e resposta às demandas, como delineado na jornada do servidor</w:t>
+      </w:r>
+      <w:r>
+        <w:t>.</w:t>
+      </w:r>
+    </w:p>
+    <w:p>
+      <w:pPr>
+        <w:pStyle w:val="CorpodoTexto"/>
+      </w:pPr>
+    </w:p>
+    <w:p>
+      <w:pPr>
+        <w:pStyle w:val="Ttulo3"/>
+        <w:ind w:left="1701" w:hanging="709"/>
+      </w:pPr>
+      <w:r>
+        <w:t xml:space="preserve">Tela de </w:t>
+      </w:r>
+      <w:r>
+        <w:t>l</w:t>
+      </w:r>
+      <w:r>
+        <w:t xml:space="preserve">ogin do </w:t>
+      </w:r>
+      <w:r>
+        <w:t>s</w:t>
+      </w:r>
+      <w:r>
+        <w:t>ervidor</w:t>
+      </w:r>
+    </w:p>
+    <w:p>
+      <w:pPr>
+        <w:pStyle w:val="CorpodoTexto"/>
+        <w:ind w:firstLine="993"/>
+      </w:pPr>
+      <w:r>
+        <w:t>Interface dedicada ao acesso de servidores ao ambiente administrativo do sistema.</w:t>
+      </w:r>
+      <w:r>
+        <w:t xml:space="preserve"> </w:t>
+      </w:r>
+      <w:r>
+        <w:t xml:space="preserve">Similar ao login do cidadão, com autenticação </w:t>
+      </w:r>
+      <w:r>
+        <w:t xml:space="preserve">igualmente </w:t>
+      </w:r>
+      <w:r>
+        <w:t>robusta</w:t>
+      </w:r>
+      <w:r>
+        <w:t>.</w:t>
+      </w:r>
+    </w:p>
+    <w:p>
+      <w:pPr>
+        <w:pStyle w:val="CorpodoTexto"/>
+      </w:pPr>
+      <w:r>
+        <w:rPr>
+          <w:noProof/>
+        </w:rPr>
+        <mc:AlternateContent>
+          <mc:Choice Requires="wps">
+            <w:drawing>
+              <wp:anchor distT="0" distB="0" distL="114300" distR="114300" simplePos="0" relativeHeight="251680768" behindDoc="0" locked="0" layoutInCell="1" allowOverlap="1" wp14:anchorId="64856899" wp14:editId="2166497C">
+                <wp:simplePos x="0" y="0"/>
+                <wp:positionH relativeFrom="column">
+                  <wp:posOffset>1223645</wp:posOffset>
+                </wp:positionH>
+                <wp:positionV relativeFrom="paragraph">
+                  <wp:posOffset>3276600</wp:posOffset>
+                </wp:positionV>
+                <wp:extent cx="2952750" cy="635"/>
+                <wp:effectExtent l="0" t="0" r="0" b="0"/>
+                <wp:wrapTopAndBottom/>
+                <wp:docPr id="1504812499" name="Caixa de Texto 1"/>
+                <wp:cNvGraphicFramePr/>
+                <a:graphic xmlns:a="http://schemas.openxmlformats.org/drawingml/2006/main">
+                  <a:graphicData uri="http://schemas.microsoft.com/office/word/2010/wordprocessingShape">
+                    <wps:wsp>
+                      <wps:cNvSpPr txBox="1"/>
+                      <wps:spPr>
+                        <a:xfrm>
+                          <a:off x="0" y="0"/>
+                          <a:ext cx="2952750" cy="635"/>
+                        </a:xfrm>
+                        <a:prstGeom prst="rect">
+                          <a:avLst/>
+                        </a:prstGeom>
+                        <a:solidFill>
+                          <a:prstClr val="white"/>
+                        </a:solidFill>
+                        <a:ln>
+                          <a:noFill/>
+                        </a:ln>
+                      </wps:spPr>
+                      <wps:txbx>
+                        <w:txbxContent>
+                          <w:p>
+                            <w:pPr>
+                              <w:pStyle w:val="Legenda"/>
+                              <w:rPr>
+                                <w:rFonts w:ascii="Arial" w:hAnsi="Arial" w:cs="Arial"/>
+                                <w:color w:val="000000" w:themeColor="text1"/>
+                              </w:rPr>
+                            </w:pPr>
+                            <w:r>
+                              <w:t>Figura 6: Login do módulo interno</w:t>
+                            </w:r>
+                          </w:p>
+                        </w:txbxContent>
+                      </wps:txbx>
+                      <wps:bodyPr rot="0" spcFirstLastPara="0" vertOverflow="overflow" horzOverflow="overflow" vert="horz" wrap="square" lIns="0" tIns="0" rIns="0" bIns="0" numCol="1" spcCol="0" rtlCol="0" fromWordArt="0" anchor="t" anchorCtr="0" forceAA="0" compatLnSpc="1">
+                        <a:prstTxWarp prst="textNoShape">
+                          <a:avLst/>
+                        </a:prstTxWarp>
+                        <a:spAutoFit/>
+                      </wps:bodyPr>
+                    </wps:wsp>
+                  </a:graphicData>
+                </a:graphic>
+              </wp:anchor>
+            </w:drawing>
+          </mc:Choice>
+          <mc:Fallback>
+            <w:pict>
+              <v:shape w14:anchorId="64856899" id="_x0000_s1031" type="#_x0000_t202" style="position:absolute;left:0;text-align:left;margin-left:96.35pt;margin-top:258pt;width:232.5pt;height:.05pt;z-index:251680768;visibility:visible;mso-wrap-style:square;mso-wrap-distance-left:9pt;mso-wrap-distance-top:0;mso-wrap-distance-right:9pt;mso-wrap-distance-bottom:0;mso-position-horizontal:absolute;mso-position-horizontal-relative:text;mso-position-vertical:absolute;mso-position-vertical-relative:text;v-text-anchor:top" o:gfxdata="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" stroked="f">
+                <v:textbox style="mso-fit-shape-to-text:t" inset="0,0,0,0">
+                  <w:txbxContent>
+                    <w:p>
+                      <w:pPr>
+                        <w:pStyle w:val="Legenda"/>
+                        <w:rPr>
+                          <w:rFonts w:ascii="Arial" w:hAnsi="Arial" w:cs="Arial"/>
+                          <w:color w:val="000000" w:themeColor="text1"/>
+                        </w:rPr>
+                      </w:pPr>
+                      <w:r>
+                        <w:t>Figura 6: Login do módulo interno</w:t>
+                      </w:r>
+                    </w:p>
+                  </w:txbxContent>
+                </v:textbox>
+                <w10:wrap type="topAndBottom"/>
+              </v:shape>
+            </w:pict>
+          </mc:Fallback>
+        </mc:AlternateContent>
+      </w:r>
+      <w:r>
+        <w:drawing>
+          <wp:anchor distT="0" distB="0" distL="114300" distR="114300" simplePos="0" relativeHeight="251678720" behindDoc="0" locked="0" layoutInCell="1" allowOverlap="1" wp14:anchorId="61B585E2" wp14:editId="2797DEFB">
+            <wp:simplePos x="0" y="0"/>
+            <wp:positionH relativeFrom="page">
+              <wp:align>center</wp:align>
+            </wp:positionH>
+            <wp:positionV relativeFrom="paragraph">
+              <wp:posOffset>260985</wp:posOffset>
+            </wp:positionV>
+            <wp:extent cx="2952750" cy="2958465"/>
+            <wp:effectExtent l="95250" t="38100" r="38100" b="89535"/>
+            <wp:wrapTopAndBottom/>
+            <wp:docPr id="354963107" name="Imagem 1"/>
+            <wp:cNvGraphicFramePr>
+              <a:graphicFrameLocks xmlns:a="http://schemas.openxmlformats.org/drawingml/2006/main" noChangeAspect="1"/>
+            </wp:cNvGraphicFramePr>
+            <a:graphic xmlns:a="http://schemas.openxmlformats.org/drawingml/2006/main">
+              <a:graphicData uri="http://schemas.openxmlformats.org/drawingml/2006/picture">
+                <pic:pic xmlns:pic="http://schemas.openxmlformats.org/drawingml/2006/picture">
+                  <pic:nvPicPr>
+                    <pic:cNvPr id="354963107" name=""/>
+                    <pic:cNvPicPr/>
+                  </pic:nvPicPr>
+                  <pic:blipFill>
+                    <a:blip r:embed="rId25">
+                      <a:extLst>
+                        <a:ext uri="{28A0092B-C50C-407E-A947-70E740481C1C}">
+                          <a14:useLocalDpi xmlns:a14="http://schemas.microsoft.com/office/drawing/2010/main" val="0"/>
+                        </a:ext>
+                      </a:extLst>
+                    </a:blip>
+                    <a:stretch>
+                      <a:fillRect/>
+                    </a:stretch>
+                  </pic:blipFill>
+                  <pic:spPr>
+                    <a:xfrm>
+                      <a:off x="0" y="0"/>
+                      <a:ext cx="2952750" cy="2958465"/>
+                    </a:xfrm>
+                    <a:prstGeom prst="rect">
+                      <a:avLst/>
+                    </a:prstGeom>
+                    <a:effectLst>
+                      <a:outerShdw blurRad="50800" dist="38100" dir="8100000" algn="tr" rotWithShape="0">
+                        <a:prstClr val="black">
+                          <a:alpha val="40000"/>
+                        </a:prstClr>
+                      </a:outerShdw>
+                    </a:effectLst>
+                  </pic:spPr>
+                </pic:pic>
+              </a:graphicData>
+            </a:graphic>
+            <wp14:sizeRelH relativeFrom="margin">
+              <wp14:pctWidth>0</wp14:pctWidth>
+            </wp14:sizeRelH>
+            <wp14:sizeRelV relativeFrom="margin">
+              <wp14:pctHeight>0</wp14:pctHeight>
+            </wp14:sizeRelV>
+          </wp:anchor>
+        </w:drawing>
+      </w:r>
+    </w:p>
+    <w:p>
+      <w:pPr>
+        <w:pStyle w:val="CorpodoTexto"/>
+      </w:pPr>
+    </w:p>
+    <w:p>
+      <w:pPr>
+        <w:pStyle w:val="CorpodoTexto"/>
+      </w:pPr>
+    </w:p>
+    <w:p>
+      <w:pPr>
+        <w:pStyle w:val="Ttulo3"/>
+        <w:ind w:left="1701" w:hanging="709"/>
+      </w:pPr>
+      <w:r>
+        <w:t xml:space="preserve">Tela </w:t>
+      </w:r>
+      <w:r>
+        <w:t>I</w:t>
+      </w:r>
+      <w:r>
+        <w:t xml:space="preserve">nicial (Dashboard do </w:t>
+      </w:r>
+      <w:r>
+        <w:t>s</w:t>
+      </w:r>
+      <w:r>
+        <w:t xml:space="preserve">ervidor </w:t>
+      </w:r>
+      <w:r>
+        <w:t>l</w:t>
+      </w:r>
+      <w:r>
+        <w:t>ogado)</w:t>
+      </w:r>
+    </w:p>
+    <w:p>
+      <w:pPr>
+        <w:pStyle w:val="CorpodoTexto"/>
+        <w:ind w:firstLine="993"/>
+      </w:pPr>
+      <w:r>
+        <w:t xml:space="preserve">Essa tela apresenta </w:t>
+      </w:r>
+      <w:r>
+        <w:t xml:space="preserve">informações preciosas ao gestor, como </w:t>
+      </w:r>
+      <w:r>
+        <w:t>um d</w:t>
+      </w:r>
+      <w:r>
+        <w:t>ashboard analítico e operacional que fornece ao servidor ou gestor uma visão consolidada das demandas sob sua responsabilidade ou de sua unidade gestora.</w:t>
+      </w:r>
+      <w:r>
+        <w:t xml:space="preserve"> A experiência f</w:t>
+      </w:r>
+      <w:r>
+        <w:t xml:space="preserve">oca na agilidade e na tomada de decisão, fornecendo insights acionáveis e acesso rápido às demandas críticas. Os gráficos são pensados para serem interativos, permitindo filtros e </w:t>
+      </w:r>
+      <w:proofErr w:type="spellStart"/>
+      <w:r>
+        <w:t>drill-downs</w:t>
+      </w:r>
+      <w:proofErr w:type="spellEnd"/>
+      <w:r>
+        <w:t>.</w:t>
+      </w:r>
+    </w:p>
+    <w:p>
+      <w:pPr>
+        <w:pStyle w:val="CorpodoTexto"/>
+        <w:ind w:firstLine="993"/>
+      </w:pPr>
+      <w:r>
+        <w:t>Abaixo dos gráficos, uma lista dinâmica dos requerimentos pendentes de ação pela UG, com informações essenciais como protocolo, data de registro, descrição, endereço e tempo decorrido.</w:t>
+      </w:r>
+    </w:p>
+    <w:p>
+      <w:pPr>
+        <w:pStyle w:val="CorpodoTexto"/>
+        <w:ind w:firstLine="993"/>
+      </w:pPr>
+    </w:p>
+    <w:p>
+      <w:pPr>
+        <w:pStyle w:val="CorpodoTexto"/>
+        <w:ind w:firstLine="993"/>
+      </w:pPr>
+    </w:p>
+    <w:p>
+      <w:pPr>
+        <w:pStyle w:val="Legenda"/>
+      </w:pPr>
+      <w:r>
+        <w:t>Figura 7: Tela inicial (módulo interno)</w:t>
+      </w:r>
+      <w:r>
+        <w:drawing>
+          <wp:anchor distT="0" distB="0" distL="114300" distR="114300" simplePos="0" relativeHeight="251681792" behindDoc="0" locked="0" layoutInCell="1" allowOverlap="1" wp14:anchorId="67A356E9" wp14:editId="4D78CBA8">
+            <wp:simplePos x="0" y="0"/>
+            <wp:positionH relativeFrom="margin">
+              <wp:align>center</wp:align>
+            </wp:positionH>
+            <wp:positionV relativeFrom="paragraph">
+              <wp:posOffset>0</wp:posOffset>
+            </wp:positionV>
+            <wp:extent cx="5410200" cy="3054350"/>
+            <wp:effectExtent l="95250" t="38100" r="38100" b="88900"/>
+            <wp:wrapTopAndBottom/>
+            <wp:docPr id="1637615338" name="Imagem 1"/>
+            <wp:cNvGraphicFramePr>
+              <a:graphicFrameLocks xmlns:a="http://schemas.openxmlformats.org/drawingml/2006/main" noChangeAspect="1"/>
+            </wp:cNvGraphicFramePr>
+            <a:graphic xmlns:a="http://schemas.openxmlformats.org/drawingml/2006/main">
+              <a:graphicData uri="http://schemas.openxmlformats.org/drawingml/2006/picture">
+                <pic:pic xmlns:pic="http://schemas.openxmlformats.org/drawingml/2006/picture">
+                  <pic:nvPicPr>
+                    <pic:cNvPr id="1637615338" name=""/>
+                    <pic:cNvPicPr/>
+                  </pic:nvPicPr>
+                  <pic:blipFill>
+                    <a:blip r:embed="rId26">
+                      <a:extLst>
+                        <a:ext uri="{28A0092B-C50C-407E-A947-70E740481C1C}">
+                          <a14:useLocalDpi xmlns:a14="http://schemas.microsoft.com/office/drawing/2010/main" val="0"/>
+                        </a:ext>
+                      </a:extLst>
+                    </a:blip>
+                    <a:stretch>
+                      <a:fillRect/>
+                    </a:stretch>
+                  </pic:blipFill>
+                  <pic:spPr>
+                    <a:xfrm>
+                      <a:off x="0" y="0"/>
+                      <a:ext cx="5410200" cy="3054350"/>
+                    </a:xfrm>
+                    <a:prstGeom prst="rect">
+                      <a:avLst/>
+                    </a:prstGeom>
+                    <a:effectLst>
+                      <a:outerShdw blurRad="50800" dist="38100" dir="8100000" algn="tr" rotWithShape="0">
+                        <a:prstClr val="black">
+                          <a:alpha val="40000"/>
+                        </a:prstClr>
+                      </a:outerShdw>
+                    </a:effectLst>
+                  </pic:spPr>
+                </pic:pic>
+              </a:graphicData>
+            </a:graphic>
+            <wp14:sizeRelH relativeFrom="margin">
+              <wp14:pctWidth>0</wp14:pctWidth>
+            </wp14:sizeRelH>
+            <wp14:sizeRelV relativeFrom="margin">
+              <wp14:pctHeight>0</wp14:pctHeight>
+            </wp14:sizeRelV>
+          </wp:anchor>
+        </w:drawing>
+      </w:r>
+    </w:p>
+    <w:p>
+      <w:pPr>
+        <w:pStyle w:val="CorpodoTexto"/>
+        <w:ind w:firstLine="993"/>
+      </w:pPr>
+    </w:p>
+    <w:p>
+      <w:pPr>
+        <w:pStyle w:val="Ttulo3"/>
+        <w:ind w:left="1701" w:hanging="709"/>
+      </w:pPr>
+      <w:r>
+        <w:t>Distribuir Requerimento para Servidor</w:t>
+      </w:r>
+    </w:p>
+    <w:p>
+      <w:pPr>
+        <w:pStyle w:val="CorpodoTexto"/>
+        <w:ind w:firstLine="993"/>
+      </w:pPr>
+      <w:r>
+        <w:t>Essa t</w:t>
+      </w:r>
+      <w:r>
+        <w:t>ela utilizada por um gestor da Unidade Gestora para delegar um requerimento específico a um servidor de sua equipe.</w:t>
+      </w:r>
+      <w:r>
+        <w:t xml:space="preserve"> Ao usuário é apresentado um d</w:t>
+      </w:r>
+      <w:r>
+        <w:t>esign claro para otimizar o fluxo de trabalho e a alocação de tarefas dentro da UG</w:t>
+      </w:r>
+      <w:r>
+        <w:t>.</w:t>
+      </w:r>
+    </w:p>
+    <w:p>
+      <w:pPr>
+        <w:pStyle w:val="CorpodoTexto"/>
+        <w:ind w:firstLine="0"/>
+      </w:pPr>
+    </w:p>
+    <w:p>
+      <w:pPr>
+        <w:pStyle w:val="Ttulo3"/>
+        <w:ind w:left="1701" w:hanging="709"/>
+      </w:pPr>
+      <w:r>
+        <w:t>Responder Requerimento</w:t>
+      </w:r>
+    </w:p>
+    <w:p>
+      <w:pPr>
+        <w:pStyle w:val="CorpodoTexto"/>
+        <w:ind w:firstLine="993"/>
+      </w:pPr>
+      <w:r>
+        <w:t>Interface para o servidor responsável registrar a conclusão e a resposta a um requerimento, que será submetida para aprovação do gestor da UG.</w:t>
+      </w:r>
+      <w:r>
+        <w:t xml:space="preserve"> A tela g</w:t>
+      </w:r>
+      <w:r>
+        <w:t xml:space="preserve">arante </w:t>
+      </w:r>
+      <w:r>
+        <w:t xml:space="preserve">ao usuário </w:t>
+      </w:r>
+      <w:r>
+        <w:t>um processo estruturado de resposta, com todas as informações necessárias para que o servidor possa registrar a solução de forma completa e transparente.</w:t>
+      </w:r>
+    </w:p>
+    <w:p>
+      <w:pPr>
+        <w:pStyle w:val="CorpodoTexto"/>
+      </w:pPr>
+    </w:p>
+    <w:p>
+      <w:pPr>
+        <w:pStyle w:val="Ttulo3"/>
+        <w:ind w:left="1701" w:hanging="709"/>
+      </w:pPr>
+      <w:r>
+        <w:t>Funcionalidades Adicionais do Módulo Interno</w:t>
+      </w:r>
+    </w:p>
+    <w:p>
+      <w:pPr>
+        <w:pStyle w:val="CorpodoTexto"/>
+      </w:pPr>
+      <w:r>
+        <w:t>Manutenção do Cadastro do Servidor:</w:t>
+      </w:r>
+      <w:r>
+        <w:t xml:space="preserve"> </w:t>
+      </w:r>
+      <w:r>
+        <w:t>Conjunto de telas para gerenciar os cadastros dos servidores.</w:t>
+      </w:r>
+    </w:p>
+    <w:p>
+      <w:pPr>
+        <w:pStyle w:val="CorpodoTexto"/>
+      </w:pPr>
+      <w:r>
+        <w:t>Manter Unidade Gestora (UG):</w:t>
+      </w:r>
+      <w:r>
+        <w:t xml:space="preserve"> </w:t>
+      </w:r>
+      <w:r>
+        <w:t>Conjunto de funcionalidades para gerenciar as Unidades Gestoras da prefeitura.</w:t>
+      </w:r>
+    </w:p>
+    <w:p>
+      <w:pPr>
+        <w:pStyle w:val="CorpodoTexto"/>
+      </w:pPr>
+      <w:r>
+        <w:lastRenderedPageBreak/>
+        <w:t xml:space="preserve">Atribuição de </w:t>
+      </w:r>
+      <w:r>
+        <w:t>r</w:t>
+      </w:r>
+      <w:r>
+        <w:t>esponsável: Um seletor de usuários que permite ao administrador atribuir um servidor como responsável pela UG, que terá a permissão de aprovar respostas antes do envio ao cidadão.</w:t>
+      </w:r>
+    </w:p>
+    <w:p>
+      <w:pPr>
+        <w:pStyle w:val="CorpodoTexto"/>
+      </w:pPr>
+      <w:r>
+        <w:t xml:space="preserve">Cadastro, </w:t>
+      </w:r>
+      <w:r>
+        <w:t>a</w:t>
+      </w:r>
+      <w:r>
+        <w:t xml:space="preserve">lteração e </w:t>
+      </w:r>
+      <w:r>
+        <w:t>a</w:t>
+      </w:r>
+      <w:r>
+        <w:t xml:space="preserve">tribuição de </w:t>
+      </w:r>
+      <w:r>
+        <w:t>p</w:t>
+      </w:r>
+      <w:r>
+        <w:t xml:space="preserve">erfil a </w:t>
+      </w:r>
+      <w:r>
+        <w:t>u</w:t>
+      </w:r>
+      <w:r>
+        <w:t>suário:</w:t>
+      </w:r>
+      <w:r>
+        <w:t xml:space="preserve"> </w:t>
+      </w:r>
+      <w:r>
+        <w:t>Funcionalidades para criar e gerenciar perfis de acesso e atribuí-los a servidores.</w:t>
+      </w:r>
+    </w:p>
+    <w:p>
+      <w:pPr>
+        <w:pStyle w:val="CorpodoTexto"/>
+      </w:pPr>
+    </w:p>
+    <w:p>
+      <w:pPr>
+        <w:pStyle w:val="CorpodoTexto"/>
         <w:sectPr>
           <w:pgSz w:w="11906" w:h="16838"/>
           <w:pgMar w:top="1701" w:right="1134" w:bottom="1134" w:left="1701" w:header="709" w:footer="709" w:gutter="0"/>
@@ -3016,22 +7158,37 @@
         </w:sectPr>
       </w:pPr>
       <w:r>
+        <w:rPr>
+          <w:highlight w:val="yellow"/>
+        </w:rPr>
         <w:t xml:space="preserve">Na jornada do usuário elabora-se de forma descritiva e ampla o que se pretende desenvolver. Nesta seção, deve-se apresentar as telas que serão desenvolvidas, ilustrando o que será implementado. Podem ser exploradas ferramentas gratuitas, tal como </w:t>
       </w:r>
       <w:proofErr w:type="spellStart"/>
       <w:r>
+        <w:rPr>
+          <w:highlight w:val="yellow"/>
+        </w:rPr>
         <w:t>figma</w:t>
       </w:r>
       <w:proofErr w:type="spellEnd"/>
       <w:r>
+        <w:rPr>
+          <w:highlight w:val="yellow"/>
+        </w:rPr>
         <w:t xml:space="preserve">, </w:t>
       </w:r>
       <w:proofErr w:type="spellStart"/>
       <w:r>
+        <w:rPr>
+          <w:highlight w:val="yellow"/>
+        </w:rPr>
         <w:t>canvas</w:t>
       </w:r>
       <w:proofErr w:type="spellEnd"/>
       <w:r>
+        <w:rPr>
+          <w:highlight w:val="yellow"/>
+        </w:rPr>
         <w:t xml:space="preserve"> e etc.</w:t>
       </w:r>
     </w:p>
@@ -3148,6 +7305,9 @@
         <w:pStyle w:val="CorpodoTexto"/>
       </w:pPr>
       <w:r>
+        <w:rPr>
+          <w:highlight w:val="yellow"/>
+        </w:rPr>
         <w:t>Nesta seção cabe o detalhamento técnico da solução que será implementada. A arquitetura de software de uma solução define como são organizados os elementos que o formam. Ali são detalhados componentes e comportamentos para a realização de funções.</w:t>
       </w:r>
     </w:p>
@@ -3278,8 +7438,14 @@
     <w:p>
       <w:pPr>
         <w:pStyle w:val="CorpodoTexto"/>
-      </w:pPr>
-      <w:r>
+        <w:rPr>
+          <w:highlight w:val="yellow"/>
+        </w:rPr>
+      </w:pPr>
+      <w:r>
+        <w:rPr>
+          <w:highlight w:val="yellow"/>
+        </w:rPr>
         <w:t>Tão importante quando o desenvolvimento da solução é a garantia da qualidade desta. O desenvolvimento de uma solução requer que teste sejam realizados a fim de reduzir ao máximo falhas de lógica, bem como para garantir a coerência entre versões que são elaboradas.</w:t>
       </w:r>
     </w:p>
@@ -3288,6 +7454,9 @@
         <w:pStyle w:val="CorpodoTexto"/>
       </w:pPr>
       <w:r>
+        <w:rPr>
+          <w:highlight w:val="yellow"/>
+        </w:rPr>
         <w:t>Descreva as estratégias empregadas para a validação da solução implementada.</w:t>
       </w:r>
     </w:p>
@@ -3415,6 +7584,9 @@
         <w:pStyle w:val="CorpodoTexto"/>
       </w:pPr>
       <w:r>
+        <w:rPr>
+          <w:highlight w:val="yellow"/>
+        </w:rPr>
         <w:t>O trabalho desenvolvido para este trabalho de conclusão deve fazer parte de um portfólio que deverá lhe acompanhar. Nesta seção, faz-se necessário o apontamento do repositório da solução desenvolvida, bem como da documentação elaborada especificamente para o projeto</w:t>
       </w:r>
     </w:p>
@@ -3542,10 +7714,10 @@
         <w:pStyle w:val="CorpodoTexto"/>
       </w:pPr>
       <w:r>
-        <w:t>A trajetória do curso e o fechamento deste com a elaboração do trabalho aqui apresentado certamente são motivo de exaltação. Como fechamento deste documento, apresente um pouco da sua trajetória ao longo do curso e quais expectativas imagina surgir a partir de tal formação</w:t>
-      </w:r>
-      <w:r>
-        <w:t>.</w:t>
+        <w:rPr>
+          <w:highlight w:val="yellow"/>
+        </w:rPr>
+        <w:t>A trajetória do curso e o fechamento deste com a elaboração do trabalho aqui apresentado certamente são motivo de exaltação. Como fechamento deste documento, apresente um pouco da sua trajetória ao longo do curso e quais expectativas imagina surgir a partir de tal formação.</w:t>
       </w:r>
     </w:p>
     <w:p>
@@ -3674,14 +7846,461 @@
     <w:p>
       <w:pPr>
         <w:pStyle w:val="CorpodaReferncia"/>
-      </w:pPr>
-      <w:r>
-        <w:t>Citar todas as referências utilizadas no trabalho</w:t>
+        <w:numPr>
+          <w:ilvl w:val="0"/>
+          <w:numId w:val="44"/>
+        </w:numPr>
+      </w:pPr>
+      <w:r>
+        <w:t xml:space="preserve">Colab. (s.d.). Colab. </w:t>
+      </w:r>
+      <w:r>
+        <w:t>Disponível em:</w:t>
       </w:r>
       <w:r>
         <w:t xml:space="preserve"> </w:t>
       </w:r>
       <w:r>
+        <w:t>www.colab.com.br</w:t>
+      </w:r>
+      <w:r>
+        <w:t>. Acesso em: 28/02/2026</w:t>
+      </w:r>
+    </w:p>
+    <w:p>
+      <w:pPr>
+        <w:pStyle w:val="CorpodaReferncia"/>
+        <w:numPr>
+          <w:ilvl w:val="0"/>
+          <w:numId w:val="44"/>
+        </w:numPr>
+      </w:pPr>
+      <w:r>
+        <w:t xml:space="preserve">SCHWABER, K.; SUTHERLAND, J. The Scrum </w:t>
+      </w:r>
+      <w:proofErr w:type="spellStart"/>
+      <w:r>
+        <w:t>Guide</w:t>
+      </w:r>
+      <w:proofErr w:type="spellEnd"/>
+      <w:r>
+        <w:t>. [S. l.]: Scrum.org, 2020. Disponível em: scrumguides.org</w:t>
+      </w:r>
+      <w:bookmarkStart w:id="15" w:name="_Hlk223450419"/>
+      <w:r>
+        <w:t>. Acesso em: 28/02/2026</w:t>
+      </w:r>
+      <w:bookmarkEnd w:id="15"/>
+    </w:p>
+    <w:p>
+      <w:pPr>
+        <w:pStyle w:val="CorpodaReferncia"/>
+        <w:numPr>
+          <w:ilvl w:val="0"/>
+          <w:numId w:val="44"/>
+        </w:numPr>
+      </w:pPr>
+      <w:r>
+        <w:t xml:space="preserve">PORTO, Daniel. O que é </w:t>
+      </w:r>
+      <w:proofErr w:type="spellStart"/>
+      <w:r>
+        <w:t>ReactJs</w:t>
+      </w:r>
+      <w:proofErr w:type="spellEnd"/>
+      <w:r>
+        <w:t>? Como Funciona e Principais Aplicações. 2024. Disponível em: &lt;https://www.youtube.com/</w:t>
+      </w:r>
+      <w:proofErr w:type="spellStart"/>
+      <w:r>
+        <w:t>watch?v</w:t>
+      </w:r>
+      <w:proofErr w:type="spellEnd"/>
+      <w:r>
+        <w:t>=J9pFbdtNe1c&gt;. Acesso em: 05/02/2026.</w:t>
+      </w:r>
+    </w:p>
+    <w:p>
+      <w:pPr>
+        <w:pStyle w:val="CorpodaReferncia"/>
+        <w:numPr>
+          <w:ilvl w:val="0"/>
+          <w:numId w:val="44"/>
+        </w:numPr>
+      </w:pPr>
+      <w:r>
+        <w:rPr>
+          <w:lang w:val="en-US"/>
+        </w:rPr>
+        <w:t xml:space="preserve">WATHAN, Adam. CSS Utility Classes and "Separation of Concerns". 2017. </w:t>
+      </w:r>
+      <w:r>
+        <w:t>Disponível em: &lt;https://adamwathan.me/css-utility-classes-and-separation-of-concerns/&gt;. Acesso em: 05/02/2026.</w:t>
+      </w:r>
+    </w:p>
+    <w:p>
+      <w:pPr>
+        <w:pStyle w:val="CorpodaReferncia"/>
+        <w:numPr>
+          <w:ilvl w:val="0"/>
+          <w:numId w:val="44"/>
+        </w:numPr>
+      </w:pPr>
+      <w:r>
+        <w:rPr>
+          <w:lang w:val="en-US"/>
+        </w:rPr>
+        <w:t xml:space="preserve">DAHL, Ryan. </w:t>
+      </w:r>
+      <w:proofErr w:type="spellStart"/>
+      <w:r>
+        <w:t>Introduction</w:t>
+      </w:r>
+      <w:proofErr w:type="spellEnd"/>
+      <w:r>
+        <w:t xml:space="preserve"> </w:t>
+      </w:r>
+      <w:proofErr w:type="spellStart"/>
+      <w:r>
+        <w:t>to</w:t>
+      </w:r>
+      <w:proofErr w:type="spellEnd"/>
+      <w:r>
+        <w:t xml:space="preserve"> Node.js. 2011. Disponível em: &lt; https://www.youtube.com/watch?v=jo_B4LTHi3I&gt;. Acesso em: 06/02/2026.</w:t>
+      </w:r>
+    </w:p>
+    <w:p>
+      <w:pPr>
+        <w:pStyle w:val="CorpodaReferncia"/>
+        <w:numPr>
+          <w:ilvl w:val="0"/>
+          <w:numId w:val="44"/>
+        </w:numPr>
+        <w:rPr>
+          <w:lang w:val="en-US"/>
+        </w:rPr>
+      </w:pPr>
+      <w:r>
+        <w:rPr>
+          <w:lang w:val="en-US"/>
+        </w:rPr>
+        <w:t>CANTELON, Mike; HARTER, Marc; HOLOWAYCHUK, T.J.; RAJLICH, Nathan. Node.js in Action. 1. ed. Shelter Island, NY: Manning Publications Co., 2013.</w:t>
+      </w:r>
+    </w:p>
+    <w:p>
+      <w:pPr>
+        <w:pStyle w:val="CorpodaReferncia"/>
+        <w:numPr>
+          <w:ilvl w:val="0"/>
+          <w:numId w:val="44"/>
+        </w:numPr>
+      </w:pPr>
+      <w:r>
+        <w:rPr>
+          <w:lang w:val="en-US"/>
+        </w:rPr>
+        <w:t>TJ. Express - Fast, unopinionated, minimalist web framework for Node.js. [</w:t>
+      </w:r>
+      <w:proofErr w:type="spellStart"/>
+      <w:r>
+        <w:rPr>
+          <w:lang w:val="en-US"/>
+        </w:rPr>
+        <w:t>s.d.</w:t>
+      </w:r>
+      <w:proofErr w:type="spellEnd"/>
+      <w:r>
+        <w:rPr>
+          <w:lang w:val="en-US"/>
+        </w:rPr>
+        <w:t xml:space="preserve">]. </w:t>
+      </w:r>
+      <w:r>
+        <w:t>Disponível em: expressjs.com. Acesso em: 06/02/2026.</w:t>
+      </w:r>
+    </w:p>
+    <w:p>
+      <w:pPr>
+        <w:pStyle w:val="CorpodaReferncia"/>
+        <w:numPr>
+          <w:ilvl w:val="0"/>
+          <w:numId w:val="44"/>
+        </w:numPr>
+      </w:pPr>
+      <w:r>
+        <w:t xml:space="preserve">GOOGLE. Cloud </w:t>
+      </w:r>
+      <w:proofErr w:type="spellStart"/>
+      <w:r>
+        <w:t>Firestore</w:t>
+      </w:r>
+      <w:proofErr w:type="spellEnd"/>
+      <w:r>
+        <w:t>: Banco de dados de documentos para desenvolvimento de apps. [</w:t>
+      </w:r>
+      <w:proofErr w:type="gramStart"/>
+      <w:r>
+        <w:t>s.d.]b.</w:t>
+      </w:r>
+      <w:proofErr w:type="gramEnd"/>
+      <w:r>
+        <w:t xml:space="preserve"> Disponível em: firebase.google.com. Acesso em: 07/02/2026.</w:t>
+      </w:r>
+    </w:p>
+    <w:p>
+      <w:pPr>
+        <w:pStyle w:val="CorpodaReferncia"/>
+        <w:numPr>
+          <w:ilvl w:val="0"/>
+          <w:numId w:val="44"/>
+        </w:numPr>
+      </w:pPr>
+      <w:r>
+        <w:t xml:space="preserve">GOOGLE. </w:t>
+      </w:r>
+      <w:proofErr w:type="spellStart"/>
+      <w:r>
+        <w:t>Firebase</w:t>
+      </w:r>
+      <w:proofErr w:type="spellEnd"/>
+      <w:r>
+        <w:t>: Plataforma de desenvolvimento de apps. [s.d.]. Disponível em: firebase.google.com. Acesso em: 07/02/2026.</w:t>
+      </w:r>
+    </w:p>
+    <w:p>
+      <w:pPr>
+        <w:pStyle w:val="CorpodaReferncia"/>
+        <w:numPr>
+          <w:ilvl w:val="0"/>
+          <w:numId w:val="44"/>
+        </w:numPr>
+      </w:pPr>
+      <w:r>
+        <w:t xml:space="preserve">GOOGLE. </w:t>
+      </w:r>
+      <w:proofErr w:type="spellStart"/>
+      <w:r>
+        <w:t>SDKs</w:t>
+      </w:r>
+      <w:proofErr w:type="spellEnd"/>
+      <w:r>
+        <w:t xml:space="preserve"> do </w:t>
+      </w:r>
+      <w:proofErr w:type="spellStart"/>
+      <w:r>
+        <w:t>Firebase</w:t>
+      </w:r>
+      <w:proofErr w:type="spellEnd"/>
+      <w:r>
+        <w:t>. [</w:t>
+      </w:r>
+      <w:proofErr w:type="gramStart"/>
+      <w:r>
+        <w:t>s.d.]a.</w:t>
+      </w:r>
+      <w:proofErr w:type="gramEnd"/>
+      <w:r>
+        <w:t xml:space="preserve"> Disponível em: firebase.google.com. Acesso em: 07/02/2026.</w:t>
+      </w:r>
+    </w:p>
+    <w:p>
+      <w:pPr>
+        <w:pStyle w:val="CorpodaReferncia"/>
+        <w:numPr>
+          <w:ilvl w:val="0"/>
+          <w:numId w:val="44"/>
+        </w:numPr>
+      </w:pPr>
+      <w:r>
+        <w:t>BATTISTI, Matheus. O que é JWT? Aprenda tudo sobre JSON Web Token. Disponível em: &lt;https://www.youtube.com/</w:t>
+      </w:r>
+      <w:proofErr w:type="spellStart"/>
+      <w:r>
+        <w:t>watch?v</w:t>
+      </w:r>
+      <w:proofErr w:type="spellEnd"/>
+      <w:r>
+        <w:t>=</w:t>
+      </w:r>
+      <w:proofErr w:type="spellStart"/>
+      <w:r>
+        <w:t>sHyoMWnnLGU</w:t>
+      </w:r>
+      <w:proofErr w:type="spellEnd"/>
+      <w:r>
+        <w:t>&gt;. Acesso em: 08/02/2026.</w:t>
+      </w:r>
+    </w:p>
+    <w:p>
+      <w:pPr>
+        <w:pStyle w:val="CorpodaReferncia"/>
+        <w:numPr>
+          <w:ilvl w:val="0"/>
+          <w:numId w:val="44"/>
+        </w:numPr>
+      </w:pPr>
+      <w:r>
+        <w:rPr>
+          <w:lang w:val="en-US"/>
+        </w:rPr>
+        <w:t xml:space="preserve">IETF. RFC 7519: JSON Web Token (JWT). 2015. </w:t>
+      </w:r>
+      <w:r>
+        <w:t>Disponível em: datatracker.ietf.org. Acesso em: 08/02/2026.</w:t>
+      </w:r>
+    </w:p>
+    <w:p>
+      <w:pPr>
+        <w:pStyle w:val="CorpodaReferncia"/>
+        <w:numPr>
+          <w:ilvl w:val="0"/>
+          <w:numId w:val="44"/>
+        </w:numPr>
+        <w:rPr>
+          <w:lang w:val="en-US"/>
+        </w:rPr>
+      </w:pPr>
+      <w:r>
+        <w:rPr>
+          <w:lang w:val="en-US"/>
+        </w:rPr>
+        <w:t xml:space="preserve">CHACON, Scott; STRAUB, Ben. Pro Git. 2. ed. New York, NY: </w:t>
+      </w:r>
+      <w:proofErr w:type="spellStart"/>
+      <w:r>
+        <w:rPr>
+          <w:lang w:val="en-US"/>
+        </w:rPr>
+        <w:t>Apress</w:t>
+      </w:r>
+      <w:proofErr w:type="spellEnd"/>
+      <w:r>
+        <w:rPr>
+          <w:lang w:val="en-US"/>
+        </w:rPr>
+        <w:t>, 2014.</w:t>
+      </w:r>
+    </w:p>
+    <w:p>
+      <w:pPr>
+        <w:pStyle w:val="CorpodaReferncia"/>
+        <w:numPr>
+          <w:ilvl w:val="0"/>
+          <w:numId w:val="44"/>
+        </w:numPr>
+      </w:pPr>
+      <w:r>
+        <w:t xml:space="preserve">GITHUB. </w:t>
+      </w:r>
+      <w:proofErr w:type="spellStart"/>
+      <w:r>
+        <w:t>About</w:t>
+      </w:r>
+      <w:proofErr w:type="spellEnd"/>
+      <w:r>
+        <w:t xml:space="preserve"> GitHub. [s.d.]. Disponível em: github.com. Acesso em: 12/02/2026.</w:t>
+      </w:r>
+    </w:p>
+    <w:p>
+      <w:pPr>
+        <w:pStyle w:val="CorpodaReferncia"/>
+        <w:numPr>
+          <w:ilvl w:val="0"/>
+          <w:numId w:val="44"/>
+        </w:numPr>
+      </w:pPr>
+      <w:r>
+        <w:rPr>
+          <w:lang w:val="en-US"/>
+        </w:rPr>
+        <w:t xml:space="preserve">DOCKER. What is a </w:t>
+      </w:r>
+      <w:proofErr w:type="gramStart"/>
+      <w:r>
+        <w:rPr>
+          <w:lang w:val="en-US"/>
+        </w:rPr>
+        <w:t>Container?.</w:t>
+      </w:r>
+      <w:proofErr w:type="gramEnd"/>
+      <w:r>
+        <w:rPr>
+          <w:lang w:val="en-US"/>
+        </w:rPr>
+        <w:t xml:space="preserve"> </w:t>
+      </w:r>
+      <w:r>
+        <w:t>[s.d.]. Disponível em: www.docker.com. Acesso em: 14/02/2026.</w:t>
+      </w:r>
+    </w:p>
+    <w:p>
+      <w:pPr>
+        <w:pStyle w:val="CorpodaReferncia"/>
+        <w:numPr>
+          <w:ilvl w:val="0"/>
+          <w:numId w:val="44"/>
+        </w:numPr>
+      </w:pPr>
+      <w:r>
+        <w:rPr>
+          <w:lang w:val="en-US"/>
+        </w:rPr>
+        <w:t xml:space="preserve">FACEBOOK. React – A JavaScript library for building user interfaces. </w:t>
+      </w:r>
+      <w:r>
+        <w:t xml:space="preserve">[s.d.]. Disponível em: </w:t>
+      </w:r>
+      <w:proofErr w:type="spellStart"/>
+      <w:r>
+        <w:t>react.dev</w:t>
+      </w:r>
+      <w:proofErr w:type="spellEnd"/>
+      <w:r>
+        <w:t>. Acesso em: 05/02/2026.</w:t>
+      </w:r>
+    </w:p>
+    <w:p>
+      <w:pPr>
+        <w:pStyle w:val="CorpodaReferncia"/>
+        <w:numPr>
+          <w:ilvl w:val="0"/>
+          <w:numId w:val="44"/>
+        </w:numPr>
+      </w:pPr>
+      <w:r>
+        <w:rPr>
+          <w:lang w:val="en-US"/>
+        </w:rPr>
+        <w:t xml:space="preserve">TAILWIND LABS. Tailwind CSS: A utility-first CSS framework. </w:t>
+      </w:r>
+      <w:r>
+        <w:t>[s.d.]. Disponível em: tailwindcss.com. Acesso em: 05/02/2026.</w:t>
+      </w:r>
+    </w:p>
+    <w:p>
+      <w:pPr>
+        <w:pStyle w:val="CorpodaReferncia"/>
+      </w:pPr>
+    </w:p>
+    <w:p>
+      <w:pPr>
+        <w:pStyle w:val="CorpodaReferncia"/>
+      </w:pPr>
+    </w:p>
+    <w:p>
+      <w:pPr>
+        <w:pStyle w:val="CorpodaReferncia"/>
+      </w:pPr>
+      <w:r>
+        <w:rPr>
+          <w:highlight w:val="yellow"/>
+        </w:rPr>
+        <w:t xml:space="preserve">Citar todas as referências utilizadas no trabalho </w:t>
+      </w:r>
+      <w:r>
+        <w:rPr>
+          <w:highlight w:val="yellow"/>
+        </w:rPr>
         <w:t>(seguir as normas da ABNT).</w:t>
       </w:r>
     </w:p>
@@ -4285,6 +8904,291 @@
 <file path=word/numbering.xml><?xml version="1.0" encoding="utf-8"?>
 <w:numbering xmlns:wpc="http://schemas.microsoft.com/office/word/2010/wordprocessingCanvas" xmlns:cx="http://schemas.microsoft.com/office/drawing/2014/chartex" xmlns:cx1="http://schemas.microsoft.com/office/drawing/2015/9/8/chartex" xmlns:cx2="http://schemas.microsoft.com/office/drawing/2015/10/21/chartex" xmlns:cx3="http://schemas.microsoft.com/office/drawing/2016/5/9/chartex" xmlns:cx4="http://schemas.microsoft.com/office/drawing/2016/5/10/chartex" xmlns:cx5="http://schemas.microsoft.com/office/drawing/2016/5/11/chartex" xmlns:cx6="http://schemas.microsoft.com/office/drawing/2016/5/12/chartex" xmlns:cx7="http://schemas.microsoft.com/office/drawing/2016/5/13/chartex" xmlns:cx8="http://schemas.microsoft.com/office/drawing/2016/5/14/chartex" xmlns:mc="http://schemas.openxmlformats.org/markup-compatibility/2006" xmlns:aink="http://schemas.microsoft.com/office/drawing/2016/ink" xmlns:am3d="http://schemas.microsoft.com/office/drawing/2017/model3d" xmlns:o="urn:schemas-microsoft-com:office:office" xmlns:oel="http://schemas.microsoft.com/office/2019/extlst" xmlns:r="http://schemas.openxmlformats.org/officeDocument/2006/relationships" xmlns:m="http://schemas.openxmlformats.org/officeDocument/2006/math" xmlns:v="urn:schemas-microsoft-com:vml" xmlns:wp14="http://schemas.microsoft.com/office/word/2010/wordprocessingDrawing" xmlns:wp="http://schemas.openxmlformats.org/drawingml/2006/wordprocessingDrawing" xmlns:w10="urn:schemas-microsoft-com:office:word" xmlns:w="http://schemas.openxmlformats.org/wordprocessingml/2006/main" xmlns:w14="http://schemas.microsoft.com/office/word/2010/wordml" xmlns:w15="http://schemas.microsoft.com/office/word/2012/wordml" xmlns:w16cex="http://schemas.microsoft.com/office/word/2018/wordml/cex" xmlns:w16cid="http://schemas.microsoft.com/office/word/2016/wordml/cid" xmlns:w16="http://schemas.microsoft.com/office/word/2018/wordml" xmlns:w16du="http://schemas.microsoft.com/office/word/2023/wordml/word16du" xmlns:w16sdtdh="http://schemas.microsoft.com/office/word/2020/wordml/sdtdatahash" xmlns:w16sdtfl="http://schemas.microsoft.com/office/word/2024/wordml/sdtformatlock" xmlns:w16se="http://schemas.microsoft.com/office/word/2015/wordml/symex" xmlns:wpg="http://schemas.microsoft.com/office/word/2010/wordprocessingGroup" xmlns:wpi="http://schemas.microsoft.com/office/word/2010/wordprocessingInk" xmlns:wne="http://schemas.microsoft.com/office/word/2006/wordml" xmlns:wps="http://schemas.microsoft.com/office/word/2010/wordprocessingShape" mc:Ignorable="w14 w15 w16se w16cid w16 w16cex w16sdtdh w16sdtfl w16du wp14">
   <w:abstractNum w:abstractNumId="0" w15:restartNumberingAfterBreak="0">
+    <w:nsid w:val="01F834A2"/>
+    <w:multiLevelType w:val="hybridMultilevel"/>
+    <w:tmpl w:val="C544694A"/>
+    <w:lvl w:ilvl="0" w:tplc="0416000F">
+      <w:start w:val="1"/>
+      <w:numFmt w:val="decimal"/>
+      <w:lvlText w:val="%1."/>
+      <w:lvlJc w:val="left"/>
+      <w:pPr>
+        <w:ind w:left="720" w:hanging="360"/>
+      </w:pPr>
+    </w:lvl>
+    <w:lvl w:ilvl="1" w:tplc="04160019" w:tentative="1">
+      <w:start w:val="1"/>
+      <w:numFmt w:val="lowerLetter"/>
+      <w:lvlText w:val="%2."/>
+      <w:lvlJc w:val="left"/>
+      <w:pPr>
+        <w:ind w:left="1440" w:hanging="360"/>
+      </w:pPr>
+    </w:lvl>
+    <w:lvl w:ilvl="2" w:tplc="0416001B" w:tentative="1">
+      <w:start w:val="1"/>
+      <w:numFmt w:val="lowerRoman"/>
+      <w:lvlText w:val="%3."/>
+      <w:lvlJc w:val="right"/>
+      <w:pPr>
+        <w:ind w:left="2160" w:hanging="180"/>
+      </w:pPr>
+    </w:lvl>
+    <w:lvl w:ilvl="3" w:tplc="0416000F" w:tentative="1">
+      <w:start w:val="1"/>
+      <w:numFmt w:val="decimal"/>
+      <w:lvlText w:val="%4."/>
+      <w:lvlJc w:val="left"/>
+      <w:pPr>
+        <w:ind w:left="2880" w:hanging="360"/>
+      </w:pPr>
+    </w:lvl>
+    <w:lvl w:ilvl="4" w:tplc="04160019" w:tentative="1">
+      <w:start w:val="1"/>
+      <w:numFmt w:val="lowerLetter"/>
+      <w:lvlText w:val="%5."/>
+      <w:lvlJc w:val="left"/>
+      <w:pPr>
+        <w:ind w:left="3600" w:hanging="360"/>
+      </w:pPr>
+    </w:lvl>
+    <w:lvl w:ilvl="5" w:tplc="0416001B" w:tentative="1">
+      <w:start w:val="1"/>
+      <w:numFmt w:val="lowerRoman"/>
+      <w:lvlText w:val="%6."/>
+      <w:lvlJc w:val="right"/>
+      <w:pPr>
+        <w:ind w:left="4320" w:hanging="180"/>
+      </w:pPr>
+    </w:lvl>
+    <w:lvl w:ilvl="6" w:tplc="0416000F" w:tentative="1">
+      <w:start w:val="1"/>
+      <w:numFmt w:val="decimal"/>
+      <w:lvlText w:val="%7."/>
+      <w:lvlJc w:val="left"/>
+      <w:pPr>
+        <w:ind w:left="5040" w:hanging="360"/>
+      </w:pPr>
+    </w:lvl>
+    <w:lvl w:ilvl="7" w:tplc="04160019" w:tentative="1">
+      <w:start w:val="1"/>
+      <w:numFmt w:val="lowerLetter"/>
+      <w:lvlText w:val="%8."/>
+      <w:lvlJc w:val="left"/>
+      <w:pPr>
+        <w:ind w:left="5760" w:hanging="360"/>
+      </w:pPr>
+    </w:lvl>
+    <w:lvl w:ilvl="8" w:tplc="0416001B" w:tentative="1">
+      <w:start w:val="1"/>
+      <w:numFmt w:val="lowerRoman"/>
+      <w:lvlText w:val="%9."/>
+      <w:lvlJc w:val="right"/>
+      <w:pPr>
+        <w:ind w:left="6480" w:hanging="180"/>
+      </w:pPr>
+    </w:lvl>
+  </w:abstractNum>
+  <w:abstractNum w:abstractNumId="1" w15:restartNumberingAfterBreak="0">
+    <w:nsid w:val="3916485B"/>
+    <w:multiLevelType w:val="hybridMultilevel"/>
+    <w:tmpl w:val="29983484"/>
+    <w:lvl w:ilvl="0" w:tplc="04160001">
+      <w:start w:val="1"/>
+      <w:numFmt w:val="bullet"/>
+      <w:lvlText w:val=""/>
+      <w:lvlJc w:val="left"/>
+      <w:pPr>
+        <w:ind w:left="1429" w:hanging="360"/>
+      </w:pPr>
+      <w:rPr>
+        <w:rFonts w:ascii="Symbol" w:hAnsi="Symbol" w:hint="default"/>
+      </w:rPr>
+    </w:lvl>
+    <w:lvl w:ilvl="1" w:tplc="04160003">
+      <w:start w:val="1"/>
+      <w:numFmt w:val="bullet"/>
+      <w:lvlText w:val="o"/>
+      <w:lvlJc w:val="left"/>
+      <w:pPr>
+        <w:ind w:left="2149" w:hanging="360"/>
+      </w:pPr>
+      <w:rPr>
+        <w:rFonts w:ascii="Courier New" w:hAnsi="Courier New" w:cs="Courier New" w:hint="default"/>
+      </w:rPr>
+    </w:lvl>
+    <w:lvl w:ilvl="2" w:tplc="04160005" w:tentative="1">
+      <w:start w:val="1"/>
+      <w:numFmt w:val="bullet"/>
+      <w:lvlText w:val=""/>
+      <w:lvlJc w:val="left"/>
+      <w:pPr>
+        <w:ind w:left="2869" w:hanging="360"/>
+      </w:pPr>
+      <w:rPr>
+        <w:rFonts w:ascii="Wingdings" w:hAnsi="Wingdings" w:hint="default"/>
+      </w:rPr>
+    </w:lvl>
+    <w:lvl w:ilvl="3" w:tplc="04160001" w:tentative="1">
+      <w:start w:val="1"/>
+      <w:numFmt w:val="bullet"/>
+      <w:lvlText w:val=""/>
+      <w:lvlJc w:val="left"/>
+      <w:pPr>
+        <w:ind w:left="3589" w:hanging="360"/>
+      </w:pPr>
+      <w:rPr>
+        <w:rFonts w:ascii="Symbol" w:hAnsi="Symbol" w:hint="default"/>
+      </w:rPr>
+    </w:lvl>
+    <w:lvl w:ilvl="4" w:tplc="04160003" w:tentative="1">
+      <w:start w:val="1"/>
+      <w:numFmt w:val="bullet"/>
+      <w:lvlText w:val="o"/>
+      <w:lvlJc w:val="left"/>
+      <w:pPr>
+        <w:ind w:left="4309" w:hanging="360"/>
+      </w:pPr>
+      <w:rPr>
+        <w:rFonts w:ascii="Courier New" w:hAnsi="Courier New" w:cs="Courier New" w:hint="default"/>
+      </w:rPr>
+    </w:lvl>
+    <w:lvl w:ilvl="5" w:tplc="04160005" w:tentative="1">
+      <w:start w:val="1"/>
+      <w:numFmt w:val="bullet"/>
+      <w:lvlText w:val=""/>
+      <w:lvlJc w:val="left"/>
+      <w:pPr>
+        <w:ind w:left="5029" w:hanging="360"/>
+      </w:pPr>
+      <w:rPr>
+        <w:rFonts w:ascii="Wingdings" w:hAnsi="Wingdings" w:hint="default"/>
+      </w:rPr>
+    </w:lvl>
+    <w:lvl w:ilvl="6" w:tplc="04160001" w:tentative="1">
+      <w:start w:val="1"/>
+      <w:numFmt w:val="bullet"/>
+      <w:lvlText w:val=""/>
+      <w:lvlJc w:val="left"/>
+      <w:pPr>
+        <w:ind w:left="5749" w:hanging="360"/>
+      </w:pPr>
+      <w:rPr>
+        <w:rFonts w:ascii="Symbol" w:hAnsi="Symbol" w:hint="default"/>
+      </w:rPr>
+    </w:lvl>
+    <w:lvl w:ilvl="7" w:tplc="04160003" w:tentative="1">
+      <w:start w:val="1"/>
+      <w:numFmt w:val="bullet"/>
+      <w:lvlText w:val="o"/>
+      <w:lvlJc w:val="left"/>
+      <w:pPr>
+        <w:ind w:left="6469" w:hanging="360"/>
+      </w:pPr>
+      <w:rPr>
+        <w:rFonts w:ascii="Courier New" w:hAnsi="Courier New" w:cs="Courier New" w:hint="default"/>
+      </w:rPr>
+    </w:lvl>
+    <w:lvl w:ilvl="8" w:tplc="04160005" w:tentative="1">
+      <w:start w:val="1"/>
+      <w:numFmt w:val="bullet"/>
+      <w:lvlText w:val=""/>
+      <w:lvlJc w:val="left"/>
+      <w:pPr>
+        <w:ind w:left="7189" w:hanging="360"/>
+      </w:pPr>
+      <w:rPr>
+        <w:rFonts w:ascii="Wingdings" w:hAnsi="Wingdings" w:hint="default"/>
+      </w:rPr>
+    </w:lvl>
+  </w:abstractNum>
+  <w:abstractNum w:abstractNumId="2" w15:restartNumberingAfterBreak="0">
+    <w:nsid w:val="4ADC118D"/>
+    <w:multiLevelType w:val="hybridMultilevel"/>
+    <w:tmpl w:val="F57E748C"/>
+    <w:lvl w:ilvl="0" w:tplc="0416000F">
+      <w:start w:val="1"/>
+      <w:numFmt w:val="decimal"/>
+      <w:lvlText w:val="%1."/>
+      <w:lvlJc w:val="left"/>
+      <w:pPr>
+        <w:ind w:left="720" w:hanging="360"/>
+      </w:pPr>
+    </w:lvl>
+    <w:lvl w:ilvl="1" w:tplc="04160019" w:tentative="1">
+      <w:start w:val="1"/>
+      <w:numFmt w:val="lowerLetter"/>
+      <w:lvlText w:val="%2."/>
+      <w:lvlJc w:val="left"/>
+      <w:pPr>
+        <w:ind w:left="1440" w:hanging="360"/>
+      </w:pPr>
+    </w:lvl>
+    <w:lvl w:ilvl="2" w:tplc="0416001B" w:tentative="1">
+      <w:start w:val="1"/>
+      <w:numFmt w:val="lowerRoman"/>
+      <w:lvlText w:val="%3."/>
+      <w:lvlJc w:val="right"/>
+      <w:pPr>
+        <w:ind w:left="2160" w:hanging="180"/>
+      </w:pPr>
+    </w:lvl>
+    <w:lvl w:ilvl="3" w:tplc="0416000F" w:tentative="1">
+      <w:start w:val="1"/>
+      <w:numFmt w:val="decimal"/>
+      <w:lvlText w:val="%4."/>
+      <w:lvlJc w:val="left"/>
+      <w:pPr>
+        <w:ind w:left="2880" w:hanging="360"/>
+      </w:pPr>
+    </w:lvl>
+    <w:lvl w:ilvl="4" w:tplc="04160019" w:tentative="1">
+      <w:start w:val="1"/>
+      <w:numFmt w:val="lowerLetter"/>
+      <w:lvlText w:val="%5."/>
+      <w:lvlJc w:val="left"/>
+      <w:pPr>
+        <w:ind w:left="3600" w:hanging="360"/>
+      </w:pPr>
+    </w:lvl>
+    <w:lvl w:ilvl="5" w:tplc="0416001B" w:tentative="1">
+      <w:start w:val="1"/>
+      <w:numFmt w:val="lowerRoman"/>
+      <w:lvlText w:val="%6."/>
+      <w:lvlJc w:val="right"/>
+      <w:pPr>
+        <w:ind w:left="4320" w:hanging="180"/>
+      </w:pPr>
+    </w:lvl>
+    <w:lvl w:ilvl="6" w:tplc="0416000F" w:tentative="1">
+      <w:start w:val="1"/>
+      <w:numFmt w:val="decimal"/>
+      <w:lvlText w:val="%7."/>
+      <w:lvlJc w:val="left"/>
+      <w:pPr>
+        <w:ind w:left="5040" w:hanging="360"/>
+      </w:pPr>
+    </w:lvl>
+    <w:lvl w:ilvl="7" w:tplc="04160019" w:tentative="1">
+      <w:start w:val="1"/>
+      <w:numFmt w:val="lowerLetter"/>
+      <w:lvlText w:val="%8."/>
+      <w:lvlJc w:val="left"/>
+      <w:pPr>
+        <w:ind w:left="5760" w:hanging="360"/>
+      </w:pPr>
+    </w:lvl>
+    <w:lvl w:ilvl="8" w:tplc="0416001B" w:tentative="1">
+      <w:start w:val="1"/>
+      <w:numFmt w:val="lowerRoman"/>
+      <w:lvlText w:val="%9."/>
+      <w:lvlJc w:val="right"/>
+      <w:pPr>
+        <w:ind w:left="6480" w:hanging="180"/>
+      </w:pPr>
+    </w:lvl>
+  </w:abstractNum>
+  <w:abstractNum w:abstractNumId="3" w15:restartNumberingAfterBreak="0">
     <w:nsid w:val="6AF57636"/>
     <w:multiLevelType w:val="multilevel"/>
     <w:tmpl w:val="C526C646"/>
@@ -4415,7 +9319,7 @@
       </w:rPr>
     </w:lvl>
   </w:abstractNum>
-  <w:abstractNum w:abstractNumId="1" w15:restartNumberingAfterBreak="0">
+  <w:abstractNum w:abstractNumId="4" w15:restartNumberingAfterBreak="0">
     <w:nsid w:val="7C2F5DF5"/>
     <w:multiLevelType w:val="hybridMultilevel"/>
     <w:tmpl w:val="B7CA7724"/>
@@ -4529,10 +9433,139 @@
     </w:lvl>
   </w:abstractNum>
   <w:num w:numId="1" w16cid:durableId="560824303">
+    <w:abstractNumId w:val="3"/>
+  </w:num>
+  <w:num w:numId="2" w16cid:durableId="1180509139">
+    <w:abstractNumId w:val="4"/>
+  </w:num>
+  <w:num w:numId="3" w16cid:durableId="1501626682">
+    <w:abstractNumId w:val="3"/>
+  </w:num>
+  <w:num w:numId="4" w16cid:durableId="2115469226">
+    <w:abstractNumId w:val="3"/>
+  </w:num>
+  <w:num w:numId="5" w16cid:durableId="1200512870">
+    <w:abstractNumId w:val="3"/>
+  </w:num>
+  <w:num w:numId="6" w16cid:durableId="2144610840">
+    <w:abstractNumId w:val="3"/>
+  </w:num>
+  <w:num w:numId="7" w16cid:durableId="1326934981">
+    <w:abstractNumId w:val="3"/>
+  </w:num>
+  <w:num w:numId="8" w16cid:durableId="165365792">
+    <w:abstractNumId w:val="3"/>
+  </w:num>
+  <w:num w:numId="9" w16cid:durableId="89006930">
+    <w:abstractNumId w:val="1"/>
+  </w:num>
+  <w:num w:numId="10" w16cid:durableId="257756998">
+    <w:abstractNumId w:val="3"/>
+  </w:num>
+  <w:num w:numId="11" w16cid:durableId="1352026850">
+    <w:abstractNumId w:val="3"/>
+  </w:num>
+  <w:num w:numId="12" w16cid:durableId="2072653516">
+    <w:abstractNumId w:val="3"/>
+  </w:num>
+  <w:num w:numId="13" w16cid:durableId="584538658">
+    <w:abstractNumId w:val="3"/>
+  </w:num>
+  <w:num w:numId="14" w16cid:durableId="1940478141">
+    <w:abstractNumId w:val="3"/>
+  </w:num>
+  <w:num w:numId="15" w16cid:durableId="1041057335">
+    <w:abstractNumId w:val="3"/>
+  </w:num>
+  <w:num w:numId="16" w16cid:durableId="2079936931">
+    <w:abstractNumId w:val="3"/>
+  </w:num>
+  <w:num w:numId="17" w16cid:durableId="1110975812">
+    <w:abstractNumId w:val="3"/>
+  </w:num>
+  <w:num w:numId="18" w16cid:durableId="2123837638">
+    <w:abstractNumId w:val="3"/>
+  </w:num>
+  <w:num w:numId="19" w16cid:durableId="1496531569">
+    <w:abstractNumId w:val="3"/>
+  </w:num>
+  <w:num w:numId="20" w16cid:durableId="595290973">
+    <w:abstractNumId w:val="3"/>
+  </w:num>
+  <w:num w:numId="21" w16cid:durableId="1858737945">
+    <w:abstractNumId w:val="3"/>
+  </w:num>
+  <w:num w:numId="22" w16cid:durableId="1107114164">
+    <w:abstractNumId w:val="3"/>
+  </w:num>
+  <w:num w:numId="23" w16cid:durableId="1419905000">
+    <w:abstractNumId w:val="3"/>
+  </w:num>
+  <w:num w:numId="24" w16cid:durableId="595745705">
+    <w:abstractNumId w:val="3"/>
+  </w:num>
+  <w:num w:numId="25" w16cid:durableId="1932160477">
+    <w:abstractNumId w:val="3"/>
+  </w:num>
+  <w:num w:numId="26" w16cid:durableId="1935624344">
+    <w:abstractNumId w:val="3"/>
+  </w:num>
+  <w:num w:numId="27" w16cid:durableId="441805236">
+    <w:abstractNumId w:val="3"/>
+  </w:num>
+  <w:num w:numId="28" w16cid:durableId="81680444">
+    <w:abstractNumId w:val="3"/>
+  </w:num>
+  <w:num w:numId="29" w16cid:durableId="771900702">
+    <w:abstractNumId w:val="3"/>
+  </w:num>
+  <w:num w:numId="30" w16cid:durableId="1002976055">
+    <w:abstractNumId w:val="3"/>
+  </w:num>
+  <w:num w:numId="31" w16cid:durableId="964236417">
+    <w:abstractNumId w:val="3"/>
+  </w:num>
+  <w:num w:numId="32" w16cid:durableId="1067654603">
+    <w:abstractNumId w:val="3"/>
+  </w:num>
+  <w:num w:numId="33" w16cid:durableId="683290944">
+    <w:abstractNumId w:val="3"/>
+  </w:num>
+  <w:num w:numId="34" w16cid:durableId="1764719264">
+    <w:abstractNumId w:val="3"/>
+  </w:num>
+  <w:num w:numId="35" w16cid:durableId="2144738052">
+    <w:abstractNumId w:val="3"/>
+  </w:num>
+  <w:num w:numId="36" w16cid:durableId="110905844">
+    <w:abstractNumId w:val="3"/>
+  </w:num>
+  <w:num w:numId="37" w16cid:durableId="713623303">
+    <w:abstractNumId w:val="3"/>
+  </w:num>
+  <w:num w:numId="38" w16cid:durableId="1754353590">
+    <w:abstractNumId w:val="3"/>
+  </w:num>
+  <w:num w:numId="39" w16cid:durableId="574628324">
+    <w:abstractNumId w:val="3"/>
+  </w:num>
+  <w:num w:numId="40" w16cid:durableId="1674720557">
+    <w:abstractNumId w:val="3"/>
+  </w:num>
+  <w:num w:numId="41" w16cid:durableId="932934390">
+    <w:abstractNumId w:val="3"/>
+  </w:num>
+  <w:num w:numId="42" w16cid:durableId="175001310">
+    <w:abstractNumId w:val="3"/>
+  </w:num>
+  <w:num w:numId="43" w16cid:durableId="2037348210">
+    <w:abstractNumId w:val="3"/>
+  </w:num>
+  <w:num w:numId="44" w16cid:durableId="379977950">
     <w:abstractNumId w:val="0"/>
   </w:num>
-  <w:num w:numId="2" w16cid:durableId="1180509139">
-    <w:abstractNumId w:val="1"/>
+  <w:num w:numId="45" w16cid:durableId="27680345">
+    <w:abstractNumId w:val="2"/>
   </w:num>
 </w:numbering>
 </file>
@@ -5000,7 +10033,6 @@
         <w:ilvl w:val="1"/>
         <w:numId w:val="1"/>
       </w:numPr>
-      <w:ind w:left="1134" w:hanging="425"/>
       <w:outlineLvl w:val="1"/>
     </w:pPr>
     <w:rPr>
@@ -5022,7 +10054,6 @@
         <w:ilvl w:val="2"/>
         <w:numId w:val="1"/>
       </w:numPr>
-      <w:ind w:left="1701" w:hanging="709"/>
       <w:outlineLvl w:val="2"/>
     </w:pPr>
     <w:rPr>
@@ -5493,6 +10524,37 @@
       <w:szCs w:val="20"/>
     </w:rPr>
   </w:style>
+  <w:style w:type="paragraph" w:styleId="Legenda">
+    <w:name w:val="caption"/>
+    <w:basedOn w:val="Normal"/>
+    <w:next w:val="Normal"/>
+    <w:uiPriority w:val="35"/>
+    <w:unhideWhenUsed/>
+    <w:qFormat/>
+    <w:rsid w:val="000A2A4C"/>
+    <w:pPr>
+      <w:spacing w:after="200" w:line="240" w:lineRule="auto"/>
+    </w:pPr>
+    <w:rPr>
+      <w:i/>
+      <w:iCs/>
+      <w:color w:val="44546A" w:themeColor="text2"/>
+      <w:sz w:val="18"/>
+      <w:szCs w:val="18"/>
+    </w:rPr>
+  </w:style>
+  <w:style w:type="character" w:styleId="MenoPendente">
+    <w:name w:val="Unresolved Mention"/>
+    <w:basedOn w:val="Fontepargpadro"/>
+    <w:uiPriority w:val="99"/>
+    <w:semiHidden/>
+    <w:unhideWhenUsed/>
+    <w:rsid w:val="00CA0851"/>
+    <w:rPr>
+      <w:color w:val="605E5C"/>
+      <w:shd w:val="clear" w:color="auto" w:fill="E1DFDD"/>
+    </w:rPr>
+  </w:style>
 </w:styles>
 </file>
 

--- a/TCC/TCC-fullstack-projeto-prático.docx
+++ b/TCC/TCC-fullstack-projeto-prático.docx
@@ -717,6 +717,14 @@
               <w:color w:val="2F5496" w:themeColor="accent1" w:themeShade="BF"/>
               <w:sz w:val="24"/>
               <w:szCs w:val="24"/>
+              <w14:textFill>
+                <w14:solidFill>
+                  <w14:schemeClr w14:val="accent1">
+                    <w14:lumMod w14:val="75000"/>
+                    <w14:lumMod w14:val="75000"/>
+                  </w14:schemeClr>
+                </w14:solidFill>
+              </w14:textFill>
             </w:rPr>
           </w:pPr>
         </w:p>
@@ -2147,35 +2155,48 @@
         <w:pStyle w:val="CorpodoTexto"/>
       </w:pPr>
       <w:r>
-        <w:t>A tecnologia, em sua constante evolução, oferece ferramentas poderosas para otimizar processos e, principalmente, aproximar instituições de seus públicos. No contexto da administração pública, essa aproximação é vital para a melhoria contínua dos serviços e para o fortalecimento da cidadania. Como gestor de projetos de TI na Subsecretaria de Tecnologia da Informação da Prefeitura de Manaus, tenho uma visão privilegiada não apenas dos desafios operacionais, mas também das imensas oportunidades que a tecnologia pode oferecer para transformar a vida do cidadão.</w:t>
-      </w:r>
-    </w:p>
-    <w:p>
-      <w:pPr>
-        <w:pStyle w:val="CorpodoTexto"/>
-      </w:pPr>
-      <w:r>
-        <w:t xml:space="preserve">Observa-se que, apesar dos esforços em modernização, ainda existe uma lacuna significativa na comunicação eficaz entre a população e a administração municipal. Muitas vezes, a distância entre o cidadão e os órgãos públicos dificulta que as demandas e ocorrências sejam comunicadas de forma direta, clara e que recebam um retorno transparente e ágil. Essa barreira, como identificado em </w:t>
-      </w:r>
-      <w:r>
-        <w:rPr>
-          <w:i/>
-          <w:iCs/>
-        </w:rPr>
-        <w:t>Memorial</w:t>
-      </w:r>
-      <w:r>
-        <w:t xml:space="preserve">, </w:t>
-      </w:r>
-      <w:r>
-        <w:rPr>
-          <w:i/>
-          <w:iCs/>
-        </w:rPr>
-        <w:t>Conexão com a solução a ser implementada</w:t>
-      </w:r>
-      <w:r>
-        <w:t>, impede que problemas sejam reportados de maneira intuitiva e que gestores possam oferecer soluções ou planos de ação de forma eficiente. A falta de um canal direto não só gera frustração na população, mas também priva a gestão pública de uma fonte rica de dados sobre as necessidades e os pontos de melhoria na cidade.</w:t>
+        <w:t>A transformação digital tem reconfigurado a forma como organizações estruturam processos, tomam decisões e se relacionam com seus públicos. No setor público, essa mudança assume relevância ainda maior, uma vez que está diretamente vinculada à eficiência administrativa, à transparência e à ampliação da participação social. Conforme argumenta Manuel Castells (1999), a sociedade em rede redefine os fluxos de informação e impõe às instituições a necessidade de adaptação a uma lógica comunicacional mais dinâmica e interconectada.</w:t>
+      </w:r>
+    </w:p>
+    <w:p>
+      <w:pPr>
+        <w:pStyle w:val="CorpodoTexto"/>
+      </w:pPr>
+      <w:r>
+        <w:t>No contexto da administração pública, a incorporação de tecnologias digitais não deve ser compreendida apenas como modernização instrumental, mas como mecanismo de aprimoramento da governança. Para Pierre Lévy (1999), as tecnologias da informação ampliam o potencial de inteligência coletiva, permitindo que cidadãos participem mais ativamente dos processos institucionais. Nessa mesma linha, o governo digital evolui de uma fase meramente informacional para um modelo transformacional, no qual a tecnologia passa a reestruturar a forma como o Estado organiza seus serviços e interage com a sociedade</w:t>
+      </w:r>
+      <w:r>
+        <w:t xml:space="preserve"> (JANOWSKI,</w:t>
+      </w:r>
+      <w:r>
+        <w:t xml:space="preserve"> 2015)</w:t>
+      </w:r>
+      <w:r>
+        <w:t>.</w:t>
+      </w:r>
+    </w:p>
+    <w:p>
+      <w:pPr>
+        <w:pStyle w:val="CorpodoTexto"/>
+      </w:pPr>
+      <w:r>
+        <w:t xml:space="preserve">A partir da experiência prática na Subsecretaria de Tecnologia da Informação da Prefeitura de Manaus, observa-se que, embora haja iniciativas de digitalização, ainda persiste uma lacuna relevante na comunicação entre cidadão e administração pública. Essa dificuldade de interação compromete tanto a eficiência do serviço quanto a percepção de legitimidade institucional. Segundo </w:t>
+      </w:r>
+      <w:proofErr w:type="spellStart"/>
+      <w:r>
+        <w:t>Denhardt</w:t>
+      </w:r>
+      <w:proofErr w:type="spellEnd"/>
+      <w:r>
+        <w:t xml:space="preserve"> e </w:t>
+      </w:r>
+      <w:proofErr w:type="spellStart"/>
+      <w:r>
+        <w:t>Denhardt</w:t>
+      </w:r>
+      <w:proofErr w:type="spellEnd"/>
+      <w:r>
+        <w:t xml:space="preserve"> (2007), o paradigma do Novo Serviço Público enfatiza que o papel do gestor não é apenas administrar recursos, mas fortalecer a cidadania por meio de canais efetivos de participação e diálogo.</w:t>
       </w:r>
     </w:p>
     <w:p>
@@ -2191,11 +2212,8 @@
         <w:pStyle w:val="CorpodoTexto"/>
       </w:pPr>
       <w:r>
-        <w:t xml:space="preserve">Portanto, este Trabalho de Conclusão de Curso propõe a implementação de um Sistema Colaborativo Cidadão-Governo. A premissa é clara: criar um canal direto e intuitivo para que o cidadão possa registrar suas demandas e, em contrapartida, oferecer aos gestores públicos a capacidade de atuar e responder a essas questões com transparência. Tal sistema não visa apenas democratizar o acesso à comunicação com o poder público, mas também, estrategicamente, fornecer à gestão </w:t>
-      </w:r>
-      <w:r>
         <w:lastRenderedPageBreak/>
-        <w:t>uma base de dados robusta. Essa base de informações permitirá uma compreensão mais aprofundada das necessidades da população, viabilizando um direcionamento de esforços mais eficaz e pavimentando o caminho para futuras otimizações baseadas em análise de dados e, futuramente, com o apoio de inteligência artificial (Memorial, Conexão com a solução a ser implementada). Este projeto é, portanto, um passo fundamental para tornar a administração pública mais responsiva, transparente e orientada para as reais necessidades da população de Manaus.</w:t>
+        <w:t>Portanto, este Trabalho de Conclusão de Curso propõe a implementação de um Sistema Colaborativo Cidadão-Governo. A premissa é clara: criar um canal direto e intuitivo para que o cidadão possa registrar suas demandas e, em contrapartida, oferecer aos gestores públicos a capacidade de atuar e responder a essas questões com transparência. Tal sistema não visa apenas democratizar o acesso à comunicação com o poder público, mas também, estrategicamente, fornecer à gestão uma base de dados robusta. Essa base de informações permitirá uma compreensão mais aprofundada das necessidades da população, viabilizando um direcionamento de esforços mais eficaz e pavimentando o caminho para futuras otimizações baseadas em análise de dados e, futuramente, com o apoio de inteligência artificial (Memorial, Conexão com a solução a ser implementada). Este projeto é, portanto, um passo fundamental para tornar a administração pública mais responsiva, transparente e orientada para as reais necessidades da população de Manaus.</w:t>
       </w:r>
     </w:p>
     <w:p>
@@ -4365,13 +4383,7 @@
         <w:pStyle w:val="CorpodoTexto"/>
       </w:pPr>
       <w:r>
-        <w:t xml:space="preserve">O desenvolvimento de uma solução robusta e adaptável, como o Sistema Colaborativo Cidadão-Governo, exige uma abordagem que não apenas organize as etapas, mas também garanta a qualidade, a colaboração e a capacidade de resposta a mudanças. </w:t>
-      </w:r>
-      <w:r>
-        <w:t>Deste modo</w:t>
-      </w:r>
-      <w:r>
-        <w:t>, o ciclo de desenvolvimento da presente solução será interativo e incremental, utilizando as boas práticas da metodologia ágil Scrum.</w:t>
+        <w:t>O desenvolvimento de uma solução robusta e adaptável, como o Sistema Colaborativo Cidadão-Governo, exige uma abordagem que não apenas organize as etapas, mas também garanta a qualidade, a colaboração e a capacidade de resposta a mudanças. Deste modo, o ciclo de desenvolvimento da presente solução será interativo e incremental, utilizando as boas práticas da metodologia ágil Scrum.</w:t>
       </w:r>
     </w:p>
     <w:p>
@@ -4385,13 +4397,7 @@
         <w:ind w:left="1134" w:hanging="425"/>
       </w:pPr>
       <w:r>
-        <w:t xml:space="preserve">Abordagem </w:t>
-      </w:r>
-      <w:r>
-        <w:t>m</w:t>
-      </w:r>
-      <w:r>
-        <w:t>etodológica: Scrum</w:t>
+        <w:t>Abordagem metodológica: Scrum</w:t>
       </w:r>
     </w:p>
     <w:p>
@@ -4402,9 +4408,6 @@
         <w:t xml:space="preserve">O Scrum é um framework para desenvolver e manter produtos complexos, caracterizado por ser leve, simples de entender e difícil de dominar </w:t>
       </w:r>
       <w:r>
-        <w:rPr>
-          <w:highlight w:val="yellow"/>
-        </w:rPr>
         <w:t>(SCHWABER; SUTHERLAND, 2020)</w:t>
       </w:r>
       <w:r>
@@ -4422,19 +4425,7 @@
         <w:ind w:left="1701" w:hanging="709"/>
       </w:pPr>
       <w:r>
-        <w:t xml:space="preserve">Etapas do </w:t>
-      </w:r>
-      <w:r>
-        <w:t>c</w:t>
-      </w:r>
-      <w:r>
-        <w:t xml:space="preserve">iclo de </w:t>
-      </w:r>
-      <w:r>
-        <w:t>d</w:t>
-      </w:r>
-      <w:r>
-        <w:t>esenvolvimento (Sprints)</w:t>
+        <w:t>Etapas do ciclo de desenvolvimento (Sprints)</w:t>
       </w:r>
     </w:p>
     <w:p>
@@ -4446,9 +4437,6 @@
         <w:t xml:space="preserve">As etapas do desenvolvimento serão organizadas em Sprints, que são iterações de duração fixa (tipicamente de uma a quatro semanas). Cada Sprint tem como objetivo entregar um "Incremento" de software potencialmente utilizável e pronto para o uso. As principais atividades dentro de um Sprint incluem </w:t>
       </w:r>
       <w:r>
-        <w:rPr>
-          <w:highlight w:val="yellow"/>
-        </w:rPr>
         <w:t>(SCHWABER; SUTHERLAND, 2020)</w:t>
       </w:r>
       <w:r>
@@ -4525,13 +4513,7 @@
         </w:numPr>
       </w:pPr>
       <w:r>
-        <w:t>Sprint Review: Ao final d</w:t>
-      </w:r>
-      <w:r>
-        <w:t>a</w:t>
-      </w:r>
-      <w:r>
-        <w:t xml:space="preserve"> Sprint, a equipe apresenta o incremento concluído aos stakeholders para inspeção e coleta de feedback.</w:t>
+        <w:t>Sprint Review: Ao final da Sprint, a equipe apresenta o incremento concluído aos stakeholders para inspeção e coleta de feedback.</w:t>
       </w:r>
     </w:p>
     <w:p>
@@ -4560,13 +4542,7 @@
         <w:ind w:firstLine="993"/>
       </w:pPr>
       <w:r>
-        <w:t>A separação em Sprints assegura que o progresso seja contínuo e que a equipe</w:t>
-      </w:r>
-      <w:r>
-        <w:t xml:space="preserve">, caso haja uma, </w:t>
-      </w:r>
-      <w:r>
-        <w:t>possa se adaptar a novas informações ou prioridades, entregando valor de forma consistente.</w:t>
+        <w:t>A separação em Sprints assegura que o progresso seja contínuo e que a equipe, caso haja uma, possa se adaptar a novas informações ou prioridades, entregando valor de forma consistente.</w:t>
       </w:r>
     </w:p>
     <w:p>
@@ -5490,6 +5466,9 @@
         </mc:AlternateContent>
       </w:r>
       <w:r>
+        <w:rPr>
+          <w:noProof/>
+        </w:rPr>
         <w:drawing>
           <wp:anchor distT="0" distB="0" distL="114300" distR="114300" simplePos="0" relativeHeight="251661312" behindDoc="0" locked="0" layoutInCell="1" allowOverlap="1" wp14:anchorId="567E70CC" wp14:editId="5E57167F">
             <wp:simplePos x="0" y="0"/>
@@ -5554,19 +5533,7 @@
         </w:drawing>
       </w:r>
       <w:r>
-        <w:t>Esta é a primeira tela que o cidadão visualiza ao acessar o sistema sem estar logado. Ela serve como um portal de entrada e um convite à participação cívica.</w:t>
-      </w:r>
-      <w:r>
-        <w:t xml:space="preserve"> O objetivo </w:t>
-      </w:r>
-      <w:r>
-        <w:t xml:space="preserve">é fornecer uma experiência acolhedora e clara, direcionando o usuário </w:t>
-      </w:r>
-      <w:r>
-        <w:t>a</w:t>
-      </w:r>
-      <w:r>
-        <w:t>o próximo passo de sua jornada, seja ele o registro ou o acesso.</w:t>
+        <w:t>Esta é a primeira tela que o cidadão visualiza ao acessar o sistema sem estar logado. Ela serve como um portal de entrada e um convite à participação cívica. O objetivo é fornecer uma experiência acolhedora e clara, direcionando o usuário ao próximo passo de sua jornada, seja ele o registro ou o acesso.</w:t>
       </w:r>
     </w:p>
     <w:p>
@@ -5736,6 +5703,9 @@
         </mc:AlternateContent>
       </w:r>
       <w:r>
+        <w:rPr>
+          <w:noProof/>
+        </w:rPr>
         <w:drawing>
           <wp:anchor distT="0" distB="0" distL="114300" distR="114300" simplePos="0" relativeHeight="251662336" behindDoc="0" locked="0" layoutInCell="1" allowOverlap="1" wp14:anchorId="491047E9" wp14:editId="6BC7A5C2">
             <wp:simplePos x="0" y="0"/>
@@ -5911,19 +5881,7 @@
         <w:ind w:left="1701" w:hanging="709"/>
       </w:pPr>
       <w:r>
-        <w:t xml:space="preserve">Tela de </w:t>
-      </w:r>
-      <w:r>
-        <w:t>n</w:t>
-      </w:r>
-      <w:r>
-        <w:t xml:space="preserve">ovo </w:t>
-      </w:r>
-      <w:r>
-        <w:t>r</w:t>
-      </w:r>
-      <w:r>
-        <w:t>equerimento</w:t>
+        <w:t>Tela de novo requerimento</w:t>
       </w:r>
     </w:p>
     <w:p>
@@ -5932,13 +5890,7 @@
         <w:ind w:firstLine="993"/>
       </w:pPr>
       <w:r>
-        <w:t xml:space="preserve">Formulário </w:t>
-      </w:r>
-      <w:r>
-        <w:t xml:space="preserve">(Figura 5) </w:t>
-      </w:r>
-      <w:r>
-        <w:t>para o cidadão registrar uma nova solicitação à prefeitura. Design pensado para facilitar o preenchimento, com feedback visual claro e instruções sucintas, incentivando o registro de novas solicitações.</w:t>
+        <w:t>Formulário (Figura 5) para o cidadão registrar uma nova solicitação à prefeitura. Design pensado para facilitar o preenchimento, com feedback visual claro e instruções sucintas, incentivando o registro de novas solicitações.</w:t>
       </w:r>
     </w:p>
     <w:p>
@@ -6162,6 +6114,9 @@
         </mc:AlternateContent>
       </w:r>
       <w:r>
+        <w:rPr>
+          <w:noProof/>
+        </w:rPr>
         <w:drawing>
           <wp:anchor distT="0" distB="0" distL="114300" distR="114300" simplePos="0" relativeHeight="251670528" behindDoc="0" locked="0" layoutInCell="1" allowOverlap="1" wp14:anchorId="1CA27456" wp14:editId="5334C5FB">
             <wp:simplePos x="0" y="0"/>
@@ -6226,6 +6181,9 @@
         </w:drawing>
       </w:r>
       <w:r>
+        <w:rPr>
+          <w:noProof/>
+        </w:rPr>
         <w:drawing>
           <wp:anchor distT="0" distB="0" distL="114300" distR="114300" simplePos="0" relativeHeight="251663360" behindDoc="0" locked="0" layoutInCell="1" allowOverlap="1" wp14:anchorId="30453FCE" wp14:editId="77B7F245">
             <wp:simplePos x="0" y="0"/>
@@ -6437,6 +6395,9 @@
         </mc:AlternateContent>
       </w:r>
       <w:r>
+        <w:rPr>
+          <w:noProof/>
+        </w:rPr>
         <w:drawing>
           <wp:anchor distT="0" distB="0" distL="114300" distR="114300" simplePos="0" relativeHeight="251675648" behindDoc="0" locked="0" layoutInCell="1" allowOverlap="1" wp14:anchorId="014CB6E6" wp14:editId="1096AFCC">
             <wp:simplePos x="0" y="0"/>
@@ -6637,19 +6598,7 @@
         <w:t>Interface dedicada ao acesso de servidores ao ambiente administrativo do sistema.</w:t>
       </w:r>
       <w:r>
-        <w:t xml:space="preserve"> </w:t>
-      </w:r>
-      <w:r>
-        <w:t xml:space="preserve">Similar ao login do cidadão, com autenticação </w:t>
-      </w:r>
-      <w:r>
-        <w:t xml:space="preserve">igualmente </w:t>
-      </w:r>
-      <w:r>
-        <w:t>robusta</w:t>
-      </w:r>
-      <w:r>
-        <w:t>.</w:t>
+        <w:t xml:space="preserve"> Similar ao login do cidadão, com autenticação igualmente robusta.</w:t>
       </w:r>
     </w:p>
     <w:p>
@@ -6749,6 +6698,9 @@
         </mc:AlternateContent>
       </w:r>
       <w:r>
+        <w:rPr>
+          <w:noProof/>
+        </w:rPr>
         <w:drawing>
           <wp:anchor distT="0" distB="0" distL="114300" distR="114300" simplePos="0" relativeHeight="251678720" behindDoc="0" locked="0" layoutInCell="1" allowOverlap="1" wp14:anchorId="61B585E2" wp14:editId="2797DEFB">
             <wp:simplePos x="0" y="0"/>
@@ -6911,6 +6863,9 @@
         <w:t>Figura 7: Tela inicial (módulo interno)</w:t>
       </w:r>
       <w:r>
+        <w:rPr>
+          <w:noProof/>
+        </w:rPr>
         <w:drawing>
           <wp:anchor distT="0" distB="0" distL="114300" distR="114300" simplePos="0" relativeHeight="251681792" behindDoc="0" locked="0" layoutInCell="1" allowOverlap="1" wp14:anchorId="67A356E9" wp14:editId="4D78CBA8">
             <wp:simplePos x="0" y="0"/>
@@ -7842,6 +7797,174 @@
           <w:szCs w:val="24"/>
         </w:rPr>
       </w:pPr>
+    </w:p>
+    <w:p>
+      <w:pPr>
+        <w:pStyle w:val="CorpodaReferncia"/>
+        <w:numPr>
+          <w:ilvl w:val="0"/>
+          <w:numId w:val="44"/>
+        </w:numPr>
+      </w:pPr>
+      <w:r>
+        <w:t>CASTELLS, Manuel. A sociedade em rede. São Paulo: Paz e Terra, 1999.</w:t>
+      </w:r>
+    </w:p>
+    <w:p>
+      <w:pPr>
+        <w:pStyle w:val="CorpodaReferncia"/>
+        <w:numPr>
+          <w:ilvl w:val="0"/>
+          <w:numId w:val="44"/>
+        </w:numPr>
+      </w:pPr>
+      <w:r>
+        <w:t xml:space="preserve">DENHARDT, Janet V.; DENHARDT, Robert B. The New </w:t>
+      </w:r>
+      <w:proofErr w:type="spellStart"/>
+      <w:r>
+        <w:t>Public</w:t>
+      </w:r>
+      <w:proofErr w:type="spellEnd"/>
+      <w:r>
+        <w:t xml:space="preserve"> Service: </w:t>
+      </w:r>
+      <w:proofErr w:type="spellStart"/>
+      <w:r>
+        <w:t>Serving</w:t>
+      </w:r>
+      <w:proofErr w:type="spellEnd"/>
+      <w:r>
+        <w:t xml:space="preserve">, </w:t>
+      </w:r>
+      <w:proofErr w:type="spellStart"/>
+      <w:r>
+        <w:t>Not</w:t>
+      </w:r>
+      <w:proofErr w:type="spellEnd"/>
+      <w:r>
+        <w:t xml:space="preserve"> </w:t>
+      </w:r>
+      <w:proofErr w:type="spellStart"/>
+      <w:r>
+        <w:t>Steering</w:t>
+      </w:r>
+      <w:proofErr w:type="spellEnd"/>
+      <w:r>
+        <w:t xml:space="preserve">. 2. ed. </w:t>
+      </w:r>
+      <w:proofErr w:type="spellStart"/>
+      <w:r>
+        <w:t>Armonk</w:t>
+      </w:r>
+      <w:proofErr w:type="spellEnd"/>
+      <w:r>
+        <w:t>: M.E. Sharpe, 2007.</w:t>
+      </w:r>
+    </w:p>
+    <w:p>
+      <w:pPr>
+        <w:pStyle w:val="CorpodaReferncia"/>
+        <w:numPr>
+          <w:ilvl w:val="0"/>
+          <w:numId w:val="44"/>
+        </w:numPr>
+      </w:pPr>
+      <w:r>
+        <w:t xml:space="preserve">JANOWSKI, </w:t>
+      </w:r>
+      <w:proofErr w:type="spellStart"/>
+      <w:r>
+        <w:t>Tomasz</w:t>
+      </w:r>
+      <w:proofErr w:type="spellEnd"/>
+      <w:r>
+        <w:t xml:space="preserve">. Digital </w:t>
+      </w:r>
+      <w:proofErr w:type="spellStart"/>
+      <w:r>
+        <w:t>government</w:t>
+      </w:r>
+      <w:proofErr w:type="spellEnd"/>
+      <w:r>
+        <w:t xml:space="preserve"> </w:t>
+      </w:r>
+      <w:proofErr w:type="spellStart"/>
+      <w:r>
+        <w:t>evolution</w:t>
+      </w:r>
+      <w:proofErr w:type="spellEnd"/>
+      <w:r>
+        <w:t xml:space="preserve">: </w:t>
+      </w:r>
+      <w:proofErr w:type="spellStart"/>
+      <w:r>
+        <w:t>From</w:t>
+      </w:r>
+      <w:proofErr w:type="spellEnd"/>
+      <w:r>
+        <w:t xml:space="preserve"> </w:t>
+      </w:r>
+      <w:proofErr w:type="spellStart"/>
+      <w:r>
+        <w:t>transformation</w:t>
+      </w:r>
+      <w:proofErr w:type="spellEnd"/>
+      <w:r>
+        <w:t xml:space="preserve"> </w:t>
+      </w:r>
+      <w:proofErr w:type="spellStart"/>
+      <w:r>
+        <w:t>to</w:t>
+      </w:r>
+      <w:proofErr w:type="spellEnd"/>
+      <w:r>
+        <w:t xml:space="preserve"> </w:t>
+      </w:r>
+      <w:proofErr w:type="spellStart"/>
+      <w:r>
+        <w:t>contextualization</w:t>
+      </w:r>
+      <w:proofErr w:type="spellEnd"/>
+      <w:r>
+        <w:t xml:space="preserve">. </w:t>
+      </w:r>
+      <w:proofErr w:type="spellStart"/>
+      <w:r>
+        <w:t>Government</w:t>
+      </w:r>
+      <w:proofErr w:type="spellEnd"/>
+      <w:r>
+        <w:t xml:space="preserve"> </w:t>
+      </w:r>
+      <w:proofErr w:type="spellStart"/>
+      <w:r>
+        <w:t>Information</w:t>
+      </w:r>
+      <w:proofErr w:type="spellEnd"/>
+      <w:r>
+        <w:t xml:space="preserve"> </w:t>
+      </w:r>
+      <w:proofErr w:type="spellStart"/>
+      <w:r>
+        <w:t>Quarterly</w:t>
+      </w:r>
+      <w:proofErr w:type="spellEnd"/>
+      <w:r>
+        <w:t>, v. 32, n. 3, p. 221–236, 2015.</w:t>
+      </w:r>
+    </w:p>
+    <w:p>
+      <w:pPr>
+        <w:pStyle w:val="CorpodaReferncia"/>
+        <w:numPr>
+          <w:ilvl w:val="0"/>
+          <w:numId w:val="44"/>
+        </w:numPr>
+      </w:pPr>
+      <w:r>
+        <w:t>LÉVY, Pierre. Cibercultura. São Paulo: Editora 34, 1999.</w:t>
+      </w:r>
     </w:p>
     <w:p>
       <w:pPr>
